--- a/docs/Relatorio FarmaGest.docx
+++ b/docs/Relatorio FarmaGest.docx
@@ -12,6 +12,7 @@
           <w:szCs w:val="24"/>
         </w:rPr>
       </w:pPr>
+      <w:proofErr w:type="spellStart"/>
       <w:r>
         <w:rPr>
           <w:rFonts w:ascii="Arial" w:hAnsi="Arial" w:cs="Arial"/>
@@ -21,6 +22,7 @@
         </w:rPr>
         <w:t>FarmaGest</w:t>
       </w:r>
+      <w:proofErr w:type="spellEnd"/>
     </w:p>
     <w:p>
       <w:pPr>
@@ -133,6 +135,7 @@
           <w:szCs w:val="24"/>
         </w:rPr>
       </w:pPr>
+      <w:proofErr w:type="spellStart"/>
       <w:r>
         <w:rPr>
           <w:rFonts w:ascii="Arial" w:hAnsi="Arial" w:cs="Arial"/>
@@ -140,8 +143,49 @@
           <w:sz w:val="24"/>
           <w:szCs w:val="24"/>
         </w:rPr>
-        <w:t>Nordino Elias Jossias Uamusse</w:t>
-      </w:r>
+        <w:t>Nordino</w:t>
+      </w:r>
+      <w:proofErr w:type="spellEnd"/>
+      <w:r>
+        <w:rPr>
+          <w:rFonts w:ascii="Arial" w:hAnsi="Arial" w:cs="Arial"/>
+          <w:b/>
+          <w:sz w:val="24"/>
+          <w:szCs w:val="24"/>
+        </w:rPr>
+        <w:t xml:space="preserve"> Elias </w:t>
+      </w:r>
+      <w:proofErr w:type="spellStart"/>
+      <w:r>
+        <w:rPr>
+          <w:rFonts w:ascii="Arial" w:hAnsi="Arial" w:cs="Arial"/>
+          <w:b/>
+          <w:sz w:val="24"/>
+          <w:szCs w:val="24"/>
+        </w:rPr>
+        <w:t>Jossias</w:t>
+      </w:r>
+      <w:proofErr w:type="spellEnd"/>
+      <w:r>
+        <w:rPr>
+          <w:rFonts w:ascii="Arial" w:hAnsi="Arial" w:cs="Arial"/>
+          <w:b/>
+          <w:sz w:val="24"/>
+          <w:szCs w:val="24"/>
+        </w:rPr>
+        <w:t xml:space="preserve"> </w:t>
+      </w:r>
+      <w:proofErr w:type="spellStart"/>
+      <w:r>
+        <w:rPr>
+          <w:rFonts w:ascii="Arial" w:hAnsi="Arial" w:cs="Arial"/>
+          <w:b/>
+          <w:sz w:val="24"/>
+          <w:szCs w:val="24"/>
+        </w:rPr>
+        <w:t>Uamusse</w:t>
+      </w:r>
+      <w:proofErr w:type="spellEnd"/>
     </w:p>
     <w:p>
       <w:pPr>
@@ -212,13 +256,23 @@
           <w:szCs w:val="24"/>
         </w:rPr>
       </w:pPr>
-      <w:r>
-        <w:rPr>
-          <w:rFonts w:ascii="Arial" w:hAnsi="Arial" w:cs="Arial"/>
-          <w:sz w:val="24"/>
-          <w:szCs w:val="24"/>
-        </w:rPr>
-        <w:t>UniSCED - Universidade Aberta ISCED</w:t>
+      <w:proofErr w:type="spellStart"/>
+      <w:r>
+        <w:rPr>
+          <w:rFonts w:ascii="Arial" w:hAnsi="Arial" w:cs="Arial"/>
+          <w:sz w:val="24"/>
+          <w:szCs w:val="24"/>
+        </w:rPr>
+        <w:t>UniSCED</w:t>
+      </w:r>
+      <w:proofErr w:type="spellEnd"/>
+      <w:r>
+        <w:rPr>
+          <w:rFonts w:ascii="Arial" w:hAnsi="Arial" w:cs="Arial"/>
+          <w:sz w:val="24"/>
+          <w:szCs w:val="24"/>
+        </w:rPr>
+        <w:t xml:space="preserve"> - Universidade Aberta ISCED</w:t>
       </w:r>
     </w:p>
     <w:p>
@@ -250,6 +304,7 @@
           <w:szCs w:val="24"/>
         </w:rPr>
       </w:pPr>
+      <w:proofErr w:type="spellStart"/>
       <w:r>
         <w:rPr>
           <w:rFonts w:ascii="Arial" w:hAnsi="Arial" w:cs="Arial"/>
@@ -258,6 +313,7 @@
         </w:rPr>
         <w:t>Xai-xai</w:t>
       </w:r>
+      <w:proofErr w:type="spellEnd"/>
       <w:r>
         <w:rPr>
           <w:rFonts w:ascii="Arial" w:hAnsi="Arial" w:cs="Arial"/>
@@ -3558,7 +3614,43 @@
           <w:sz w:val="24"/>
           <w:szCs w:val="24"/>
         </w:rPr>
-        <w:t>A farmácia comunitária é, em Moçambique, um dos pontos de contacto mais frequentes entre a população e o sistema de saúde. A gestão diária de uma farmácia envolve o controlo de um catálogo extenso de medicamentos, a recepção de mercadoria proveniente de vários fornecedores, o acompanhamento dos prazos de validade e o atendimento ao balcão, tudo isto sujeito a regras de rastreabilidade impostas pela natureza sanitária do produto transaccionado.</w:t>
+        <w:t xml:space="preserve">A farmácia comunitária é, em Moçambique, um dos pontos de contacto mais frequentes entre a população e o sistema de saúde. A gestão diária de uma farmácia envolve o controlo de um catálogo extenso de medicamentos, a </w:t>
+      </w:r>
+      <w:proofErr w:type="spellStart"/>
+      <w:r>
+        <w:rPr>
+          <w:rFonts w:ascii="Arial" w:hAnsi="Arial" w:cs="Arial"/>
+          <w:sz w:val="24"/>
+          <w:szCs w:val="24"/>
+        </w:rPr>
+        <w:t>recepção</w:t>
+      </w:r>
+      <w:proofErr w:type="spellEnd"/>
+      <w:r>
+        <w:rPr>
+          <w:rFonts w:ascii="Arial" w:hAnsi="Arial" w:cs="Arial"/>
+          <w:sz w:val="24"/>
+          <w:szCs w:val="24"/>
+        </w:rPr>
+        <w:t xml:space="preserve"> de mercadoria proveniente de vários fornecedores, o acompanhamento dos prazos de validade e o atendimento ao balcão, tudo isto sujeito a regras de rastreabilidade impostas pela natureza sanitária do produto </w:t>
+      </w:r>
+      <w:proofErr w:type="spellStart"/>
+      <w:r>
+        <w:rPr>
+          <w:rFonts w:ascii="Arial" w:hAnsi="Arial" w:cs="Arial"/>
+          <w:sz w:val="24"/>
+          <w:szCs w:val="24"/>
+        </w:rPr>
+        <w:t>transaccionado</w:t>
+      </w:r>
+      <w:proofErr w:type="spellEnd"/>
+      <w:r>
+        <w:rPr>
+          <w:rFonts w:ascii="Arial" w:hAnsi="Arial" w:cs="Arial"/>
+          <w:sz w:val="24"/>
+          <w:szCs w:val="24"/>
+        </w:rPr>
+        <w:t>.</w:t>
       </w:r>
     </w:p>
     <w:p>
@@ -3576,7 +3668,25 @@
           <w:sz w:val="24"/>
           <w:szCs w:val="24"/>
         </w:rPr>
-        <w:t>Uma parte significativa dos estabelecimentos de menor dimensão continua a apoiar-se em registos manuais ou em folhas de cálculo isoladas. Este modelo é frágil: não impede a venda de produtos expirados, não garante que o stock apresentado corresponde ao stock real e não deixa um rasto de auditoria que permita apurar responsabilidades quando surge uma divergência de inventário.</w:t>
+        <w:t xml:space="preserve">Uma parte significativa dos estabelecimentos de menor dimensão continua a apoiar-se em registos manuais ou em folhas de cálculo isoladas. Este modelo é frágil: não impede </w:t>
+      </w:r>
+      <w:proofErr w:type="gramStart"/>
+      <w:r>
+        <w:rPr>
+          <w:rFonts w:ascii="Arial" w:hAnsi="Arial" w:cs="Arial"/>
+          <w:sz w:val="24"/>
+          <w:szCs w:val="24"/>
+        </w:rPr>
+        <w:t>a</w:t>
+      </w:r>
+      <w:proofErr w:type="gramEnd"/>
+      <w:r>
+        <w:rPr>
+          <w:rFonts w:ascii="Arial" w:hAnsi="Arial" w:cs="Arial"/>
+          <w:sz w:val="24"/>
+          <w:szCs w:val="24"/>
+        </w:rPr>
+        <w:t xml:space="preserve"> venda de produtos expirados, não garante que o stock apresentado corresponde ao stock real e não deixa um rasto de auditoria que permita apurar responsabilidades quando surge uma divergência de inventário.</w:t>
       </w:r>
     </w:p>
     <w:p>
@@ -3594,7 +3704,97 @@
           <w:sz w:val="24"/>
           <w:szCs w:val="24"/>
         </w:rPr>
-        <w:t>O presente trabalho descreve a concepção e a implementação do FarmaGest, uma aplicação Web de gestão de farmácia construída de raiz em PHP 8.2 sobre uma arquitectura Model-View-Controller (MVC), com base de dados relacional MySQL/MariaDB e interface responsiva assente em Bootstrap 5.</w:t>
+        <w:t xml:space="preserve">O presente trabalho descreve a concepção e a implementação do </w:t>
+      </w:r>
+      <w:proofErr w:type="spellStart"/>
+      <w:r>
+        <w:rPr>
+          <w:rFonts w:ascii="Arial" w:hAnsi="Arial" w:cs="Arial"/>
+          <w:sz w:val="24"/>
+          <w:szCs w:val="24"/>
+        </w:rPr>
+        <w:t>FarmaGest</w:t>
+      </w:r>
+      <w:proofErr w:type="spellEnd"/>
+      <w:r>
+        <w:rPr>
+          <w:rFonts w:ascii="Arial" w:hAnsi="Arial" w:cs="Arial"/>
+          <w:sz w:val="24"/>
+          <w:szCs w:val="24"/>
+        </w:rPr>
+        <w:t xml:space="preserve">, uma aplicação Web de gestão de farmácia construída de raiz em PHP 8.2 sobre uma arquitectura </w:t>
+      </w:r>
+      <w:proofErr w:type="spellStart"/>
+      <w:r>
+        <w:rPr>
+          <w:rFonts w:ascii="Arial" w:hAnsi="Arial" w:cs="Arial"/>
+          <w:sz w:val="24"/>
+          <w:szCs w:val="24"/>
+        </w:rPr>
+        <w:t>Model-View-Controller</w:t>
+      </w:r>
+      <w:proofErr w:type="spellEnd"/>
+      <w:r>
+        <w:rPr>
+          <w:rFonts w:ascii="Arial" w:hAnsi="Arial" w:cs="Arial"/>
+          <w:sz w:val="24"/>
+          <w:szCs w:val="24"/>
+        </w:rPr>
+        <w:t xml:space="preserve"> (MVC), com base de dados relacional </w:t>
+      </w:r>
+      <w:proofErr w:type="spellStart"/>
+      <w:r>
+        <w:rPr>
+          <w:rFonts w:ascii="Arial" w:hAnsi="Arial" w:cs="Arial"/>
+          <w:sz w:val="24"/>
+          <w:szCs w:val="24"/>
+        </w:rPr>
+        <w:t>MySQL</w:t>
+      </w:r>
+      <w:proofErr w:type="spellEnd"/>
+      <w:r>
+        <w:rPr>
+          <w:rFonts w:ascii="Arial" w:hAnsi="Arial" w:cs="Arial"/>
+          <w:sz w:val="24"/>
+          <w:szCs w:val="24"/>
+        </w:rPr>
+        <w:t>/</w:t>
+      </w:r>
+      <w:proofErr w:type="spellStart"/>
+      <w:r>
+        <w:rPr>
+          <w:rFonts w:ascii="Arial" w:hAnsi="Arial" w:cs="Arial"/>
+          <w:sz w:val="24"/>
+          <w:szCs w:val="24"/>
+        </w:rPr>
+        <w:t>MariaDB</w:t>
+      </w:r>
+      <w:proofErr w:type="spellEnd"/>
+      <w:r>
+        <w:rPr>
+          <w:rFonts w:ascii="Arial" w:hAnsi="Arial" w:cs="Arial"/>
+          <w:sz w:val="24"/>
+          <w:szCs w:val="24"/>
+        </w:rPr>
+        <w:t xml:space="preserve"> e interface responsiva assente em </w:t>
+      </w:r>
+      <w:proofErr w:type="spellStart"/>
+      <w:r>
+        <w:rPr>
+          <w:rFonts w:ascii="Arial" w:hAnsi="Arial" w:cs="Arial"/>
+          <w:sz w:val="24"/>
+          <w:szCs w:val="24"/>
+        </w:rPr>
+        <w:t>Bootstrap</w:t>
+      </w:r>
+      <w:proofErr w:type="spellEnd"/>
+      <w:r>
+        <w:rPr>
+          <w:rFonts w:ascii="Arial" w:hAnsi="Arial" w:cs="Arial"/>
+          <w:sz w:val="24"/>
+          <w:szCs w:val="24"/>
+        </w:rPr>
+        <w:t xml:space="preserve"> 5.</w:t>
       </w:r>
     </w:p>
     <w:p>
@@ -3635,7 +3835,61 @@
           <w:sz w:val="24"/>
           <w:szCs w:val="24"/>
         </w:rPr>
-        <w:t>O problema que motivou o projecto pode ser enunciado da seguinte forma: como assegurar que uma farmácia de pequena ou média dimensão consegue, simultaneamente, (i) vender sempre o lote que expira primeiro, (ii) impedir por construção a venda de produto expirado ou de stock inexistente, e (iii) manter um registo íntegro e auditável de todos os movimentos de existências?</w:t>
+        <w:t>O problema que motivou o projecto pode ser enunciado da seguinte forma: como assegurar que uma farmácia de pequena ou média dimensão consegue, simultaneamente, (i) vender sempre o lote que expira primeiro, (</w:t>
+      </w:r>
+      <w:proofErr w:type="spellStart"/>
+      <w:r>
+        <w:rPr>
+          <w:rFonts w:ascii="Arial" w:hAnsi="Arial" w:cs="Arial"/>
+          <w:sz w:val="24"/>
+          <w:szCs w:val="24"/>
+        </w:rPr>
+        <w:t>ii</w:t>
+      </w:r>
+      <w:proofErr w:type="spellEnd"/>
+      <w:r>
+        <w:rPr>
+          <w:rFonts w:ascii="Arial" w:hAnsi="Arial" w:cs="Arial"/>
+          <w:sz w:val="24"/>
+          <w:szCs w:val="24"/>
+        </w:rPr>
+        <w:t>) impedir por construção a venda de produto expirado ou de stock inexistente, e (</w:t>
+      </w:r>
+      <w:proofErr w:type="spellStart"/>
+      <w:r>
+        <w:rPr>
+          <w:rFonts w:ascii="Arial" w:hAnsi="Arial" w:cs="Arial"/>
+          <w:sz w:val="24"/>
+          <w:szCs w:val="24"/>
+        </w:rPr>
+        <w:t>iii</w:t>
+      </w:r>
+      <w:proofErr w:type="spellEnd"/>
+      <w:r>
+        <w:rPr>
+          <w:rFonts w:ascii="Arial" w:hAnsi="Arial" w:cs="Arial"/>
+          <w:sz w:val="24"/>
+          <w:szCs w:val="24"/>
+        </w:rPr>
+        <w:t xml:space="preserve">) manter um registo íntegro e </w:t>
+      </w:r>
+      <w:proofErr w:type="spellStart"/>
+      <w:r>
+        <w:rPr>
+          <w:rFonts w:ascii="Arial" w:hAnsi="Arial" w:cs="Arial"/>
+          <w:sz w:val="24"/>
+          <w:szCs w:val="24"/>
+        </w:rPr>
+        <w:t>auditável</w:t>
+      </w:r>
+      <w:proofErr w:type="spellEnd"/>
+      <w:r>
+        <w:rPr>
+          <w:rFonts w:ascii="Arial" w:hAnsi="Arial" w:cs="Arial"/>
+          <w:sz w:val="24"/>
+          <w:szCs w:val="24"/>
+        </w:rPr>
+        <w:t xml:space="preserve"> de todos os movimentos de existências?</w:t>
       </w:r>
     </w:p>
     <w:p>
@@ -3653,7 +3907,61 @@
           <w:sz w:val="24"/>
           <w:szCs w:val="24"/>
         </w:rPr>
-        <w:t>A dificuldade não está apenas em registar vendas. Está em garantir que o registo da venda e o abate de stock que dela decorre são indissociáveis: ou acontecem ambos, ou não acontece nenhum. Um sistema que grave a venda mas falhe o abate produz stock fantasma; um sistema que abata o stock mas falhe a venda produz perdas invisíveis.</w:t>
+        <w:t xml:space="preserve">A dificuldade não está apenas em registar vendas. Está em garantir que o registo da venda e o abate de stock que dela decorre são indissociáveis: ou acontecem ambos, ou não acontece nenhum. Um sistema que grave a </w:t>
+      </w:r>
+      <w:proofErr w:type="gramStart"/>
+      <w:r>
+        <w:rPr>
+          <w:rFonts w:ascii="Arial" w:hAnsi="Arial" w:cs="Arial"/>
+          <w:sz w:val="24"/>
+          <w:szCs w:val="24"/>
+        </w:rPr>
+        <w:t>venda</w:t>
+      </w:r>
+      <w:proofErr w:type="gramEnd"/>
+      <w:r>
+        <w:rPr>
+          <w:rFonts w:ascii="Arial" w:hAnsi="Arial" w:cs="Arial"/>
+          <w:sz w:val="24"/>
+          <w:szCs w:val="24"/>
+        </w:rPr>
+        <w:t xml:space="preserve"> mas falhe o abate produz stock fantasma; um sistema que abata o </w:t>
+      </w:r>
+      <w:proofErr w:type="gramStart"/>
+      <w:r>
+        <w:rPr>
+          <w:rFonts w:ascii="Arial" w:hAnsi="Arial" w:cs="Arial"/>
+          <w:sz w:val="24"/>
+          <w:szCs w:val="24"/>
+        </w:rPr>
+        <w:t>stock</w:t>
+      </w:r>
+      <w:proofErr w:type="gramEnd"/>
+      <w:r>
+        <w:rPr>
+          <w:rFonts w:ascii="Arial" w:hAnsi="Arial" w:cs="Arial"/>
+          <w:sz w:val="24"/>
+          <w:szCs w:val="24"/>
+        </w:rPr>
+        <w:t xml:space="preserve"> mas falhe </w:t>
+      </w:r>
+      <w:proofErr w:type="gramStart"/>
+      <w:r>
+        <w:rPr>
+          <w:rFonts w:ascii="Arial" w:hAnsi="Arial" w:cs="Arial"/>
+          <w:sz w:val="24"/>
+          <w:szCs w:val="24"/>
+        </w:rPr>
+        <w:t>a</w:t>
+      </w:r>
+      <w:proofErr w:type="gramEnd"/>
+      <w:r>
+        <w:rPr>
+          <w:rFonts w:ascii="Arial" w:hAnsi="Arial" w:cs="Arial"/>
+          <w:sz w:val="24"/>
+          <w:szCs w:val="24"/>
+        </w:rPr>
+        <w:t xml:space="preserve"> venda produz perdas invisíveis.</w:t>
       </w:r>
     </w:p>
     <w:p>
@@ -3779,7 +4087,43 @@
           <w:sz w:val="24"/>
           <w:szCs w:val="24"/>
         </w:rPr>
-        <w:t>Implementar uma arquitectura MVC própria, sem recurso a frameworks, de modo a demonstrar domínio dos mecanismos subjacentes (encaminhamento, camada de acesso a dados, renderização de vistas);</w:t>
+        <w:t xml:space="preserve">Implementar uma arquitectura MVC própria, sem recurso a </w:t>
+      </w:r>
+      <w:proofErr w:type="spellStart"/>
+      <w:r>
+        <w:rPr>
+          <w:rFonts w:ascii="Arial" w:hAnsi="Arial" w:cs="Arial"/>
+          <w:sz w:val="24"/>
+          <w:szCs w:val="24"/>
+        </w:rPr>
+        <w:t>frameworks</w:t>
+      </w:r>
+      <w:proofErr w:type="spellEnd"/>
+      <w:r>
+        <w:rPr>
+          <w:rFonts w:ascii="Arial" w:hAnsi="Arial" w:cs="Arial"/>
+          <w:sz w:val="24"/>
+          <w:szCs w:val="24"/>
+        </w:rPr>
+        <w:t xml:space="preserve">, de modo a demonstrar domínio dos mecanismos subjacentes (encaminhamento, camada de acesso a dados, </w:t>
+      </w:r>
+      <w:proofErr w:type="spellStart"/>
+      <w:r>
+        <w:rPr>
+          <w:rFonts w:ascii="Arial" w:hAnsi="Arial" w:cs="Arial"/>
+          <w:sz w:val="24"/>
+          <w:szCs w:val="24"/>
+        </w:rPr>
+        <w:t>renderização</w:t>
+      </w:r>
+      <w:proofErr w:type="spellEnd"/>
+      <w:r>
+        <w:rPr>
+          <w:rFonts w:ascii="Arial" w:hAnsi="Arial" w:cs="Arial"/>
+          <w:sz w:val="24"/>
+          <w:szCs w:val="24"/>
+        </w:rPr>
+        <w:t xml:space="preserve"> de vistas);</w:t>
       </w:r>
     </w:p>
     <w:p>
@@ -3802,7 +4146,79 @@
           <w:sz w:val="24"/>
           <w:szCs w:val="24"/>
         </w:rPr>
-        <w:t>Implementar o abate de stock segundo o critério FEFO (First Expired, First Out) dentro de uma transacção atómica com bloqueio de linhas;</w:t>
+        <w:t>Implementar o abate de stock segundo o critério FEFO (</w:t>
+      </w:r>
+      <w:proofErr w:type="spellStart"/>
+      <w:r>
+        <w:rPr>
+          <w:rFonts w:ascii="Arial" w:hAnsi="Arial" w:cs="Arial"/>
+          <w:sz w:val="24"/>
+          <w:szCs w:val="24"/>
+        </w:rPr>
+        <w:t>First</w:t>
+      </w:r>
+      <w:proofErr w:type="spellEnd"/>
+      <w:r>
+        <w:rPr>
+          <w:rFonts w:ascii="Arial" w:hAnsi="Arial" w:cs="Arial"/>
+          <w:sz w:val="24"/>
+          <w:szCs w:val="24"/>
+        </w:rPr>
+        <w:t xml:space="preserve"> </w:t>
+      </w:r>
+      <w:proofErr w:type="spellStart"/>
+      <w:r>
+        <w:rPr>
+          <w:rFonts w:ascii="Arial" w:hAnsi="Arial" w:cs="Arial"/>
+          <w:sz w:val="24"/>
+          <w:szCs w:val="24"/>
+        </w:rPr>
+        <w:t>Expired</w:t>
+      </w:r>
+      <w:proofErr w:type="spellEnd"/>
+      <w:r>
+        <w:rPr>
+          <w:rFonts w:ascii="Arial" w:hAnsi="Arial" w:cs="Arial"/>
+          <w:sz w:val="24"/>
+          <w:szCs w:val="24"/>
+        </w:rPr>
+        <w:t xml:space="preserve">, </w:t>
+      </w:r>
+      <w:proofErr w:type="spellStart"/>
+      <w:r>
+        <w:rPr>
+          <w:rFonts w:ascii="Arial" w:hAnsi="Arial" w:cs="Arial"/>
+          <w:sz w:val="24"/>
+          <w:szCs w:val="24"/>
+        </w:rPr>
+        <w:t>First</w:t>
+      </w:r>
+      <w:proofErr w:type="spellEnd"/>
+      <w:r>
+        <w:rPr>
+          <w:rFonts w:ascii="Arial" w:hAnsi="Arial" w:cs="Arial"/>
+          <w:sz w:val="24"/>
+          <w:szCs w:val="24"/>
+        </w:rPr>
+        <w:t xml:space="preserve"> Out) dentro de uma </w:t>
+      </w:r>
+      <w:proofErr w:type="spellStart"/>
+      <w:r>
+        <w:rPr>
+          <w:rFonts w:ascii="Arial" w:hAnsi="Arial" w:cs="Arial"/>
+          <w:sz w:val="24"/>
+          <w:szCs w:val="24"/>
+        </w:rPr>
+        <w:t>transacção</w:t>
+      </w:r>
+      <w:proofErr w:type="spellEnd"/>
+      <w:r>
+        <w:rPr>
+          <w:rFonts w:ascii="Arial" w:hAnsi="Arial" w:cs="Arial"/>
+          <w:sz w:val="24"/>
+          <w:szCs w:val="24"/>
+        </w:rPr>
+        <w:t xml:space="preserve"> atómica com bloqueio de linhas;</w:t>
       </w:r>
     </w:p>
     <w:p>
@@ -3944,7 +4360,25 @@
           <w:szCs w:val="24"/>
         </w:rPr>
         <w:lastRenderedPageBreak/>
-        <w:t>a lidar com concorrência, transacções, integridade referencial e auditoria, matérias centrais no desenvolvimento de aplicações Web empresariais.</w:t>
+        <w:t xml:space="preserve">a lidar com concorrência, </w:t>
+      </w:r>
+      <w:proofErr w:type="spellStart"/>
+      <w:r>
+        <w:rPr>
+          <w:rFonts w:ascii="Arial" w:hAnsi="Arial" w:cs="Arial"/>
+          <w:sz w:val="24"/>
+          <w:szCs w:val="24"/>
+        </w:rPr>
+        <w:t>transacções</w:t>
+      </w:r>
+      <w:proofErr w:type="spellEnd"/>
+      <w:r>
+        <w:rPr>
+          <w:rFonts w:ascii="Arial" w:hAnsi="Arial" w:cs="Arial"/>
+          <w:sz w:val="24"/>
+          <w:szCs w:val="24"/>
+        </w:rPr>
+        <w:t>, integridade referencial e auditoria, matérias centrais no desenvolvimento de aplicações Web empresariais.</w:t>
       </w:r>
     </w:p>
     <w:p>
@@ -4112,13 +4546,23 @@
           <w:szCs w:val="24"/>
         </w:rPr>
       </w:pPr>
-      <w:r>
-        <w:rPr>
-          <w:rFonts w:ascii="Arial" w:hAnsi="Arial" w:cs="Arial"/>
-          <w:sz w:val="24"/>
-          <w:szCs w:val="24"/>
-        </w:rPr>
-        <w:t>Redacção do relatório e preparação da entrega.</w:t>
+      <w:proofErr w:type="spellStart"/>
+      <w:r>
+        <w:rPr>
+          <w:rFonts w:ascii="Arial" w:hAnsi="Arial" w:cs="Arial"/>
+          <w:sz w:val="24"/>
+          <w:szCs w:val="24"/>
+        </w:rPr>
+        <w:t>Redacção</w:t>
+      </w:r>
+      <w:proofErr w:type="spellEnd"/>
+      <w:r>
+        <w:rPr>
+          <w:rFonts w:ascii="Arial" w:hAnsi="Arial" w:cs="Arial"/>
+          <w:sz w:val="24"/>
+          <w:szCs w:val="24"/>
+        </w:rPr>
+        <w:t xml:space="preserve"> do relatório e preparação da entrega.</w:t>
       </w:r>
     </w:p>
     <w:p>
@@ -4200,7 +4644,43 @@
           <w:sz w:val="24"/>
           <w:szCs w:val="24"/>
         </w:rPr>
-        <w:t>Na gestão de armazéns convencional, o critério mais divulgado para o consumo de existências é o FIFO (First In, First Out): a mercadoria que entrou primeiro é a primeira a sair. Este critério é adequado para bens cuja deterioração é proporcional ao tempo de permanência em armazém.</w:t>
+        <w:t>Na gestão de armazéns convencional, o critério mais divulgado para o consumo de existências é o FIFO (</w:t>
+      </w:r>
+      <w:proofErr w:type="spellStart"/>
+      <w:r>
+        <w:rPr>
+          <w:rFonts w:ascii="Arial" w:hAnsi="Arial" w:cs="Arial"/>
+          <w:sz w:val="24"/>
+          <w:szCs w:val="24"/>
+        </w:rPr>
+        <w:t>First</w:t>
+      </w:r>
+      <w:proofErr w:type="spellEnd"/>
+      <w:r>
+        <w:rPr>
+          <w:rFonts w:ascii="Arial" w:hAnsi="Arial" w:cs="Arial"/>
+          <w:sz w:val="24"/>
+          <w:szCs w:val="24"/>
+        </w:rPr>
+        <w:t xml:space="preserve"> In, </w:t>
+      </w:r>
+      <w:proofErr w:type="spellStart"/>
+      <w:r>
+        <w:rPr>
+          <w:rFonts w:ascii="Arial" w:hAnsi="Arial" w:cs="Arial"/>
+          <w:sz w:val="24"/>
+          <w:szCs w:val="24"/>
+        </w:rPr>
+        <w:t>First</w:t>
+      </w:r>
+      <w:proofErr w:type="spellEnd"/>
+      <w:r>
+        <w:rPr>
+          <w:rFonts w:ascii="Arial" w:hAnsi="Arial" w:cs="Arial"/>
+          <w:sz w:val="24"/>
+          <w:szCs w:val="24"/>
+        </w:rPr>
+        <w:t xml:space="preserve"> Out): a mercadoria que entrou primeiro é a primeira a sair. Este critério é adequado para bens cuja deterioração é proporcional ao tempo de permanência em armazém.</w:t>
       </w:r>
     </w:p>
     <w:p>
@@ -4237,7 +4717,79 @@
           <w:szCs w:val="24"/>
         </w:rPr>
         <w:lastRenderedPageBreak/>
-        <w:t>O critério correcto é, por isso, o FEFO (First Expired, First Out): o lote a consumir é sempre aquele cuja data de validade está mais próxima, independentemente da data de entrada. É este o critério implementado no FarmaGest, e é ele que determina que o stock não possa residir na tabela de medicamentos - tem obrigatoriamente de residir na tabela de lotes, pois só o lote possui data de validade.</w:t>
+        <w:t>O critério correcto é, por isso, o FEFO (</w:t>
+      </w:r>
+      <w:proofErr w:type="spellStart"/>
+      <w:r>
+        <w:rPr>
+          <w:rFonts w:ascii="Arial" w:hAnsi="Arial" w:cs="Arial"/>
+          <w:sz w:val="24"/>
+          <w:szCs w:val="24"/>
+        </w:rPr>
+        <w:t>First</w:t>
+      </w:r>
+      <w:proofErr w:type="spellEnd"/>
+      <w:r>
+        <w:rPr>
+          <w:rFonts w:ascii="Arial" w:hAnsi="Arial" w:cs="Arial"/>
+          <w:sz w:val="24"/>
+          <w:szCs w:val="24"/>
+        </w:rPr>
+        <w:t xml:space="preserve"> </w:t>
+      </w:r>
+      <w:proofErr w:type="spellStart"/>
+      <w:r>
+        <w:rPr>
+          <w:rFonts w:ascii="Arial" w:hAnsi="Arial" w:cs="Arial"/>
+          <w:sz w:val="24"/>
+          <w:szCs w:val="24"/>
+        </w:rPr>
+        <w:t>Expired</w:t>
+      </w:r>
+      <w:proofErr w:type="spellEnd"/>
+      <w:r>
+        <w:rPr>
+          <w:rFonts w:ascii="Arial" w:hAnsi="Arial" w:cs="Arial"/>
+          <w:sz w:val="24"/>
+          <w:szCs w:val="24"/>
+        </w:rPr>
+        <w:t xml:space="preserve">, </w:t>
+      </w:r>
+      <w:proofErr w:type="spellStart"/>
+      <w:r>
+        <w:rPr>
+          <w:rFonts w:ascii="Arial" w:hAnsi="Arial" w:cs="Arial"/>
+          <w:sz w:val="24"/>
+          <w:szCs w:val="24"/>
+        </w:rPr>
+        <w:t>First</w:t>
+      </w:r>
+      <w:proofErr w:type="spellEnd"/>
+      <w:r>
+        <w:rPr>
+          <w:rFonts w:ascii="Arial" w:hAnsi="Arial" w:cs="Arial"/>
+          <w:sz w:val="24"/>
+          <w:szCs w:val="24"/>
+        </w:rPr>
+        <w:t xml:space="preserve"> Out): o lote a consumir é sempre aquele cuja data de validade está mais próxima, independentemente da data de entrada. É este o critério implementado no </w:t>
+      </w:r>
+      <w:proofErr w:type="spellStart"/>
+      <w:r>
+        <w:rPr>
+          <w:rFonts w:ascii="Arial" w:hAnsi="Arial" w:cs="Arial"/>
+          <w:sz w:val="24"/>
+          <w:szCs w:val="24"/>
+        </w:rPr>
+        <w:t>FarmaGest</w:t>
+      </w:r>
+      <w:proofErr w:type="spellEnd"/>
+      <w:r>
+        <w:rPr>
+          <w:rFonts w:ascii="Arial" w:hAnsi="Arial" w:cs="Arial"/>
+          <w:sz w:val="24"/>
+          <w:szCs w:val="24"/>
+        </w:rPr>
+        <w:t>, e é ele que determina que o stock não possa residir na tabela de medicamentos - tem obrigatoriamente de residir na tabela de lotes, pois só o lote possui data de validade.</w:t>
       </w:r>
     </w:p>
     <w:p>
@@ -4259,9 +4811,20 @@
           <w:sz w:val="24"/>
           <w:szCs w:val="24"/>
         </w:rPr>
-        <w:t>2.2. A arquitectura Model-View-Controller</w:t>
+        <w:t xml:space="preserve">2.2. A arquitectura </w:t>
+      </w:r>
+      <w:proofErr w:type="spellStart"/>
+      <w:r>
+        <w:rPr>
+          <w:rFonts w:ascii="Arial" w:hAnsi="Arial" w:cs="Arial"/>
+          <w:color w:val="auto"/>
+          <w:sz w:val="24"/>
+          <w:szCs w:val="24"/>
+        </w:rPr>
+        <w:t>Model-View-Controller</w:t>
       </w:r>
       <w:bookmarkEnd w:id="8"/>
+      <w:proofErr w:type="spellEnd"/>
     </w:p>
     <w:p>
       <w:pPr>
@@ -4296,7 +4859,61 @@
           <w:sz w:val="24"/>
           <w:szCs w:val="24"/>
         </w:rPr>
-        <w:t>No FarmaGest optou-se por implementar o padrão de raiz, sem recurso a uma framework. Esta decisão foi deliberada: o objectivo pedagógico do trabalho é demonstrar compreensão dos mecanismos que uma framework habitualmente esconde - o encaminhamento de pedidos, o carregamento automático de classes, a construção de consultas parametrizadas e o controlo do ciclo de vida da sessão. O fluxo de um pedido é o seguinte:</w:t>
+        <w:t xml:space="preserve">No </w:t>
+      </w:r>
+      <w:proofErr w:type="spellStart"/>
+      <w:r>
+        <w:rPr>
+          <w:rFonts w:ascii="Arial" w:hAnsi="Arial" w:cs="Arial"/>
+          <w:sz w:val="24"/>
+          <w:szCs w:val="24"/>
+        </w:rPr>
+        <w:t>FarmaGest</w:t>
+      </w:r>
+      <w:proofErr w:type="spellEnd"/>
+      <w:r>
+        <w:rPr>
+          <w:rFonts w:ascii="Arial" w:hAnsi="Arial" w:cs="Arial"/>
+          <w:sz w:val="24"/>
+          <w:szCs w:val="24"/>
+        </w:rPr>
+        <w:t xml:space="preserve"> optou-se por implementar o padrão de raiz, sem recurso a uma </w:t>
+      </w:r>
+      <w:proofErr w:type="spellStart"/>
+      <w:r>
+        <w:rPr>
+          <w:rFonts w:ascii="Arial" w:hAnsi="Arial" w:cs="Arial"/>
+          <w:sz w:val="24"/>
+          <w:szCs w:val="24"/>
+        </w:rPr>
+        <w:t>framework</w:t>
+      </w:r>
+      <w:proofErr w:type="spellEnd"/>
+      <w:r>
+        <w:rPr>
+          <w:rFonts w:ascii="Arial" w:hAnsi="Arial" w:cs="Arial"/>
+          <w:sz w:val="24"/>
+          <w:szCs w:val="24"/>
+        </w:rPr>
+        <w:t xml:space="preserve">. Esta decisão foi deliberada: o objectivo pedagógico do trabalho é demonstrar compreensão dos mecanismos que uma </w:t>
+      </w:r>
+      <w:proofErr w:type="spellStart"/>
+      <w:r>
+        <w:rPr>
+          <w:rFonts w:ascii="Arial" w:hAnsi="Arial" w:cs="Arial"/>
+          <w:sz w:val="24"/>
+          <w:szCs w:val="24"/>
+        </w:rPr>
+        <w:t>framework</w:t>
+      </w:r>
+      <w:proofErr w:type="spellEnd"/>
+      <w:r>
+        <w:rPr>
+          <w:rFonts w:ascii="Arial" w:hAnsi="Arial" w:cs="Arial"/>
+          <w:sz w:val="24"/>
+          <w:szCs w:val="24"/>
+        </w:rPr>
+        <w:t xml:space="preserve"> habitualmente esconde - o encaminhamento de pedidos, o carregamento automático de classes, a construção de consultas parametrizadas e o controlo do ciclo de vida da sessão. O fluxo de um pedido é o seguinte:</w:t>
       </w:r>
     </w:p>
     <w:p>
@@ -4332,8 +4949,54 @@
           <w:szCs w:val="24"/>
         </w:rPr>
         <w:br/>
-        <w:t xml:space="preserve">   -&gt; public/index.php          ponto de entrada unico</w:t>
-      </w:r>
+        <w:t xml:space="preserve">   -&gt; </w:t>
+      </w:r>
+      <w:proofErr w:type="spellStart"/>
+      <w:r>
+        <w:rPr>
+          <w:rFonts w:ascii="Arial" w:hAnsi="Arial" w:cs="Arial"/>
+          <w:sz w:val="24"/>
+          <w:szCs w:val="24"/>
+        </w:rPr>
+        <w:t>public</w:t>
+      </w:r>
+      <w:proofErr w:type="spellEnd"/>
+      <w:r>
+        <w:rPr>
+          <w:rFonts w:ascii="Arial" w:hAnsi="Arial" w:cs="Arial"/>
+          <w:sz w:val="24"/>
+          <w:szCs w:val="24"/>
+        </w:rPr>
+        <w:t>/</w:t>
+      </w:r>
+      <w:proofErr w:type="spellStart"/>
+      <w:r>
+        <w:rPr>
+          <w:rFonts w:ascii="Arial" w:hAnsi="Arial" w:cs="Arial"/>
+          <w:sz w:val="24"/>
+          <w:szCs w:val="24"/>
+        </w:rPr>
+        <w:t>index.php</w:t>
+      </w:r>
+      <w:proofErr w:type="spellEnd"/>
+      <w:r>
+        <w:rPr>
+          <w:rFonts w:ascii="Arial" w:hAnsi="Arial" w:cs="Arial"/>
+          <w:sz w:val="24"/>
+          <w:szCs w:val="24"/>
+        </w:rPr>
+        <w:t xml:space="preserve">          ponto de entrada </w:t>
+      </w:r>
+      <w:proofErr w:type="spellStart"/>
+      <w:r>
+        <w:rPr>
+          <w:rFonts w:ascii="Arial" w:hAnsi="Arial" w:cs="Arial"/>
+          <w:sz w:val="24"/>
+          <w:szCs w:val="24"/>
+        </w:rPr>
+        <w:t>unico</w:t>
+      </w:r>
+      <w:proofErr w:type="spellEnd"/>
       <w:r>
         <w:rPr>
           <w:rFonts w:ascii="Arial" w:hAnsi="Arial" w:cs="Arial"/>
@@ -4341,7 +5004,79 @@
           <w:szCs w:val="24"/>
         </w:rPr>
         <w:br/>
-        <w:t xml:space="preserve">   -&gt; app/bootstrap.php         autoloader, configuracao, sessao, erros</w:t>
+        <w:t xml:space="preserve">   -&gt; app/</w:t>
+      </w:r>
+      <w:proofErr w:type="spellStart"/>
+      <w:r>
+        <w:rPr>
+          <w:rFonts w:ascii="Arial" w:hAnsi="Arial" w:cs="Arial"/>
+          <w:sz w:val="24"/>
+          <w:szCs w:val="24"/>
+        </w:rPr>
+        <w:t>bootstrap.php</w:t>
+      </w:r>
+      <w:proofErr w:type="spellEnd"/>
+      <w:r>
+        <w:rPr>
+          <w:rFonts w:ascii="Arial" w:hAnsi="Arial" w:cs="Arial"/>
+          <w:sz w:val="24"/>
+          <w:szCs w:val="24"/>
+        </w:rPr>
+        <w:t xml:space="preserve">         </w:t>
+      </w:r>
+      <w:proofErr w:type="spellStart"/>
+      <w:r>
+        <w:rPr>
+          <w:rFonts w:ascii="Arial" w:hAnsi="Arial" w:cs="Arial"/>
+          <w:sz w:val="24"/>
+          <w:szCs w:val="24"/>
+        </w:rPr>
+        <w:t>autoloader</w:t>
+      </w:r>
+      <w:proofErr w:type="spellEnd"/>
+      <w:r>
+        <w:rPr>
+          <w:rFonts w:ascii="Arial" w:hAnsi="Arial" w:cs="Arial"/>
+          <w:sz w:val="24"/>
+          <w:szCs w:val="24"/>
+        </w:rPr>
+        <w:t xml:space="preserve">, </w:t>
+      </w:r>
+      <w:proofErr w:type="spellStart"/>
+      <w:r>
+        <w:rPr>
+          <w:rFonts w:ascii="Arial" w:hAnsi="Arial" w:cs="Arial"/>
+          <w:sz w:val="24"/>
+          <w:szCs w:val="24"/>
+        </w:rPr>
+        <w:t>configuracao</w:t>
+      </w:r>
+      <w:proofErr w:type="spellEnd"/>
+      <w:r>
+        <w:rPr>
+          <w:rFonts w:ascii="Arial" w:hAnsi="Arial" w:cs="Arial"/>
+          <w:sz w:val="24"/>
+          <w:szCs w:val="24"/>
+        </w:rPr>
+        <w:t xml:space="preserve">, </w:t>
+      </w:r>
+      <w:proofErr w:type="spellStart"/>
+      <w:r>
+        <w:rPr>
+          <w:rFonts w:ascii="Arial" w:hAnsi="Arial" w:cs="Arial"/>
+          <w:sz w:val="24"/>
+          <w:szCs w:val="24"/>
+        </w:rPr>
+        <w:t>sessao</w:t>
+      </w:r>
+      <w:proofErr w:type="spellEnd"/>
+      <w:r>
+        <w:rPr>
+          <w:rFonts w:ascii="Arial" w:hAnsi="Arial" w:cs="Arial"/>
+          <w:sz w:val="24"/>
+          <w:szCs w:val="24"/>
+        </w:rPr>
+        <w:t>, erros</w:t>
       </w:r>
       <w:r>
         <w:rPr>
@@ -4350,7 +5085,25 @@
           <w:szCs w:val="24"/>
         </w:rPr>
         <w:br/>
-        <w:t xml:space="preserve">   -&gt; App\Core\Router          resolve metodo + caminho -&gt; controlador</w:t>
+        <w:t xml:space="preserve">   -&gt; App\Core\Router          resolve </w:t>
+      </w:r>
+      <w:proofErr w:type="spellStart"/>
+      <w:r>
+        <w:rPr>
+          <w:rFonts w:ascii="Arial" w:hAnsi="Arial" w:cs="Arial"/>
+          <w:sz w:val="24"/>
+          <w:szCs w:val="24"/>
+        </w:rPr>
+        <w:t>metodo</w:t>
+      </w:r>
+      <w:proofErr w:type="spellEnd"/>
+      <w:r>
+        <w:rPr>
+          <w:rFonts w:ascii="Arial" w:hAnsi="Arial" w:cs="Arial"/>
+          <w:sz w:val="24"/>
+          <w:szCs w:val="24"/>
+        </w:rPr>
+        <w:t xml:space="preserve"> + caminho -&gt; controlador</w:t>
       </w:r>
       <w:r>
         <w:rPr>
@@ -4359,7 +5112,25 @@
           <w:szCs w:val="24"/>
         </w:rPr>
         <w:br/>
-        <w:t xml:space="preserve">      -&gt; verifica autenticacao e perfil exigido pela rota</w:t>
+        <w:t xml:space="preserve">      -&gt; verifica </w:t>
+      </w:r>
+      <w:proofErr w:type="spellStart"/>
+      <w:r>
+        <w:rPr>
+          <w:rFonts w:ascii="Arial" w:hAnsi="Arial" w:cs="Arial"/>
+          <w:sz w:val="24"/>
+          <w:szCs w:val="24"/>
+        </w:rPr>
+        <w:t>autenticacao</w:t>
+      </w:r>
+      <w:proofErr w:type="spellEnd"/>
+      <w:r>
+        <w:rPr>
+          <w:rFonts w:ascii="Arial" w:hAnsi="Arial" w:cs="Arial"/>
+          <w:sz w:val="24"/>
+          <w:szCs w:val="24"/>
+        </w:rPr>
+        <w:t xml:space="preserve"> e perfil exigido pela rota</w:t>
       </w:r>
       <w:r>
         <w:rPr>
@@ -4368,7 +5139,25 @@
           <w:szCs w:val="24"/>
         </w:rPr>
         <w:br/>
-        <w:t xml:space="preserve">   -&gt; App\Controllers\...      valida entrada, invoca o modelo</w:t>
+        <w:t xml:space="preserve">   -&gt; App\</w:t>
+      </w:r>
+      <w:proofErr w:type="spellStart"/>
+      <w:r>
+        <w:rPr>
+          <w:rFonts w:ascii="Arial" w:hAnsi="Arial" w:cs="Arial"/>
+          <w:sz w:val="24"/>
+          <w:szCs w:val="24"/>
+        </w:rPr>
+        <w:t>Controllers</w:t>
+      </w:r>
+      <w:proofErr w:type="spellEnd"/>
+      <w:r>
+        <w:rPr>
+          <w:rFonts w:ascii="Arial" w:hAnsi="Arial" w:cs="Arial"/>
+          <w:sz w:val="24"/>
+          <w:szCs w:val="24"/>
+        </w:rPr>
+        <w:t>\...      valida entrada, invoca o modelo</w:t>
       </w:r>
       <w:r>
         <w:rPr>
@@ -4377,8 +5166,36 @@
           <w:szCs w:val="24"/>
         </w:rPr>
         <w:br/>
-        <w:t xml:space="preserve">      -&gt; App\Models\...        acesso a dados via PDO, regras de negocio</w:t>
-      </w:r>
+        <w:t xml:space="preserve">      -&gt; App\</w:t>
+      </w:r>
+      <w:proofErr w:type="spellStart"/>
+      <w:r>
+        <w:rPr>
+          <w:rFonts w:ascii="Arial" w:hAnsi="Arial" w:cs="Arial"/>
+          <w:sz w:val="24"/>
+          <w:szCs w:val="24"/>
+        </w:rPr>
+        <w:t>Models</w:t>
+      </w:r>
+      <w:proofErr w:type="spellEnd"/>
+      <w:r>
+        <w:rPr>
+          <w:rFonts w:ascii="Arial" w:hAnsi="Arial" w:cs="Arial"/>
+          <w:sz w:val="24"/>
+          <w:szCs w:val="24"/>
+        </w:rPr>
+        <w:t xml:space="preserve">\...        acesso a dados via PDO, regras de </w:t>
+      </w:r>
+      <w:proofErr w:type="gramStart"/>
+      <w:r>
+        <w:rPr>
+          <w:rFonts w:ascii="Arial" w:hAnsi="Arial" w:cs="Arial"/>
+          <w:sz w:val="24"/>
+          <w:szCs w:val="24"/>
+        </w:rPr>
+        <w:t>negocio</w:t>
+      </w:r>
+      <w:proofErr w:type="gramEnd"/>
       <w:r>
         <w:rPr>
           <w:rFonts w:ascii="Arial" w:hAnsi="Arial" w:cs="Arial"/>
@@ -4386,7 +5203,43 @@
           <w:szCs w:val="24"/>
         </w:rPr>
         <w:br/>
-        <w:t xml:space="preserve">   -&gt; App\Views\...            renderiza HTML dentro de um layout</w:t>
+        <w:t xml:space="preserve">   -&gt; App\</w:t>
+      </w:r>
+      <w:proofErr w:type="spellStart"/>
+      <w:r>
+        <w:rPr>
+          <w:rFonts w:ascii="Arial" w:hAnsi="Arial" w:cs="Arial"/>
+          <w:sz w:val="24"/>
+          <w:szCs w:val="24"/>
+        </w:rPr>
+        <w:t>Views</w:t>
+      </w:r>
+      <w:proofErr w:type="spellEnd"/>
+      <w:r>
+        <w:rPr>
+          <w:rFonts w:ascii="Arial" w:hAnsi="Arial" w:cs="Arial"/>
+          <w:sz w:val="24"/>
+          <w:szCs w:val="24"/>
+        </w:rPr>
+        <w:t xml:space="preserve">\...            </w:t>
+      </w:r>
+      <w:proofErr w:type="spellStart"/>
+      <w:r>
+        <w:rPr>
+          <w:rFonts w:ascii="Arial" w:hAnsi="Arial" w:cs="Arial"/>
+          <w:sz w:val="24"/>
+          <w:szCs w:val="24"/>
+        </w:rPr>
+        <w:t>renderiza</w:t>
+      </w:r>
+      <w:proofErr w:type="spellEnd"/>
+      <w:r>
+        <w:rPr>
+          <w:rFonts w:ascii="Arial" w:hAnsi="Arial" w:cs="Arial"/>
+          <w:sz w:val="24"/>
+          <w:szCs w:val="24"/>
+        </w:rPr>
+        <w:t xml:space="preserve"> HTML dentro de um layout</w:t>
       </w:r>
       <w:r>
         <w:rPr>
@@ -4437,7 +5290,27 @@
           <w:sz w:val="24"/>
           <w:szCs w:val="24"/>
         </w:rPr>
-        <w:t>Tabela 1 - Tecnologias adoptadas e respectiva justificação</w:t>
+        <w:t xml:space="preserve">Tabela 1 - Tecnologias </w:t>
+      </w:r>
+      <w:proofErr w:type="spellStart"/>
+      <w:r>
+        <w:rPr>
+          <w:rFonts w:ascii="Arial" w:hAnsi="Arial" w:cs="Arial"/>
+          <w:i/>
+          <w:sz w:val="24"/>
+          <w:szCs w:val="24"/>
+        </w:rPr>
+        <w:t>adoptadas</w:t>
+      </w:r>
+      <w:proofErr w:type="spellEnd"/>
+      <w:r>
+        <w:rPr>
+          <w:rFonts w:ascii="Arial" w:hAnsi="Arial" w:cs="Arial"/>
+          <w:i/>
+          <w:sz w:val="24"/>
+          <w:szCs w:val="24"/>
+        </w:rPr>
+        <w:t xml:space="preserve"> e respectiva justificação</w:t>
       </w:r>
     </w:p>
     <w:tbl>
@@ -4609,7 +5482,25 @@
                 <w:sz w:val="24"/>
                 <w:szCs w:val="24"/>
               </w:rPr>
-              <w:t>Tipos estritos, propriedades promovidas no construtor, enumerações e readonly; ampla disponibilidade em alojamento partilhado.</w:t>
+              <w:t xml:space="preserve">Tipos estritos, propriedades promovidas no construtor, enumerações e </w:t>
+            </w:r>
+            <w:proofErr w:type="spellStart"/>
+            <w:r>
+              <w:rPr>
+                <w:rFonts w:ascii="Arial" w:hAnsi="Arial" w:cs="Arial"/>
+                <w:sz w:val="24"/>
+                <w:szCs w:val="24"/>
+              </w:rPr>
+              <w:t>readonly</w:t>
+            </w:r>
+            <w:proofErr w:type="spellEnd"/>
+            <w:r>
+              <w:rPr>
+                <w:rFonts w:ascii="Arial" w:hAnsi="Arial" w:cs="Arial"/>
+                <w:sz w:val="24"/>
+                <w:szCs w:val="24"/>
+              </w:rPr>
+              <w:t>; ampla disponibilidade em alojamento partilhado.</w:t>
             </w:r>
           </w:p>
         </w:tc>
@@ -4659,13 +5550,41 @@
                 <w:szCs w:val="24"/>
               </w:rPr>
             </w:pPr>
+            <w:proofErr w:type="spellStart"/>
             <w:r>
               <w:rPr>
                 <w:rFonts w:ascii="Arial" w:hAnsi="Arial" w:cs="Arial"/>
                 <w:sz w:val="24"/>
                 <w:szCs w:val="24"/>
               </w:rPr>
-              <w:t>MySQL / MariaDB 10.4</w:t>
+              <w:t>MySQL</w:t>
+            </w:r>
+            <w:proofErr w:type="spellEnd"/>
+            <w:r>
+              <w:rPr>
+                <w:rFonts w:ascii="Arial" w:hAnsi="Arial" w:cs="Arial"/>
+                <w:sz w:val="24"/>
+                <w:szCs w:val="24"/>
+              </w:rPr>
+              <w:t xml:space="preserve"> / </w:t>
+            </w:r>
+            <w:proofErr w:type="spellStart"/>
+            <w:r>
+              <w:rPr>
+                <w:rFonts w:ascii="Arial" w:hAnsi="Arial" w:cs="Arial"/>
+                <w:sz w:val="24"/>
+                <w:szCs w:val="24"/>
+              </w:rPr>
+              <w:t>MariaDB</w:t>
+            </w:r>
+            <w:proofErr w:type="spellEnd"/>
+            <w:r>
+              <w:rPr>
+                <w:rFonts w:ascii="Arial" w:hAnsi="Arial" w:cs="Arial"/>
+                <w:sz w:val="24"/>
+                <w:szCs w:val="24"/>
+              </w:rPr>
+              <w:t xml:space="preserve"> 10.4</w:t>
             </w:r>
           </w:p>
         </w:tc>
@@ -4690,7 +5609,43 @@
                 <w:sz w:val="24"/>
                 <w:szCs w:val="24"/>
               </w:rPr>
-              <w:t>Motor InnoDB com suporte de transacções, chaves estrangeiras e bloqueio ao nível da linha - requisitos indispensáveis ao abate FEFO.</w:t>
+              <w:t xml:space="preserve">Motor </w:t>
+            </w:r>
+            <w:proofErr w:type="spellStart"/>
+            <w:r>
+              <w:rPr>
+                <w:rFonts w:ascii="Arial" w:hAnsi="Arial" w:cs="Arial"/>
+                <w:sz w:val="24"/>
+                <w:szCs w:val="24"/>
+              </w:rPr>
+              <w:t>InnoDB</w:t>
+            </w:r>
+            <w:proofErr w:type="spellEnd"/>
+            <w:r>
+              <w:rPr>
+                <w:rFonts w:ascii="Arial" w:hAnsi="Arial" w:cs="Arial"/>
+                <w:sz w:val="24"/>
+                <w:szCs w:val="24"/>
+              </w:rPr>
+              <w:t xml:space="preserve"> com suporte de </w:t>
+            </w:r>
+            <w:proofErr w:type="spellStart"/>
+            <w:r>
+              <w:rPr>
+                <w:rFonts w:ascii="Arial" w:hAnsi="Arial" w:cs="Arial"/>
+                <w:sz w:val="24"/>
+                <w:szCs w:val="24"/>
+              </w:rPr>
+              <w:t>transacções</w:t>
+            </w:r>
+            <w:proofErr w:type="spellEnd"/>
+            <w:r>
+              <w:rPr>
+                <w:rFonts w:ascii="Arial" w:hAnsi="Arial" w:cs="Arial"/>
+                <w:sz w:val="24"/>
+                <w:szCs w:val="24"/>
+              </w:rPr>
+              <w:t>, chaves estrangeiras e bloqueio ao nível da linha - requisitos indispensáveis ao abate FEFO.</w:t>
             </w:r>
           </w:p>
         </w:tc>
@@ -4768,7 +5723,61 @@
                 <w:sz w:val="24"/>
                 <w:szCs w:val="24"/>
               </w:rPr>
-              <w:t>Camada de abstracção nativa com consultas preparadas reais (emulação desactivada), o que elimina a injecção de SQL.</w:t>
+              <w:t xml:space="preserve">Camada de </w:t>
+            </w:r>
+            <w:proofErr w:type="spellStart"/>
+            <w:r>
+              <w:rPr>
+                <w:rFonts w:ascii="Arial" w:hAnsi="Arial" w:cs="Arial"/>
+                <w:sz w:val="24"/>
+                <w:szCs w:val="24"/>
+              </w:rPr>
+              <w:t>abstracção</w:t>
+            </w:r>
+            <w:proofErr w:type="spellEnd"/>
+            <w:r>
+              <w:rPr>
+                <w:rFonts w:ascii="Arial" w:hAnsi="Arial" w:cs="Arial"/>
+                <w:sz w:val="24"/>
+                <w:szCs w:val="24"/>
+              </w:rPr>
+              <w:t xml:space="preserve"> nativa com consultas preparadas reais (emulação </w:t>
+            </w:r>
+            <w:proofErr w:type="spellStart"/>
+            <w:r>
+              <w:rPr>
+                <w:rFonts w:ascii="Arial" w:hAnsi="Arial" w:cs="Arial"/>
+                <w:sz w:val="24"/>
+                <w:szCs w:val="24"/>
+              </w:rPr>
+              <w:t>desactivada</w:t>
+            </w:r>
+            <w:proofErr w:type="spellEnd"/>
+            <w:r>
+              <w:rPr>
+                <w:rFonts w:ascii="Arial" w:hAnsi="Arial" w:cs="Arial"/>
+                <w:sz w:val="24"/>
+                <w:szCs w:val="24"/>
+              </w:rPr>
+              <w:t xml:space="preserve">), o que elimina a </w:t>
+            </w:r>
+            <w:proofErr w:type="spellStart"/>
+            <w:r>
+              <w:rPr>
+                <w:rFonts w:ascii="Arial" w:hAnsi="Arial" w:cs="Arial"/>
+                <w:sz w:val="24"/>
+                <w:szCs w:val="24"/>
+              </w:rPr>
+              <w:t>injecção</w:t>
+            </w:r>
+            <w:proofErr w:type="spellEnd"/>
+            <w:r>
+              <w:rPr>
+                <w:rFonts w:ascii="Arial" w:hAnsi="Arial" w:cs="Arial"/>
+                <w:sz w:val="24"/>
+                <w:szCs w:val="24"/>
+              </w:rPr>
+              <w:t xml:space="preserve"> de SQL.</w:t>
             </w:r>
           </w:p>
         </w:tc>
@@ -4818,13 +5827,23 @@
                 <w:szCs w:val="24"/>
               </w:rPr>
             </w:pPr>
+            <w:proofErr w:type="spellStart"/>
             <w:r>
               <w:rPr>
                 <w:rFonts w:ascii="Arial" w:hAnsi="Arial" w:cs="Arial"/>
                 <w:sz w:val="24"/>
                 <w:szCs w:val="24"/>
               </w:rPr>
-              <w:t>Bootstrap 5.3</w:t>
+              <w:t>Bootstrap</w:t>
+            </w:r>
+            <w:proofErr w:type="spellEnd"/>
+            <w:r>
+              <w:rPr>
+                <w:rFonts w:ascii="Arial" w:hAnsi="Arial" w:cs="Arial"/>
+                <w:sz w:val="24"/>
+                <w:szCs w:val="24"/>
+              </w:rPr>
+              <w:t xml:space="preserve"> 5.3</w:t>
             </w:r>
           </w:p>
         </w:tc>
@@ -4977,14 +5996,34 @@
                 <w:szCs w:val="24"/>
               </w:rPr>
             </w:pPr>
+            <w:proofErr w:type="spellStart"/>
             <w:r>
               <w:rPr>
                 <w:rFonts w:ascii="Arial" w:hAnsi="Arial" w:cs="Arial"/>
                 <w:sz w:val="24"/>
                 <w:szCs w:val="24"/>
               </w:rPr>
-              <w:t>Bootstrap Icons</w:t>
+              <w:t>Bootstrap</w:t>
             </w:r>
+            <w:proofErr w:type="spellEnd"/>
+            <w:r>
+              <w:rPr>
+                <w:rFonts w:ascii="Arial" w:hAnsi="Arial" w:cs="Arial"/>
+                <w:sz w:val="24"/>
+                <w:szCs w:val="24"/>
+              </w:rPr>
+              <w:t xml:space="preserve"> </w:t>
+            </w:r>
+            <w:proofErr w:type="spellStart"/>
+            <w:r>
+              <w:rPr>
+                <w:rFonts w:ascii="Arial" w:hAnsi="Arial" w:cs="Arial"/>
+                <w:sz w:val="24"/>
+                <w:szCs w:val="24"/>
+              </w:rPr>
+              <w:t>Icons</w:t>
+            </w:r>
+            <w:proofErr w:type="spellEnd"/>
           </w:p>
         </w:tc>
         <w:tc>
@@ -5008,7 +6047,43 @@
                 <w:sz w:val="24"/>
                 <w:szCs w:val="24"/>
               </w:rPr>
-              <w:t>Conjunto de ícones vectoriais coerente com o Bootstrap.</w:t>
+              <w:t xml:space="preserve">Conjunto de ícones </w:t>
+            </w:r>
+            <w:proofErr w:type="spellStart"/>
+            <w:r>
+              <w:rPr>
+                <w:rFonts w:ascii="Arial" w:hAnsi="Arial" w:cs="Arial"/>
+                <w:sz w:val="24"/>
+                <w:szCs w:val="24"/>
+              </w:rPr>
+              <w:t>vectoriais</w:t>
+            </w:r>
+            <w:proofErr w:type="spellEnd"/>
+            <w:r>
+              <w:rPr>
+                <w:rFonts w:ascii="Arial" w:hAnsi="Arial" w:cs="Arial"/>
+                <w:sz w:val="24"/>
+                <w:szCs w:val="24"/>
+              </w:rPr>
+              <w:t xml:space="preserve"> coerente com o </w:t>
+            </w:r>
+            <w:proofErr w:type="spellStart"/>
+            <w:r>
+              <w:rPr>
+                <w:rFonts w:ascii="Arial" w:hAnsi="Arial" w:cs="Arial"/>
+                <w:sz w:val="24"/>
+                <w:szCs w:val="24"/>
+              </w:rPr>
+              <w:t>Bootstrap</w:t>
+            </w:r>
+            <w:proofErr w:type="spellEnd"/>
+            <w:r>
+              <w:rPr>
+                <w:rFonts w:ascii="Arial" w:hAnsi="Arial" w:cs="Arial"/>
+                <w:sz w:val="24"/>
+                <w:szCs w:val="24"/>
+              </w:rPr>
+              <w:t>.</w:t>
             </w:r>
           </w:p>
         </w:tc>
@@ -5195,7 +6270,43 @@
           <w:sz w:val="24"/>
           <w:szCs w:val="24"/>
         </w:rPr>
-        <w:t>acesso total ao sistema, incluindo a criação e a desactivação de contas de utilizador. Corresponde tipicamente ao proprietário ou ao director técnico do estabelecimento.</w:t>
+        <w:t xml:space="preserve">acesso total ao sistema, incluindo a criação e a </w:t>
+      </w:r>
+      <w:proofErr w:type="spellStart"/>
+      <w:r>
+        <w:rPr>
+          <w:rFonts w:ascii="Arial" w:hAnsi="Arial" w:cs="Arial"/>
+          <w:sz w:val="24"/>
+          <w:szCs w:val="24"/>
+        </w:rPr>
+        <w:t>desactivação</w:t>
+      </w:r>
+      <w:proofErr w:type="spellEnd"/>
+      <w:r>
+        <w:rPr>
+          <w:rFonts w:ascii="Arial" w:hAnsi="Arial" w:cs="Arial"/>
+          <w:sz w:val="24"/>
+          <w:szCs w:val="24"/>
+        </w:rPr>
+        <w:t xml:space="preserve"> de contas de utilizador. Corresponde tipicamente ao proprietário ou ao </w:t>
+      </w:r>
+      <w:proofErr w:type="spellStart"/>
+      <w:r>
+        <w:rPr>
+          <w:rFonts w:ascii="Arial" w:hAnsi="Arial" w:cs="Arial"/>
+          <w:sz w:val="24"/>
+          <w:szCs w:val="24"/>
+        </w:rPr>
+        <w:t>director</w:t>
+      </w:r>
+      <w:proofErr w:type="spellEnd"/>
+      <w:r>
+        <w:rPr>
+          <w:rFonts w:ascii="Arial" w:hAnsi="Arial" w:cs="Arial"/>
+          <w:sz w:val="24"/>
+          <w:szCs w:val="24"/>
+        </w:rPr>
+        <w:t xml:space="preserve"> técnico do estabelecimento.</w:t>
       </w:r>
     </w:p>
     <w:p>
@@ -5228,7 +6339,25 @@
           <w:sz w:val="24"/>
           <w:szCs w:val="24"/>
         </w:rPr>
-        <w:t>gere o catálogo de medicamentos, as categorias, os fornecedores e as existências; regista entradas de mercadoria, efectua vendas, anula vendas e consulta relatórios.</w:t>
+        <w:t xml:space="preserve">gere o catálogo de medicamentos, as categorias, os fornecedores e as existências; regista entradas de mercadoria, </w:t>
+      </w:r>
+      <w:proofErr w:type="spellStart"/>
+      <w:r>
+        <w:rPr>
+          <w:rFonts w:ascii="Arial" w:hAnsi="Arial" w:cs="Arial"/>
+          <w:sz w:val="24"/>
+          <w:szCs w:val="24"/>
+        </w:rPr>
+        <w:t>efectua</w:t>
+      </w:r>
+      <w:proofErr w:type="spellEnd"/>
+      <w:r>
+        <w:rPr>
+          <w:rFonts w:ascii="Arial" w:hAnsi="Arial" w:cs="Arial"/>
+          <w:sz w:val="24"/>
+          <w:szCs w:val="24"/>
+        </w:rPr>
+        <w:t xml:space="preserve"> vendas, anula vendas e consulta relatórios.</w:t>
       </w:r>
     </w:p>
     <w:p>
@@ -5608,7 +6737,25 @@
                 <w:sz w:val="24"/>
                 <w:szCs w:val="24"/>
               </w:rPr>
-              <w:t>Gerir o catálogo de medicamentos (criar, consultar, alterar e desactivar), com pesquisa e filtro por categoria.</w:t>
+              <w:t xml:space="preserve">Gerir o catálogo de medicamentos (criar, consultar, alterar e </w:t>
+            </w:r>
+            <w:proofErr w:type="spellStart"/>
+            <w:r>
+              <w:rPr>
+                <w:rFonts w:ascii="Arial" w:hAnsi="Arial" w:cs="Arial"/>
+                <w:sz w:val="24"/>
+                <w:szCs w:val="24"/>
+              </w:rPr>
+              <w:t>desactivar</w:t>
+            </w:r>
+            <w:proofErr w:type="spellEnd"/>
+            <w:r>
+              <w:rPr>
+                <w:rFonts w:ascii="Arial" w:hAnsi="Arial" w:cs="Arial"/>
+                <w:sz w:val="24"/>
+                <w:szCs w:val="24"/>
+              </w:rPr>
+              <w:t>), com pesquisa e filtro por categoria.</w:t>
             </w:r>
           </w:p>
         </w:tc>
@@ -5632,8 +6779,18 @@
                 <w:sz w:val="24"/>
                 <w:szCs w:val="24"/>
               </w:rPr>
-              <w:t>Administrador, Farmacêutico</w:t>
+              <w:t xml:space="preserve">Administrador, </w:t>
             </w:r>
+            <w:proofErr w:type="gramStart"/>
+            <w:r>
+              <w:rPr>
+                <w:rFonts w:ascii="Arial" w:hAnsi="Arial" w:cs="Arial"/>
+                <w:sz w:val="24"/>
+                <w:szCs w:val="24"/>
+              </w:rPr>
+              <w:t>Farmacêutico</w:t>
+            </w:r>
+            <w:proofErr w:type="gramEnd"/>
           </w:p>
         </w:tc>
       </w:tr>
@@ -5713,8 +6870,18 @@
                 <w:sz w:val="24"/>
                 <w:szCs w:val="24"/>
               </w:rPr>
-              <w:t>Administrador, Farmacêutico</w:t>
+              <w:t xml:space="preserve">Administrador, </w:t>
             </w:r>
+            <w:proofErr w:type="gramStart"/>
+            <w:r>
+              <w:rPr>
+                <w:rFonts w:ascii="Arial" w:hAnsi="Arial" w:cs="Arial"/>
+                <w:sz w:val="24"/>
+                <w:szCs w:val="24"/>
+              </w:rPr>
+              <w:t>Farmacêutico</w:t>
+            </w:r>
+            <w:proofErr w:type="gramEnd"/>
           </w:p>
         </w:tc>
       </w:tr>
@@ -5791,8 +6958,18 @@
                 <w:sz w:val="24"/>
                 <w:szCs w:val="24"/>
               </w:rPr>
-              <w:t>Administrador, Farmacêutico</w:t>
+              <w:t xml:space="preserve">Administrador, </w:t>
             </w:r>
+            <w:proofErr w:type="gramStart"/>
+            <w:r>
+              <w:rPr>
+                <w:rFonts w:ascii="Arial" w:hAnsi="Arial" w:cs="Arial"/>
+                <w:sz w:val="24"/>
+                <w:szCs w:val="24"/>
+              </w:rPr>
+              <w:t>Farmacêutico</w:t>
+            </w:r>
+            <w:proofErr w:type="gramEnd"/>
           </w:p>
         </w:tc>
       </w:tr>
@@ -5872,8 +7049,18 @@
                 <w:sz w:val="24"/>
                 <w:szCs w:val="24"/>
               </w:rPr>
-              <w:t>Administrador, Farmacêutico</w:t>
+              <w:t xml:space="preserve">Administrador, </w:t>
             </w:r>
+            <w:proofErr w:type="gramStart"/>
+            <w:r>
+              <w:rPr>
+                <w:rFonts w:ascii="Arial" w:hAnsi="Arial" w:cs="Arial"/>
+                <w:sz w:val="24"/>
+                <w:szCs w:val="24"/>
+              </w:rPr>
+              <w:t>Farmacêutico</w:t>
+            </w:r>
+            <w:proofErr w:type="gramEnd"/>
           </w:p>
         </w:tc>
       </w:tr>
@@ -5952,6 +7139,7 @@
               </w:rPr>
               <w:t xml:space="preserve">Administrador, </w:t>
             </w:r>
+            <w:proofErr w:type="gramStart"/>
             <w:r>
               <w:rPr>
                 <w:rFonts w:ascii="Arial" w:hAnsi="Arial" w:cs="Arial"/>
@@ -5968,6 +7156,7 @@
               </w:rPr>
               <w:t>armacêutico</w:t>
             </w:r>
+            <w:proofErr w:type="gramEnd"/>
           </w:p>
         </w:tc>
       </w:tr>
@@ -6191,7 +7380,43 @@
                 <w:sz w:val="24"/>
                 <w:szCs w:val="24"/>
               </w:rPr>
-              <w:t>Impedir a venda de medicamentos inactivos, expirados ou com stock insuficiente.</w:t>
+              <w:t xml:space="preserve">Impedir </w:t>
+            </w:r>
+            <w:proofErr w:type="gramStart"/>
+            <w:r>
+              <w:rPr>
+                <w:rFonts w:ascii="Arial" w:hAnsi="Arial" w:cs="Arial"/>
+                <w:sz w:val="24"/>
+                <w:szCs w:val="24"/>
+              </w:rPr>
+              <w:t>a</w:t>
+            </w:r>
+            <w:proofErr w:type="gramEnd"/>
+            <w:r>
+              <w:rPr>
+                <w:rFonts w:ascii="Arial" w:hAnsi="Arial" w:cs="Arial"/>
+                <w:sz w:val="24"/>
+                <w:szCs w:val="24"/>
+              </w:rPr>
+              <w:t xml:space="preserve"> venda de medicamentos </w:t>
+            </w:r>
+            <w:proofErr w:type="spellStart"/>
+            <w:r>
+              <w:rPr>
+                <w:rFonts w:ascii="Arial" w:hAnsi="Arial" w:cs="Arial"/>
+                <w:sz w:val="24"/>
+                <w:szCs w:val="24"/>
+              </w:rPr>
+              <w:t>inactivos</w:t>
+            </w:r>
+            <w:proofErr w:type="spellEnd"/>
+            <w:r>
+              <w:rPr>
+                <w:rFonts w:ascii="Arial" w:hAnsi="Arial" w:cs="Arial"/>
+                <w:sz w:val="24"/>
+                <w:szCs w:val="24"/>
+              </w:rPr>
+              <w:t>, expirados ou com stock insuficiente.</w:t>
             </w:r>
           </w:p>
         </w:tc>
@@ -6375,8 +7600,18 @@
                 <w:sz w:val="24"/>
                 <w:szCs w:val="24"/>
               </w:rPr>
-              <w:t>Administrador, Farmacêutico</w:t>
+              <w:t xml:space="preserve">Administrador, </w:t>
             </w:r>
+            <w:proofErr w:type="gramStart"/>
+            <w:r>
+              <w:rPr>
+                <w:rFonts w:ascii="Arial" w:hAnsi="Arial" w:cs="Arial"/>
+                <w:sz w:val="24"/>
+                <w:szCs w:val="24"/>
+              </w:rPr>
+              <w:t>Farmacêutico</w:t>
+            </w:r>
+            <w:proofErr w:type="gramEnd"/>
           </w:p>
         </w:tc>
       </w:tr>
@@ -6867,7 +8102,61 @@
                 <w:sz w:val="24"/>
                 <w:szCs w:val="24"/>
               </w:rPr>
-              <w:t>Segurança: todas as consultas SQL têm de ser parametrizadas; as palavras-passe têm de ser cifradas com bcrypt; todos os pedidos que alteram estado têm de ser protegidos por um token anti-CSRF.</w:t>
+              <w:t xml:space="preserve">Segurança: todas as consultas SQL têm de ser parametrizadas; as palavras-passe têm de ser cifradas com </w:t>
+            </w:r>
+            <w:proofErr w:type="spellStart"/>
+            <w:r>
+              <w:rPr>
+                <w:rFonts w:ascii="Arial" w:hAnsi="Arial" w:cs="Arial"/>
+                <w:sz w:val="24"/>
+                <w:szCs w:val="24"/>
+              </w:rPr>
+              <w:t>bcrypt</w:t>
+            </w:r>
+            <w:proofErr w:type="spellEnd"/>
+            <w:r>
+              <w:rPr>
+                <w:rFonts w:ascii="Arial" w:hAnsi="Arial" w:cs="Arial"/>
+                <w:sz w:val="24"/>
+                <w:szCs w:val="24"/>
+              </w:rPr>
+              <w:t xml:space="preserve">; todos os pedidos que alteram estado têm de ser protegidos por um </w:t>
+            </w:r>
+            <w:proofErr w:type="spellStart"/>
+            <w:r>
+              <w:rPr>
+                <w:rFonts w:ascii="Arial" w:hAnsi="Arial" w:cs="Arial"/>
+                <w:sz w:val="24"/>
+                <w:szCs w:val="24"/>
+              </w:rPr>
+              <w:t>token</w:t>
+            </w:r>
+            <w:proofErr w:type="spellEnd"/>
+            <w:r>
+              <w:rPr>
+                <w:rFonts w:ascii="Arial" w:hAnsi="Arial" w:cs="Arial"/>
+                <w:sz w:val="24"/>
+                <w:szCs w:val="24"/>
+              </w:rPr>
+              <w:t xml:space="preserve"> </w:t>
+            </w:r>
+            <w:proofErr w:type="spellStart"/>
+            <w:r>
+              <w:rPr>
+                <w:rFonts w:ascii="Arial" w:hAnsi="Arial" w:cs="Arial"/>
+                <w:sz w:val="24"/>
+                <w:szCs w:val="24"/>
+              </w:rPr>
+              <w:t>anti-CSRF</w:t>
+            </w:r>
+            <w:proofErr w:type="spellEnd"/>
+            <w:r>
+              <w:rPr>
+                <w:rFonts w:ascii="Arial" w:hAnsi="Arial" w:cs="Arial"/>
+                <w:sz w:val="24"/>
+                <w:szCs w:val="24"/>
+              </w:rPr>
+              <w:t>.</w:t>
             </w:r>
           </w:p>
         </w:tc>
@@ -7139,7 +8428,25 @@
                 <w:sz w:val="24"/>
                 <w:szCs w:val="24"/>
               </w:rPr>
-              <w:t>Portabilidade: a aplicação tem de funcionar em qualquer servidor com PHP 8.1 ou superior e MySQL 5.7 ou superior, sem dependências externas obrigatórias.</w:t>
+              <w:t xml:space="preserve">Portabilidade: a aplicação tem de funcionar em qualquer servidor com PHP 8.1 ou superior e </w:t>
+            </w:r>
+            <w:proofErr w:type="spellStart"/>
+            <w:r>
+              <w:rPr>
+                <w:rFonts w:ascii="Arial" w:hAnsi="Arial" w:cs="Arial"/>
+                <w:sz w:val="24"/>
+                <w:szCs w:val="24"/>
+              </w:rPr>
+              <w:t>MySQL</w:t>
+            </w:r>
+            <w:proofErr w:type="spellEnd"/>
+            <w:r>
+              <w:rPr>
+                <w:rFonts w:ascii="Arial" w:hAnsi="Arial" w:cs="Arial"/>
+                <w:sz w:val="24"/>
+                <w:szCs w:val="24"/>
+              </w:rPr>
+              <w:t xml:space="preserve"> 5.7 ou superior, sem dependências externas obrigatórias.</w:t>
             </w:r>
           </w:p>
         </w:tc>
@@ -8375,7 +9682,43 @@
           <w:sz w:val="24"/>
           <w:szCs w:val="24"/>
         </w:rPr>
-        <w:t>O diagrama seguinte sistematiza as interacções entre os três actores e as funcionalidades do sistema. As relações «include» assinalam comportamentos obrigatoriamente accionados pelo caso de uso principal - designadamente o abate de stock por FEFO e o registo do movimento correspondente, que são desencadeados sempre que uma venda é registada.</w:t>
+        <w:t>O diagrama seguinte sistematiza as interacções entre os três actores e as funcionalidades do sistema. As relações «</w:t>
+      </w:r>
+      <w:proofErr w:type="spellStart"/>
+      <w:r>
+        <w:rPr>
+          <w:rFonts w:ascii="Arial" w:hAnsi="Arial" w:cs="Arial"/>
+          <w:sz w:val="24"/>
+          <w:szCs w:val="24"/>
+        </w:rPr>
+        <w:t>include</w:t>
+      </w:r>
+      <w:proofErr w:type="spellEnd"/>
+      <w:r>
+        <w:rPr>
+          <w:rFonts w:ascii="Arial" w:hAnsi="Arial" w:cs="Arial"/>
+          <w:sz w:val="24"/>
+          <w:szCs w:val="24"/>
+        </w:rPr>
+        <w:t xml:space="preserve">» assinalam comportamentos obrigatoriamente </w:t>
+      </w:r>
+      <w:proofErr w:type="spellStart"/>
+      <w:r>
+        <w:rPr>
+          <w:rFonts w:ascii="Arial" w:hAnsi="Arial" w:cs="Arial"/>
+          <w:sz w:val="24"/>
+          <w:szCs w:val="24"/>
+        </w:rPr>
+        <w:t>accionados</w:t>
+      </w:r>
+      <w:proofErr w:type="spellEnd"/>
+      <w:r>
+        <w:rPr>
+          <w:rFonts w:ascii="Arial" w:hAnsi="Arial" w:cs="Arial"/>
+          <w:sz w:val="24"/>
+          <w:szCs w:val="24"/>
+        </w:rPr>
+        <w:t xml:space="preserve"> pelo caso de uso principal - designadamente o abate de stock por FEFO e o registo do movimento correspondente, que são desencadeados sempre que uma venda é registada.</w:t>
       </w:r>
     </w:p>
     <w:p>
@@ -8450,8 +9793,19 @@
           <w:sz w:val="24"/>
           <w:szCs w:val="24"/>
         </w:rPr>
-        <w:t>Figura 1 - Diagrama de casos de uso do FarmaGest</w:t>
-      </w:r>
+        <w:t xml:space="preserve">Figura 1 - Diagrama de casos de uso do </w:t>
+      </w:r>
+      <w:proofErr w:type="spellStart"/>
+      <w:r>
+        <w:rPr>
+          <w:rFonts w:ascii="Arial" w:hAnsi="Arial" w:cs="Arial"/>
+          <w:i/>
+          <w:sz w:val="24"/>
+          <w:szCs w:val="24"/>
+        </w:rPr>
+        <w:t>FarmaGest</w:t>
+      </w:r>
+      <w:proofErr w:type="spellEnd"/>
     </w:p>
     <w:p>
       <w:pPr>
@@ -8514,7 +9868,25 @@
           <w:sz w:val="24"/>
           <w:szCs w:val="24"/>
         </w:rPr>
-        <w:t xml:space="preserve">A base de dados é composta por nove tabelas em motor InnoDB, com codificação utf8mb4, e por duas vistas de apoio aos relatórios. A decisão de desenho mais importante é a de o stock não residir na tabela de medicamentos: a quantidade </w:t>
+        <w:t xml:space="preserve">A base de dados é composta por nove tabelas em motor </w:t>
+      </w:r>
+      <w:proofErr w:type="spellStart"/>
+      <w:r>
+        <w:rPr>
+          <w:rFonts w:ascii="Arial" w:hAnsi="Arial" w:cs="Arial"/>
+          <w:sz w:val="24"/>
+          <w:szCs w:val="24"/>
+        </w:rPr>
+        <w:t>InnoDB</w:t>
+      </w:r>
+      <w:proofErr w:type="spellEnd"/>
+      <w:r>
+        <w:rPr>
+          <w:rFonts w:ascii="Arial" w:hAnsi="Arial" w:cs="Arial"/>
+          <w:sz w:val="24"/>
+          <w:szCs w:val="24"/>
+        </w:rPr>
+        <w:t xml:space="preserve">, com codificação utf8mb4, e por duas vistas de apoio aos relatórios. A decisão de desenho mais importante é a de o stock não residir na tabela de medicamentos: a quantidade </w:t>
       </w:r>
       <w:r>
         <w:rPr>
@@ -8788,6 +10160,7 @@
                 <w:szCs w:val="24"/>
               </w:rPr>
             </w:pPr>
+            <w:proofErr w:type="gramStart"/>
             <w:r>
               <w:rPr>
                 <w:rFonts w:ascii="Arial" w:hAnsi="Arial" w:cs="Arial"/>
@@ -8796,6 +10169,7 @@
               </w:rPr>
               <w:t>1:N</w:t>
             </w:r>
+            <w:proofErr w:type="gramEnd"/>
             <w:r>
               <w:rPr>
                 <w:rFonts w:ascii="Arial" w:hAnsi="Arial" w:cs="Arial"/>
@@ -8874,13 +10248,23 @@
                 <w:szCs w:val="24"/>
               </w:rPr>
             </w:pPr>
+            <w:proofErr w:type="gramStart"/>
             <w:r>
               <w:rPr>
                 <w:rFonts w:ascii="Arial" w:hAnsi="Arial" w:cs="Arial"/>
                 <w:sz w:val="24"/>
                 <w:szCs w:val="24"/>
               </w:rPr>
-              <w:t>1:N com lotes</w:t>
+              <w:t>1:N</w:t>
+            </w:r>
+            <w:proofErr w:type="gramEnd"/>
+            <w:r>
+              <w:rPr>
+                <w:rFonts w:ascii="Arial" w:hAnsi="Arial" w:cs="Arial"/>
+                <w:sz w:val="24"/>
+                <w:szCs w:val="24"/>
+              </w:rPr>
+              <w:t xml:space="preserve"> com lotes</w:t>
             </w:r>
           </w:p>
         </w:tc>
@@ -9114,13 +10498,23 @@
                 <w:szCs w:val="24"/>
               </w:rPr>
             </w:pPr>
+            <w:proofErr w:type="gramStart"/>
             <w:r>
               <w:rPr>
                 <w:rFonts w:ascii="Arial" w:hAnsi="Arial" w:cs="Arial"/>
                 <w:sz w:val="24"/>
                 <w:szCs w:val="24"/>
               </w:rPr>
-              <w:t>1:N com vendas</w:t>
+              <w:t>1:N</w:t>
+            </w:r>
+            <w:proofErr w:type="gramEnd"/>
+            <w:r>
+              <w:rPr>
+                <w:rFonts w:ascii="Arial" w:hAnsi="Arial" w:cs="Arial"/>
+                <w:sz w:val="24"/>
+                <w:szCs w:val="24"/>
+              </w:rPr>
+              <w:t xml:space="preserve"> com vendas</w:t>
             </w:r>
           </w:p>
         </w:tc>
@@ -9222,6 +10616,7 @@
                 <w:szCs w:val="24"/>
               </w:rPr>
             </w:pPr>
+            <w:proofErr w:type="spellStart"/>
             <w:r>
               <w:rPr>
                 <w:rFonts w:ascii="Arial" w:hAnsi="Arial" w:cs="Arial"/>
@@ -9231,6 +10626,7 @@
               </w:rPr>
               <w:t>itens_venda</w:t>
             </w:r>
+            <w:proofErr w:type="spellEnd"/>
           </w:p>
         </w:tc>
         <w:tc>
@@ -9302,6 +10698,7 @@
                 <w:szCs w:val="24"/>
               </w:rPr>
             </w:pPr>
+            <w:proofErr w:type="spellStart"/>
             <w:r>
               <w:rPr>
                 <w:rFonts w:ascii="Arial" w:hAnsi="Arial" w:cs="Arial"/>
@@ -9311,6 +10708,7 @@
               </w:rPr>
               <w:t>movimentos_stock</w:t>
             </w:r>
+            <w:proofErr w:type="spellEnd"/>
           </w:p>
         </w:tc>
         <w:tc>
@@ -9416,7 +10814,61 @@
           <w:szCs w:val="24"/>
         </w:rPr>
         <w:lastRenderedPageBreak/>
-        <w:t>CONSTRAINT ck_medicamentos_preco  CHECK (preco_venda &gt;= 0)</w:t>
+        <w:t xml:space="preserve">CONSTRAINT </w:t>
+      </w:r>
+      <w:proofErr w:type="spellStart"/>
+      <w:r>
+        <w:rPr>
+          <w:rFonts w:ascii="Arial" w:hAnsi="Arial" w:cs="Arial"/>
+          <w:sz w:val="24"/>
+          <w:szCs w:val="24"/>
+        </w:rPr>
+        <w:t>ck_medicamentos_</w:t>
+      </w:r>
+      <w:proofErr w:type="gramStart"/>
+      <w:r>
+        <w:rPr>
+          <w:rFonts w:ascii="Arial" w:hAnsi="Arial" w:cs="Arial"/>
+          <w:sz w:val="24"/>
+          <w:szCs w:val="24"/>
+        </w:rPr>
+        <w:t>preco</w:t>
+      </w:r>
+      <w:proofErr w:type="spellEnd"/>
+      <w:r>
+        <w:rPr>
+          <w:rFonts w:ascii="Arial" w:hAnsi="Arial" w:cs="Arial"/>
+          <w:sz w:val="24"/>
+          <w:szCs w:val="24"/>
+        </w:rPr>
+        <w:t xml:space="preserve">  CHECK</w:t>
+      </w:r>
+      <w:proofErr w:type="gramEnd"/>
+      <w:r>
+        <w:rPr>
+          <w:rFonts w:ascii="Arial" w:hAnsi="Arial" w:cs="Arial"/>
+          <w:sz w:val="24"/>
+          <w:szCs w:val="24"/>
+        </w:rPr>
+        <w:t xml:space="preserve"> (</w:t>
+      </w:r>
+      <w:proofErr w:type="spellStart"/>
+      <w:r>
+        <w:rPr>
+          <w:rFonts w:ascii="Arial" w:hAnsi="Arial" w:cs="Arial"/>
+          <w:sz w:val="24"/>
+          <w:szCs w:val="24"/>
+        </w:rPr>
+        <w:t>preco_venda</w:t>
+      </w:r>
+      <w:proofErr w:type="spellEnd"/>
+      <w:r>
+        <w:rPr>
+          <w:rFonts w:ascii="Arial" w:hAnsi="Arial" w:cs="Arial"/>
+          <w:sz w:val="24"/>
+          <w:szCs w:val="24"/>
+        </w:rPr>
+        <w:t xml:space="preserve"> &gt;= 0)</w:t>
       </w:r>
       <w:r>
         <w:rPr>
@@ -9425,7 +10877,43 @@
           <w:szCs w:val="24"/>
         </w:rPr>
         <w:br/>
-        <w:t>CONSTRAINT ck_lotes_quantidade    CHECK (quantidade_atual &gt;= 0)</w:t>
+        <w:t xml:space="preserve">CONSTRAINT </w:t>
+      </w:r>
+      <w:proofErr w:type="spellStart"/>
+      <w:r>
+        <w:rPr>
+          <w:rFonts w:ascii="Arial" w:hAnsi="Arial" w:cs="Arial"/>
+          <w:sz w:val="24"/>
+          <w:szCs w:val="24"/>
+        </w:rPr>
+        <w:t>ck_lotes_quantidade</w:t>
+      </w:r>
+      <w:proofErr w:type="spellEnd"/>
+      <w:r>
+        <w:rPr>
+          <w:rFonts w:ascii="Arial" w:hAnsi="Arial" w:cs="Arial"/>
+          <w:sz w:val="24"/>
+          <w:szCs w:val="24"/>
+        </w:rPr>
+        <w:t xml:space="preserve">    CHECK (</w:t>
+      </w:r>
+      <w:proofErr w:type="spellStart"/>
+      <w:r>
+        <w:rPr>
+          <w:rFonts w:ascii="Arial" w:hAnsi="Arial" w:cs="Arial"/>
+          <w:sz w:val="24"/>
+          <w:szCs w:val="24"/>
+        </w:rPr>
+        <w:t>quantidade_atual</w:t>
+      </w:r>
+      <w:proofErr w:type="spellEnd"/>
+      <w:r>
+        <w:rPr>
+          <w:rFonts w:ascii="Arial" w:hAnsi="Arial" w:cs="Arial"/>
+          <w:sz w:val="24"/>
+          <w:szCs w:val="24"/>
+        </w:rPr>
+        <w:t xml:space="preserve"> &gt;= 0)</w:t>
       </w:r>
       <w:r>
         <w:rPr>
@@ -9434,7 +10922,25 @@
           <w:szCs w:val="24"/>
         </w:rPr>
         <w:br/>
-        <w:t>CONSTRAINT ck_vendas_desconto     CHECK (desconto &gt;= 0 AND desconto &lt;= subtotal)</w:t>
+        <w:t xml:space="preserve">CONSTRAINT </w:t>
+      </w:r>
+      <w:proofErr w:type="spellStart"/>
+      <w:r>
+        <w:rPr>
+          <w:rFonts w:ascii="Arial" w:hAnsi="Arial" w:cs="Arial"/>
+          <w:sz w:val="24"/>
+          <w:szCs w:val="24"/>
+        </w:rPr>
+        <w:t>ck_vendas_desconto</w:t>
+      </w:r>
+      <w:proofErr w:type="spellEnd"/>
+      <w:r>
+        <w:rPr>
+          <w:rFonts w:ascii="Arial" w:hAnsi="Arial" w:cs="Arial"/>
+          <w:sz w:val="24"/>
+          <w:szCs w:val="24"/>
+        </w:rPr>
+        <w:t xml:space="preserve">     CHECK (desconto &gt;= 0 AND desconto &lt;= subtotal)</w:t>
       </w:r>
       <w:r>
         <w:rPr>
@@ -9443,7 +10949,25 @@
           <w:szCs w:val="24"/>
         </w:rPr>
         <w:br/>
-        <w:t>CONSTRAINT ck_itens_quantidade    CHECK (quantidade &gt; 0)</w:t>
+        <w:t xml:space="preserve">CONSTRAINT </w:t>
+      </w:r>
+      <w:proofErr w:type="spellStart"/>
+      <w:r>
+        <w:rPr>
+          <w:rFonts w:ascii="Arial" w:hAnsi="Arial" w:cs="Arial"/>
+          <w:sz w:val="24"/>
+          <w:szCs w:val="24"/>
+        </w:rPr>
+        <w:t>ck_itens_quantidade</w:t>
+      </w:r>
+      <w:proofErr w:type="spellEnd"/>
+      <w:r>
+        <w:rPr>
+          <w:rFonts w:ascii="Arial" w:hAnsi="Arial" w:cs="Arial"/>
+          <w:sz w:val="24"/>
+          <w:szCs w:val="24"/>
+        </w:rPr>
+        <w:t xml:space="preserve">    CHECK (quantidade &gt; 0)</w:t>
       </w:r>
     </w:p>
     <w:p>
@@ -9461,7 +10985,25 @@
           <w:sz w:val="24"/>
           <w:szCs w:val="24"/>
         </w:rPr>
-        <w:t>Note-se em particular a restrição sobre a quantidade dos lotes: mesmo que um defeito na aplicação tentasse abater mais unidades do que as existentes, a base de dados rejeitaria a operação e a transacção seria revertida na totalidade.</w:t>
+        <w:t xml:space="preserve">Note-se em particular a restrição sobre a quantidade dos lotes: mesmo que um defeito na aplicação tentasse abater mais unidades do que as existentes, a base de dados rejeitaria a operação e a </w:t>
+      </w:r>
+      <w:proofErr w:type="spellStart"/>
+      <w:r>
+        <w:rPr>
+          <w:rFonts w:ascii="Arial" w:hAnsi="Arial" w:cs="Arial"/>
+          <w:sz w:val="24"/>
+          <w:szCs w:val="24"/>
+        </w:rPr>
+        <w:t>transacção</w:t>
+      </w:r>
+      <w:proofErr w:type="spellEnd"/>
+      <w:r>
+        <w:rPr>
+          <w:rFonts w:ascii="Arial" w:hAnsi="Arial" w:cs="Arial"/>
+          <w:sz w:val="24"/>
+          <w:szCs w:val="24"/>
+        </w:rPr>
+        <w:t xml:space="preserve"> seria revertida na totalidade.</w:t>
       </w:r>
     </w:p>
     <w:p>
@@ -9502,7 +11044,61 @@
           <w:sz w:val="24"/>
           <w:szCs w:val="24"/>
         </w:rPr>
-        <w:t>O diagrama de classes representa a organização das camadas da aplicação. À esquerda situa-se o núcleo reutilizável, com destaque para a classe abstracta Model, da qual todos os modelos de domínio herdam as operações genéricas de leitura, escrita e paginação. À direita situam-se os modelos de domínio, com as respectivas especializações. As classes Venda e Lote concentram a lógica de negócio própria do sistema.</w:t>
+        <w:t xml:space="preserve">O diagrama de classes representa a organização das camadas da aplicação. À esquerda situa-se o núcleo reutilizável, com destaque para a classe </w:t>
+      </w:r>
+      <w:proofErr w:type="spellStart"/>
+      <w:r>
+        <w:rPr>
+          <w:rFonts w:ascii="Arial" w:hAnsi="Arial" w:cs="Arial"/>
+          <w:sz w:val="24"/>
+          <w:szCs w:val="24"/>
+        </w:rPr>
+        <w:t>abstracta</w:t>
+      </w:r>
+      <w:proofErr w:type="spellEnd"/>
+      <w:r>
+        <w:rPr>
+          <w:rFonts w:ascii="Arial" w:hAnsi="Arial" w:cs="Arial"/>
+          <w:sz w:val="24"/>
+          <w:szCs w:val="24"/>
+        </w:rPr>
+        <w:t xml:space="preserve"> </w:t>
+      </w:r>
+      <w:proofErr w:type="spellStart"/>
+      <w:r>
+        <w:rPr>
+          <w:rFonts w:ascii="Arial" w:hAnsi="Arial" w:cs="Arial"/>
+          <w:sz w:val="24"/>
+          <w:szCs w:val="24"/>
+        </w:rPr>
+        <w:t>Model</w:t>
+      </w:r>
+      <w:proofErr w:type="spellEnd"/>
+      <w:r>
+        <w:rPr>
+          <w:rFonts w:ascii="Arial" w:hAnsi="Arial" w:cs="Arial"/>
+          <w:sz w:val="24"/>
+          <w:szCs w:val="24"/>
+        </w:rPr>
+        <w:t xml:space="preserve">, da qual todos os modelos de domínio herdam as operações genéricas de leitura, escrita e paginação. À direita situam-se os modelos de domínio, com as </w:t>
+      </w:r>
+      <w:proofErr w:type="spellStart"/>
+      <w:r>
+        <w:rPr>
+          <w:rFonts w:ascii="Arial" w:hAnsi="Arial" w:cs="Arial"/>
+          <w:sz w:val="24"/>
+          <w:szCs w:val="24"/>
+        </w:rPr>
+        <w:t>respectivas</w:t>
+      </w:r>
+      <w:proofErr w:type="spellEnd"/>
+      <w:r>
+        <w:rPr>
+          <w:rFonts w:ascii="Arial" w:hAnsi="Arial" w:cs="Arial"/>
+          <w:sz w:val="24"/>
+          <w:szCs w:val="24"/>
+        </w:rPr>
+        <w:t xml:space="preserve"> especializações. As classes Venda e Lote concentram a lógica de negócio própria do sistema.</w:t>
       </w:r>
     </w:p>
     <w:p>
@@ -9654,7 +11250,43 @@
           <w:sz w:val="24"/>
           <w:szCs w:val="24"/>
         </w:rPr>
-        <w:t>O diagrama seguinte detalha o caso de uso mais complexo do sistema. Merecem destaque três aspectos: a transacção que envolve toda a operação, o ciclo exterior que percorre os itens do carrinho e o ciclo interior que percorre os lotes por ordem de validade até satisfazer a quantidade pedida. Qualquer excepção lançada no interior da transacção provoca a reversão integral.</w:t>
+        <w:t xml:space="preserve">O diagrama seguinte detalha o caso de uso mais complexo do sistema. Merecem destaque três aspectos: a </w:t>
+      </w:r>
+      <w:proofErr w:type="spellStart"/>
+      <w:r>
+        <w:rPr>
+          <w:rFonts w:ascii="Arial" w:hAnsi="Arial" w:cs="Arial"/>
+          <w:sz w:val="24"/>
+          <w:szCs w:val="24"/>
+        </w:rPr>
+        <w:t>transacção</w:t>
+      </w:r>
+      <w:proofErr w:type="spellEnd"/>
+      <w:r>
+        <w:rPr>
+          <w:rFonts w:ascii="Arial" w:hAnsi="Arial" w:cs="Arial"/>
+          <w:sz w:val="24"/>
+          <w:szCs w:val="24"/>
+        </w:rPr>
+        <w:t xml:space="preserve"> que envolve toda a operação, o ciclo exterior que percorre os itens do carrinho e o ciclo interior que percorre os lotes por ordem de validade até satisfazer a quantidade pedida. Qualquer excepção lançada no interior da </w:t>
+      </w:r>
+      <w:proofErr w:type="spellStart"/>
+      <w:r>
+        <w:rPr>
+          <w:rFonts w:ascii="Arial" w:hAnsi="Arial" w:cs="Arial"/>
+          <w:sz w:val="24"/>
+          <w:szCs w:val="24"/>
+        </w:rPr>
+        <w:t>transacção</w:t>
+      </w:r>
+      <w:proofErr w:type="spellEnd"/>
+      <w:r>
+        <w:rPr>
+          <w:rFonts w:ascii="Arial" w:hAnsi="Arial" w:cs="Arial"/>
+          <w:sz w:val="24"/>
+          <w:szCs w:val="24"/>
+        </w:rPr>
+        <w:t xml:space="preserve"> provoca a reversão integral.</w:t>
       </w:r>
     </w:p>
     <w:p>
@@ -9828,7 +11460,25 @@
           <w:sz w:val="24"/>
           <w:szCs w:val="24"/>
         </w:rPr>
-        <w:t>O código está organizado por responsabilidade. A pasta public é a única exposta ao servidor Web; todo o restante código reside fora da raiz pública, ficando inacessível por HTTP directo.</w:t>
+        <w:t xml:space="preserve">O código está organizado por responsabilidade. A pasta </w:t>
+      </w:r>
+      <w:proofErr w:type="spellStart"/>
+      <w:r>
+        <w:rPr>
+          <w:rFonts w:ascii="Arial" w:hAnsi="Arial" w:cs="Arial"/>
+          <w:sz w:val="24"/>
+          <w:szCs w:val="24"/>
+        </w:rPr>
+        <w:t>public</w:t>
+      </w:r>
+      <w:proofErr w:type="spellEnd"/>
+      <w:r>
+        <w:rPr>
+          <w:rFonts w:ascii="Arial" w:hAnsi="Arial" w:cs="Arial"/>
+          <w:sz w:val="24"/>
+          <w:szCs w:val="24"/>
+        </w:rPr>
+        <w:t xml:space="preserve"> é a única exposta ao servidor Web; todo o restante código reside fora da raiz pública, ficando inacessível por HTTP directo.</w:t>
       </w:r>
     </w:p>
     <w:p>
@@ -9849,13 +11499,23 @@
           <w:szCs w:val="24"/>
         </w:rPr>
       </w:pPr>
-      <w:r>
-        <w:rPr>
-          <w:rFonts w:ascii="Arial" w:hAnsi="Arial" w:cs="Arial"/>
-          <w:sz w:val="24"/>
-          <w:szCs w:val="24"/>
-        </w:rPr>
-        <w:t>farmagest/</w:t>
+      <w:proofErr w:type="spellStart"/>
+      <w:r>
+        <w:rPr>
+          <w:rFonts w:ascii="Arial" w:hAnsi="Arial" w:cs="Arial"/>
+          <w:sz w:val="24"/>
+          <w:szCs w:val="24"/>
+        </w:rPr>
+        <w:t>farmagest</w:t>
+      </w:r>
+      <w:proofErr w:type="spellEnd"/>
+      <w:r>
+        <w:rPr>
+          <w:rFonts w:ascii="Arial" w:hAnsi="Arial" w:cs="Arial"/>
+          <w:sz w:val="24"/>
+          <w:szCs w:val="24"/>
+        </w:rPr>
+        <w:t>/</w:t>
       </w:r>
       <w:r>
         <w:rPr>
@@ -9873,7 +11533,97 @@
           <w:szCs w:val="24"/>
         </w:rPr>
         <w:br/>
-        <w:t xml:space="preserve">    Core/          nucleo: Router, Model, Database, Auth, Session,</w:t>
+        <w:t xml:space="preserve">    Core/          </w:t>
+      </w:r>
+      <w:proofErr w:type="spellStart"/>
+      <w:r>
+        <w:rPr>
+          <w:rFonts w:ascii="Arial" w:hAnsi="Arial" w:cs="Arial"/>
+          <w:sz w:val="24"/>
+          <w:szCs w:val="24"/>
+        </w:rPr>
+        <w:t>nucleo</w:t>
+      </w:r>
+      <w:proofErr w:type="spellEnd"/>
+      <w:r>
+        <w:rPr>
+          <w:rFonts w:ascii="Arial" w:hAnsi="Arial" w:cs="Arial"/>
+          <w:sz w:val="24"/>
+          <w:szCs w:val="24"/>
+        </w:rPr>
+        <w:t xml:space="preserve">: Router, </w:t>
+      </w:r>
+      <w:proofErr w:type="spellStart"/>
+      <w:r>
+        <w:rPr>
+          <w:rFonts w:ascii="Arial" w:hAnsi="Arial" w:cs="Arial"/>
+          <w:sz w:val="24"/>
+          <w:szCs w:val="24"/>
+        </w:rPr>
+        <w:t>Model</w:t>
+      </w:r>
+      <w:proofErr w:type="spellEnd"/>
+      <w:r>
+        <w:rPr>
+          <w:rFonts w:ascii="Arial" w:hAnsi="Arial" w:cs="Arial"/>
+          <w:sz w:val="24"/>
+          <w:szCs w:val="24"/>
+        </w:rPr>
+        <w:t xml:space="preserve">, </w:t>
+      </w:r>
+      <w:proofErr w:type="spellStart"/>
+      <w:r>
+        <w:rPr>
+          <w:rFonts w:ascii="Arial" w:hAnsi="Arial" w:cs="Arial"/>
+          <w:sz w:val="24"/>
+          <w:szCs w:val="24"/>
+        </w:rPr>
+        <w:t>Database</w:t>
+      </w:r>
+      <w:proofErr w:type="spellEnd"/>
+      <w:r>
+        <w:rPr>
+          <w:rFonts w:ascii="Arial" w:hAnsi="Arial" w:cs="Arial"/>
+          <w:sz w:val="24"/>
+          <w:szCs w:val="24"/>
+        </w:rPr>
+        <w:t xml:space="preserve">, </w:t>
+      </w:r>
+      <w:proofErr w:type="spellStart"/>
+      <w:r>
+        <w:rPr>
+          <w:rFonts w:ascii="Arial" w:hAnsi="Arial" w:cs="Arial"/>
+          <w:sz w:val="24"/>
+          <w:szCs w:val="24"/>
+        </w:rPr>
+        <w:t>Auth</w:t>
+      </w:r>
+      <w:proofErr w:type="spellEnd"/>
+      <w:r>
+        <w:rPr>
+          <w:rFonts w:ascii="Arial" w:hAnsi="Arial" w:cs="Arial"/>
+          <w:sz w:val="24"/>
+          <w:szCs w:val="24"/>
+        </w:rPr>
+        <w:t xml:space="preserve">, </w:t>
+      </w:r>
+      <w:proofErr w:type="spellStart"/>
+      <w:r>
+        <w:rPr>
+          <w:rFonts w:ascii="Arial" w:hAnsi="Arial" w:cs="Arial"/>
+          <w:sz w:val="24"/>
+          <w:szCs w:val="24"/>
+        </w:rPr>
+        <w:t>Session</w:t>
+      </w:r>
+      <w:proofErr w:type="spellEnd"/>
+      <w:r>
+        <w:rPr>
+          <w:rFonts w:ascii="Arial" w:hAnsi="Arial" w:cs="Arial"/>
+          <w:sz w:val="24"/>
+          <w:szCs w:val="24"/>
+        </w:rPr>
+        <w:t>,</w:t>
       </w:r>
       <w:r>
         <w:rPr>
@@ -9882,8 +11632,90 @@
           <w:szCs w:val="24"/>
         </w:rPr>
         <w:br/>
-        <w:t xml:space="preserve">                   Csrf, Validator, Request, ErrorHandler, helpers</w:t>
-      </w:r>
+        <w:t xml:space="preserve">                   </w:t>
+      </w:r>
+      <w:proofErr w:type="spellStart"/>
+      <w:r>
+        <w:rPr>
+          <w:rFonts w:ascii="Arial" w:hAnsi="Arial" w:cs="Arial"/>
+          <w:sz w:val="24"/>
+          <w:szCs w:val="24"/>
+        </w:rPr>
+        <w:t>Csrf</w:t>
+      </w:r>
+      <w:proofErr w:type="spellEnd"/>
+      <w:r>
+        <w:rPr>
+          <w:rFonts w:ascii="Arial" w:hAnsi="Arial" w:cs="Arial"/>
+          <w:sz w:val="24"/>
+          <w:szCs w:val="24"/>
+        </w:rPr>
+        <w:t xml:space="preserve">, </w:t>
+      </w:r>
+      <w:proofErr w:type="spellStart"/>
+      <w:r>
+        <w:rPr>
+          <w:rFonts w:ascii="Arial" w:hAnsi="Arial" w:cs="Arial"/>
+          <w:sz w:val="24"/>
+          <w:szCs w:val="24"/>
+        </w:rPr>
+        <w:t>Validator</w:t>
+      </w:r>
+      <w:proofErr w:type="spellEnd"/>
+      <w:r>
+        <w:rPr>
+          <w:rFonts w:ascii="Arial" w:hAnsi="Arial" w:cs="Arial"/>
+          <w:sz w:val="24"/>
+          <w:szCs w:val="24"/>
+        </w:rPr>
+        <w:t xml:space="preserve">, </w:t>
+      </w:r>
+      <w:proofErr w:type="spellStart"/>
+      <w:r>
+        <w:rPr>
+          <w:rFonts w:ascii="Arial" w:hAnsi="Arial" w:cs="Arial"/>
+          <w:sz w:val="24"/>
+          <w:szCs w:val="24"/>
+        </w:rPr>
+        <w:t>Request</w:t>
+      </w:r>
+      <w:proofErr w:type="spellEnd"/>
+      <w:r>
+        <w:rPr>
+          <w:rFonts w:ascii="Arial" w:hAnsi="Arial" w:cs="Arial"/>
+          <w:sz w:val="24"/>
+          <w:szCs w:val="24"/>
+        </w:rPr>
+        <w:t xml:space="preserve">, </w:t>
+      </w:r>
+      <w:proofErr w:type="spellStart"/>
+      <w:r>
+        <w:rPr>
+          <w:rFonts w:ascii="Arial" w:hAnsi="Arial" w:cs="Arial"/>
+          <w:sz w:val="24"/>
+          <w:szCs w:val="24"/>
+        </w:rPr>
+        <w:t>ErrorHandler</w:t>
+      </w:r>
+      <w:proofErr w:type="spellEnd"/>
+      <w:r>
+        <w:rPr>
+          <w:rFonts w:ascii="Arial" w:hAnsi="Arial" w:cs="Arial"/>
+          <w:sz w:val="24"/>
+          <w:szCs w:val="24"/>
+        </w:rPr>
+        <w:t xml:space="preserve">, </w:t>
+      </w:r>
+      <w:proofErr w:type="spellStart"/>
+      <w:r>
+        <w:rPr>
+          <w:rFonts w:ascii="Arial" w:hAnsi="Arial" w:cs="Arial"/>
+          <w:sz w:val="24"/>
+          <w:szCs w:val="24"/>
+        </w:rPr>
+        <w:t>helpers</w:t>
+      </w:r>
+      <w:proofErr w:type="spellEnd"/>
       <w:r>
         <w:rPr>
           <w:rFonts w:ascii="Arial" w:hAnsi="Arial" w:cs="Arial"/>
@@ -9891,7 +11723,43 @@
           <w:szCs w:val="24"/>
         </w:rPr>
         <w:br/>
-        <w:t xml:space="preserve">    Models/        Medicamento, Lote, Venda, MovimentoStock,</w:t>
+        <w:t xml:space="preserve">    </w:t>
+      </w:r>
+      <w:proofErr w:type="spellStart"/>
+      <w:r>
+        <w:rPr>
+          <w:rFonts w:ascii="Arial" w:hAnsi="Arial" w:cs="Arial"/>
+          <w:sz w:val="24"/>
+          <w:szCs w:val="24"/>
+        </w:rPr>
+        <w:t>Models</w:t>
+      </w:r>
+      <w:proofErr w:type="spellEnd"/>
+      <w:r>
+        <w:rPr>
+          <w:rFonts w:ascii="Arial" w:hAnsi="Arial" w:cs="Arial"/>
+          <w:sz w:val="24"/>
+          <w:szCs w:val="24"/>
+        </w:rPr>
+        <w:t xml:space="preserve">/        Medicamento, Lote, Venda, </w:t>
+      </w:r>
+      <w:proofErr w:type="spellStart"/>
+      <w:r>
+        <w:rPr>
+          <w:rFonts w:ascii="Arial" w:hAnsi="Arial" w:cs="Arial"/>
+          <w:sz w:val="24"/>
+          <w:szCs w:val="24"/>
+        </w:rPr>
+        <w:t>MovimentoStock</w:t>
+      </w:r>
+      <w:proofErr w:type="spellEnd"/>
+      <w:r>
+        <w:rPr>
+          <w:rFonts w:ascii="Arial" w:hAnsi="Arial" w:cs="Arial"/>
+          <w:sz w:val="24"/>
+          <w:szCs w:val="24"/>
+        </w:rPr>
+        <w:t>,</w:t>
       </w:r>
       <w:r>
         <w:rPr>
@@ -9909,7 +11777,25 @@
           <w:szCs w:val="24"/>
         </w:rPr>
         <w:br/>
-        <w:t xml:space="preserve">    Controllers/   um controlador por modulo funcional</w:t>
+        <w:t xml:space="preserve">    </w:t>
+      </w:r>
+      <w:proofErr w:type="spellStart"/>
+      <w:r>
+        <w:rPr>
+          <w:rFonts w:ascii="Arial" w:hAnsi="Arial" w:cs="Arial"/>
+          <w:sz w:val="24"/>
+          <w:szCs w:val="24"/>
+        </w:rPr>
+        <w:t>Controllers</w:t>
+      </w:r>
+      <w:proofErr w:type="spellEnd"/>
+      <w:r>
+        <w:rPr>
+          <w:rFonts w:ascii="Arial" w:hAnsi="Arial" w:cs="Arial"/>
+          <w:sz w:val="24"/>
+          <w:szCs w:val="24"/>
+        </w:rPr>
+        <w:t>/   um controlador por modulo funcional</w:t>
       </w:r>
       <w:r>
         <w:rPr>
@@ -9918,7 +11804,25 @@
           <w:szCs w:val="24"/>
         </w:rPr>
         <w:br/>
-        <w:t xml:space="preserve">    Views/         vistas organizadas por modulo + layouts</w:t>
+        <w:t xml:space="preserve">    </w:t>
+      </w:r>
+      <w:proofErr w:type="spellStart"/>
+      <w:r>
+        <w:rPr>
+          <w:rFonts w:ascii="Arial" w:hAnsi="Arial" w:cs="Arial"/>
+          <w:sz w:val="24"/>
+          <w:szCs w:val="24"/>
+        </w:rPr>
+        <w:t>Views</w:t>
+      </w:r>
+      <w:proofErr w:type="spellEnd"/>
+      <w:r>
+        <w:rPr>
+          <w:rFonts w:ascii="Arial" w:hAnsi="Arial" w:cs="Arial"/>
+          <w:sz w:val="24"/>
+          <w:szCs w:val="24"/>
+        </w:rPr>
+        <w:t>/         vistas organizadas por modulo + layouts</w:t>
       </w:r>
       <w:r>
         <w:rPr>
@@ -9927,8 +11831,36 @@
           <w:szCs w:val="24"/>
         </w:rPr>
         <w:br/>
-        <w:t xml:space="preserve">    bootstrap.php  arranque da aplicacao</w:t>
-      </w:r>
+        <w:t xml:space="preserve">    </w:t>
+      </w:r>
+      <w:proofErr w:type="spellStart"/>
+      <w:r>
+        <w:rPr>
+          <w:rFonts w:ascii="Arial" w:hAnsi="Arial" w:cs="Arial"/>
+          <w:sz w:val="24"/>
+          <w:szCs w:val="24"/>
+        </w:rPr>
+        <w:t>bootstrap.php</w:t>
+      </w:r>
+      <w:proofErr w:type="spellEnd"/>
+      <w:r>
+        <w:rPr>
+          <w:rFonts w:ascii="Arial" w:hAnsi="Arial" w:cs="Arial"/>
+          <w:sz w:val="24"/>
+          <w:szCs w:val="24"/>
+        </w:rPr>
+        <w:t xml:space="preserve">  arranque da </w:t>
+      </w:r>
+      <w:proofErr w:type="spellStart"/>
+      <w:r>
+        <w:rPr>
+          <w:rFonts w:ascii="Arial" w:hAnsi="Arial" w:cs="Arial"/>
+          <w:sz w:val="24"/>
+          <w:szCs w:val="24"/>
+        </w:rPr>
+        <w:t>aplicacao</w:t>
+      </w:r>
+      <w:proofErr w:type="spellEnd"/>
       <w:r>
         <w:rPr>
           <w:rFonts w:ascii="Arial" w:hAnsi="Arial" w:cs="Arial"/>
@@ -9936,7 +11868,79 @@
           <w:szCs w:val="24"/>
         </w:rPr>
         <w:br/>
-        <w:t xml:space="preserve">  config/          config.php (definicoes) e routes.php (rotas)</w:t>
+        <w:t xml:space="preserve">  </w:t>
+      </w:r>
+      <w:proofErr w:type="spellStart"/>
+      <w:r>
+        <w:rPr>
+          <w:rFonts w:ascii="Arial" w:hAnsi="Arial" w:cs="Arial"/>
+          <w:sz w:val="24"/>
+          <w:szCs w:val="24"/>
+        </w:rPr>
+        <w:t>config</w:t>
+      </w:r>
+      <w:proofErr w:type="spellEnd"/>
+      <w:r>
+        <w:rPr>
+          <w:rFonts w:ascii="Arial" w:hAnsi="Arial" w:cs="Arial"/>
+          <w:sz w:val="24"/>
+          <w:szCs w:val="24"/>
+        </w:rPr>
+        <w:t xml:space="preserve">/          </w:t>
+      </w:r>
+      <w:proofErr w:type="spellStart"/>
+      <w:r>
+        <w:rPr>
+          <w:rFonts w:ascii="Arial" w:hAnsi="Arial" w:cs="Arial"/>
+          <w:sz w:val="24"/>
+          <w:szCs w:val="24"/>
+        </w:rPr>
+        <w:t>config.php</w:t>
+      </w:r>
+      <w:proofErr w:type="spellEnd"/>
+      <w:r>
+        <w:rPr>
+          <w:rFonts w:ascii="Arial" w:hAnsi="Arial" w:cs="Arial"/>
+          <w:sz w:val="24"/>
+          <w:szCs w:val="24"/>
+        </w:rPr>
+        <w:t xml:space="preserve"> (</w:t>
+      </w:r>
+      <w:proofErr w:type="spellStart"/>
+      <w:r>
+        <w:rPr>
+          <w:rFonts w:ascii="Arial" w:hAnsi="Arial" w:cs="Arial"/>
+          <w:sz w:val="24"/>
+          <w:szCs w:val="24"/>
+        </w:rPr>
+        <w:t>definicoes</w:t>
+      </w:r>
+      <w:proofErr w:type="spellEnd"/>
+      <w:r>
+        <w:rPr>
+          <w:rFonts w:ascii="Arial" w:hAnsi="Arial" w:cs="Arial"/>
+          <w:sz w:val="24"/>
+          <w:szCs w:val="24"/>
+        </w:rPr>
+        <w:t xml:space="preserve">) e </w:t>
+      </w:r>
+      <w:proofErr w:type="spellStart"/>
+      <w:r>
+        <w:rPr>
+          <w:rFonts w:ascii="Arial" w:hAnsi="Arial" w:cs="Arial"/>
+          <w:sz w:val="24"/>
+          <w:szCs w:val="24"/>
+        </w:rPr>
+        <w:t>routes.php</w:t>
+      </w:r>
+      <w:proofErr w:type="spellEnd"/>
+      <w:r>
+        <w:rPr>
+          <w:rFonts w:ascii="Arial" w:hAnsi="Arial" w:cs="Arial"/>
+          <w:sz w:val="24"/>
+          <w:szCs w:val="24"/>
+        </w:rPr>
+        <w:t xml:space="preserve"> (rotas)</w:t>
       </w:r>
       <w:r>
         <w:rPr>
@@ -9945,8 +11949,72 @@
           <w:szCs w:val="24"/>
         </w:rPr>
         <w:br/>
-        <w:t xml:space="preserve">  database/        schema.sql, seed.sql, seed_vendas.php</w:t>
-      </w:r>
+        <w:t xml:space="preserve">  </w:t>
+      </w:r>
+      <w:proofErr w:type="spellStart"/>
+      <w:r>
+        <w:rPr>
+          <w:rFonts w:ascii="Arial" w:hAnsi="Arial" w:cs="Arial"/>
+          <w:sz w:val="24"/>
+          <w:szCs w:val="24"/>
+        </w:rPr>
+        <w:t>database</w:t>
+      </w:r>
+      <w:proofErr w:type="spellEnd"/>
+      <w:r>
+        <w:rPr>
+          <w:rFonts w:ascii="Arial" w:hAnsi="Arial" w:cs="Arial"/>
+          <w:sz w:val="24"/>
+          <w:szCs w:val="24"/>
+        </w:rPr>
+        <w:t xml:space="preserve">/        </w:t>
+      </w:r>
+      <w:proofErr w:type="spellStart"/>
+      <w:r>
+        <w:rPr>
+          <w:rFonts w:ascii="Arial" w:hAnsi="Arial" w:cs="Arial"/>
+          <w:sz w:val="24"/>
+          <w:szCs w:val="24"/>
+        </w:rPr>
+        <w:t>schema.sql</w:t>
+      </w:r>
+      <w:proofErr w:type="spellEnd"/>
+      <w:r>
+        <w:rPr>
+          <w:rFonts w:ascii="Arial" w:hAnsi="Arial" w:cs="Arial"/>
+          <w:sz w:val="24"/>
+          <w:szCs w:val="24"/>
+        </w:rPr>
+        <w:t xml:space="preserve">, </w:t>
+      </w:r>
+      <w:proofErr w:type="spellStart"/>
+      <w:r>
+        <w:rPr>
+          <w:rFonts w:ascii="Arial" w:hAnsi="Arial" w:cs="Arial"/>
+          <w:sz w:val="24"/>
+          <w:szCs w:val="24"/>
+        </w:rPr>
+        <w:t>seed.sql</w:t>
+      </w:r>
+      <w:proofErr w:type="spellEnd"/>
+      <w:r>
+        <w:rPr>
+          <w:rFonts w:ascii="Arial" w:hAnsi="Arial" w:cs="Arial"/>
+          <w:sz w:val="24"/>
+          <w:szCs w:val="24"/>
+        </w:rPr>
+        <w:t xml:space="preserve">, </w:t>
+      </w:r>
+      <w:proofErr w:type="spellStart"/>
+      <w:r>
+        <w:rPr>
+          <w:rFonts w:ascii="Arial" w:hAnsi="Arial" w:cs="Arial"/>
+          <w:sz w:val="24"/>
+          <w:szCs w:val="24"/>
+        </w:rPr>
+        <w:t>seed_vendas.php</w:t>
+      </w:r>
+      <w:proofErr w:type="spellEnd"/>
       <w:r>
         <w:rPr>
           <w:rFonts w:ascii="Arial" w:hAnsi="Arial" w:cs="Arial"/>
@@ -9954,7 +12022,133 @@
           <w:szCs w:val="24"/>
         </w:rPr>
         <w:br/>
-        <w:t xml:space="preserve">  public/          index.php, .htaccess, assets/ (css, js, vendor)</w:t>
+        <w:t xml:space="preserve">  </w:t>
+      </w:r>
+      <w:proofErr w:type="spellStart"/>
+      <w:r>
+        <w:rPr>
+          <w:rFonts w:ascii="Arial" w:hAnsi="Arial" w:cs="Arial"/>
+          <w:sz w:val="24"/>
+          <w:szCs w:val="24"/>
+        </w:rPr>
+        <w:t>public</w:t>
+      </w:r>
+      <w:proofErr w:type="spellEnd"/>
+      <w:r>
+        <w:rPr>
+          <w:rFonts w:ascii="Arial" w:hAnsi="Arial" w:cs="Arial"/>
+          <w:sz w:val="24"/>
+          <w:szCs w:val="24"/>
+        </w:rPr>
+        <w:t xml:space="preserve">/          </w:t>
+      </w:r>
+      <w:proofErr w:type="spellStart"/>
+      <w:r>
+        <w:rPr>
+          <w:rFonts w:ascii="Arial" w:hAnsi="Arial" w:cs="Arial"/>
+          <w:sz w:val="24"/>
+          <w:szCs w:val="24"/>
+        </w:rPr>
+        <w:t>index.php</w:t>
+      </w:r>
+      <w:proofErr w:type="spellEnd"/>
+      <w:r>
+        <w:rPr>
+          <w:rFonts w:ascii="Arial" w:hAnsi="Arial" w:cs="Arial"/>
+          <w:sz w:val="24"/>
+          <w:szCs w:val="24"/>
+        </w:rPr>
+        <w:t>, .</w:t>
+      </w:r>
+      <w:proofErr w:type="spellStart"/>
+      <w:r>
+        <w:rPr>
+          <w:rFonts w:ascii="Arial" w:hAnsi="Arial" w:cs="Arial"/>
+          <w:sz w:val="24"/>
+          <w:szCs w:val="24"/>
+        </w:rPr>
+        <w:t>htaccess</w:t>
+      </w:r>
+      <w:proofErr w:type="spellEnd"/>
+      <w:r>
+        <w:rPr>
+          <w:rFonts w:ascii="Arial" w:hAnsi="Arial" w:cs="Arial"/>
+          <w:sz w:val="24"/>
+          <w:szCs w:val="24"/>
+        </w:rPr>
+        <w:t xml:space="preserve">, </w:t>
+      </w:r>
+      <w:proofErr w:type="spellStart"/>
+      <w:r>
+        <w:rPr>
+          <w:rFonts w:ascii="Arial" w:hAnsi="Arial" w:cs="Arial"/>
+          <w:sz w:val="24"/>
+          <w:szCs w:val="24"/>
+        </w:rPr>
+        <w:t>assets</w:t>
+      </w:r>
+      <w:proofErr w:type="spellEnd"/>
+      <w:r>
+        <w:rPr>
+          <w:rFonts w:ascii="Arial" w:hAnsi="Arial" w:cs="Arial"/>
+          <w:sz w:val="24"/>
+          <w:szCs w:val="24"/>
+        </w:rPr>
+        <w:t>/ (</w:t>
+      </w:r>
+      <w:proofErr w:type="spellStart"/>
+      <w:r>
+        <w:rPr>
+          <w:rFonts w:ascii="Arial" w:hAnsi="Arial" w:cs="Arial"/>
+          <w:sz w:val="24"/>
+          <w:szCs w:val="24"/>
+        </w:rPr>
+        <w:t>css</w:t>
+      </w:r>
+      <w:proofErr w:type="spellEnd"/>
+      <w:r>
+        <w:rPr>
+          <w:rFonts w:ascii="Arial" w:hAnsi="Arial" w:cs="Arial"/>
+          <w:sz w:val="24"/>
+          <w:szCs w:val="24"/>
+        </w:rPr>
+        <w:t xml:space="preserve">, </w:t>
+      </w:r>
+      <w:proofErr w:type="spellStart"/>
+      <w:r>
+        <w:rPr>
+          <w:rFonts w:ascii="Arial" w:hAnsi="Arial" w:cs="Arial"/>
+          <w:sz w:val="24"/>
+          <w:szCs w:val="24"/>
+        </w:rPr>
+        <w:t>js</w:t>
+      </w:r>
+      <w:proofErr w:type="spellEnd"/>
+      <w:r>
+        <w:rPr>
+          <w:rFonts w:ascii="Arial" w:hAnsi="Arial" w:cs="Arial"/>
+          <w:sz w:val="24"/>
+          <w:szCs w:val="24"/>
+        </w:rPr>
+        <w:t xml:space="preserve">, </w:t>
+      </w:r>
+      <w:proofErr w:type="spellStart"/>
+      <w:r>
+        <w:rPr>
+          <w:rFonts w:ascii="Arial" w:hAnsi="Arial" w:cs="Arial"/>
+          <w:sz w:val="24"/>
+          <w:szCs w:val="24"/>
+        </w:rPr>
+        <w:t>vendor</w:t>
+      </w:r>
+      <w:proofErr w:type="spellEnd"/>
+      <w:r>
+        <w:rPr>
+          <w:rFonts w:ascii="Arial" w:hAnsi="Arial" w:cs="Arial"/>
+          <w:sz w:val="24"/>
+          <w:szCs w:val="24"/>
+        </w:rPr>
+        <w:t>)</w:t>
       </w:r>
       <w:r>
         <w:rPr>
@@ -9963,7 +12157,43 @@
           <w:szCs w:val="24"/>
         </w:rPr>
         <w:br/>
-        <w:t xml:space="preserve">  storage/logs/    registo de erros</w:t>
+        <w:t xml:space="preserve">  </w:t>
+      </w:r>
+      <w:proofErr w:type="spellStart"/>
+      <w:r>
+        <w:rPr>
+          <w:rFonts w:ascii="Arial" w:hAnsi="Arial" w:cs="Arial"/>
+          <w:sz w:val="24"/>
+          <w:szCs w:val="24"/>
+        </w:rPr>
+        <w:t>storage</w:t>
+      </w:r>
+      <w:proofErr w:type="spellEnd"/>
+      <w:r>
+        <w:rPr>
+          <w:rFonts w:ascii="Arial" w:hAnsi="Arial" w:cs="Arial"/>
+          <w:sz w:val="24"/>
+          <w:szCs w:val="24"/>
+        </w:rPr>
+        <w:t>/</w:t>
+      </w:r>
+      <w:proofErr w:type="spellStart"/>
+      <w:r>
+        <w:rPr>
+          <w:rFonts w:ascii="Arial" w:hAnsi="Arial" w:cs="Arial"/>
+          <w:sz w:val="24"/>
+          <w:szCs w:val="24"/>
+        </w:rPr>
+        <w:t>logs</w:t>
+      </w:r>
+      <w:proofErr w:type="spellEnd"/>
+      <w:r>
+        <w:rPr>
+          <w:rFonts w:ascii="Arial" w:hAnsi="Arial" w:cs="Arial"/>
+          <w:sz w:val="24"/>
+          <w:szCs w:val="24"/>
+        </w:rPr>
+        <w:t>/    registo de erros</w:t>
       </w:r>
       <w:r>
         <w:rPr>
@@ -9972,7 +12202,61 @@
           <w:szCs w:val="24"/>
         </w:rPr>
         <w:br/>
-        <w:t xml:space="preserve">  tests/           executar.php (unitarios) e crawl.ps1 (rotas)</w:t>
+        <w:t xml:space="preserve">  </w:t>
+      </w:r>
+      <w:proofErr w:type="spellStart"/>
+      <w:r>
+        <w:rPr>
+          <w:rFonts w:ascii="Arial" w:hAnsi="Arial" w:cs="Arial"/>
+          <w:sz w:val="24"/>
+          <w:szCs w:val="24"/>
+        </w:rPr>
+        <w:t>tests</w:t>
+      </w:r>
+      <w:proofErr w:type="spellEnd"/>
+      <w:r>
+        <w:rPr>
+          <w:rFonts w:ascii="Arial" w:hAnsi="Arial" w:cs="Arial"/>
+          <w:sz w:val="24"/>
+          <w:szCs w:val="24"/>
+        </w:rPr>
+        <w:t xml:space="preserve">/           </w:t>
+      </w:r>
+      <w:proofErr w:type="spellStart"/>
+      <w:r>
+        <w:rPr>
+          <w:rFonts w:ascii="Arial" w:hAnsi="Arial" w:cs="Arial"/>
+          <w:sz w:val="24"/>
+          <w:szCs w:val="24"/>
+        </w:rPr>
+        <w:t>executar.php</w:t>
+      </w:r>
+      <w:proofErr w:type="spellEnd"/>
+      <w:r>
+        <w:rPr>
+          <w:rFonts w:ascii="Arial" w:hAnsi="Arial" w:cs="Arial"/>
+          <w:sz w:val="24"/>
+          <w:szCs w:val="24"/>
+        </w:rPr>
+        <w:t xml:space="preserve"> (</w:t>
+      </w:r>
+      <w:proofErr w:type="spellStart"/>
+      <w:r>
+        <w:rPr>
+          <w:rFonts w:ascii="Arial" w:hAnsi="Arial" w:cs="Arial"/>
+          <w:sz w:val="24"/>
+          <w:szCs w:val="24"/>
+        </w:rPr>
+        <w:t>unitarios</w:t>
+      </w:r>
+      <w:proofErr w:type="spellEnd"/>
+      <w:r>
+        <w:rPr>
+          <w:rFonts w:ascii="Arial" w:hAnsi="Arial" w:cs="Arial"/>
+          <w:sz w:val="24"/>
+          <w:szCs w:val="24"/>
+        </w:rPr>
+        <w:t>) e crawl.ps1 (rotas)</w:t>
       </w:r>
       <w:r>
         <w:rPr>
@@ -9981,8 +12265,54 @@
           <w:szCs w:val="24"/>
         </w:rPr>
         <w:br/>
-        <w:t xml:space="preserve">  tools/           geracao de diagramas, capturas e relatorio</w:t>
-      </w:r>
+        <w:t xml:space="preserve">  </w:t>
+      </w:r>
+      <w:proofErr w:type="spellStart"/>
+      <w:r>
+        <w:rPr>
+          <w:rFonts w:ascii="Arial" w:hAnsi="Arial" w:cs="Arial"/>
+          <w:sz w:val="24"/>
+          <w:szCs w:val="24"/>
+        </w:rPr>
+        <w:t>tools</w:t>
+      </w:r>
+      <w:proofErr w:type="spellEnd"/>
+      <w:r>
+        <w:rPr>
+          <w:rFonts w:ascii="Arial" w:hAnsi="Arial" w:cs="Arial"/>
+          <w:sz w:val="24"/>
+          <w:szCs w:val="24"/>
+        </w:rPr>
+        <w:t xml:space="preserve">/           </w:t>
+      </w:r>
+      <w:proofErr w:type="spellStart"/>
+      <w:r>
+        <w:rPr>
+          <w:rFonts w:ascii="Arial" w:hAnsi="Arial" w:cs="Arial"/>
+          <w:sz w:val="24"/>
+          <w:szCs w:val="24"/>
+        </w:rPr>
+        <w:t>geracao</w:t>
+      </w:r>
+      <w:proofErr w:type="spellEnd"/>
+      <w:r>
+        <w:rPr>
+          <w:rFonts w:ascii="Arial" w:hAnsi="Arial" w:cs="Arial"/>
+          <w:sz w:val="24"/>
+          <w:szCs w:val="24"/>
+        </w:rPr>
+        <w:t xml:space="preserve"> de diagramas, capturas e </w:t>
+      </w:r>
+      <w:proofErr w:type="spellStart"/>
+      <w:r>
+        <w:rPr>
+          <w:rFonts w:ascii="Arial" w:hAnsi="Arial" w:cs="Arial"/>
+          <w:sz w:val="24"/>
+          <w:szCs w:val="24"/>
+        </w:rPr>
+        <w:t>relatorio</w:t>
+      </w:r>
+      <w:proofErr w:type="spellEnd"/>
       <w:r>
         <w:rPr>
           <w:rFonts w:ascii="Arial" w:hAnsi="Arial" w:cs="Arial"/>
@@ -9990,7 +12320,61 @@
           <w:szCs w:val="24"/>
         </w:rPr>
         <w:br/>
-        <w:t xml:space="preserve">  docs/            diagramas, capturas de ecra e relatorio final</w:t>
+        <w:t xml:space="preserve">  </w:t>
+      </w:r>
+      <w:proofErr w:type="spellStart"/>
+      <w:r>
+        <w:rPr>
+          <w:rFonts w:ascii="Arial" w:hAnsi="Arial" w:cs="Arial"/>
+          <w:sz w:val="24"/>
+          <w:szCs w:val="24"/>
+        </w:rPr>
+        <w:t>docs</w:t>
+      </w:r>
+      <w:proofErr w:type="spellEnd"/>
+      <w:r>
+        <w:rPr>
+          <w:rFonts w:ascii="Arial" w:hAnsi="Arial" w:cs="Arial"/>
+          <w:sz w:val="24"/>
+          <w:szCs w:val="24"/>
+        </w:rPr>
+        <w:t xml:space="preserve">/            diagramas, capturas de </w:t>
+      </w:r>
+      <w:proofErr w:type="spellStart"/>
+      <w:r>
+        <w:rPr>
+          <w:rFonts w:ascii="Arial" w:hAnsi="Arial" w:cs="Arial"/>
+          <w:sz w:val="24"/>
+          <w:szCs w:val="24"/>
+        </w:rPr>
+        <w:t>ecra</w:t>
+      </w:r>
+      <w:proofErr w:type="spellEnd"/>
+      <w:r>
+        <w:rPr>
+          <w:rFonts w:ascii="Arial" w:hAnsi="Arial" w:cs="Arial"/>
+          <w:sz w:val="24"/>
+          <w:szCs w:val="24"/>
+        </w:rPr>
+        <w:t xml:space="preserve"> e </w:t>
+      </w:r>
+      <w:proofErr w:type="spellStart"/>
+      <w:r>
+        <w:rPr>
+          <w:rFonts w:ascii="Arial" w:hAnsi="Arial" w:cs="Arial"/>
+          <w:sz w:val="24"/>
+          <w:szCs w:val="24"/>
+        </w:rPr>
+        <w:t>relatorio</w:t>
+      </w:r>
+      <w:proofErr w:type="spellEnd"/>
+      <w:r>
+        <w:rPr>
+          <w:rFonts w:ascii="Arial" w:hAnsi="Arial" w:cs="Arial"/>
+          <w:sz w:val="24"/>
+          <w:szCs w:val="24"/>
+        </w:rPr>
+        <w:t xml:space="preserve"> final</w:t>
       </w:r>
     </w:p>
     <w:p>
@@ -10979,7 +13363,43 @@
           <w:sz w:val="24"/>
           <w:szCs w:val="24"/>
         </w:rPr>
-        <w:t>$gestao = ['perfis' =&gt; ['farmaceutico']];</w:t>
+        <w:t>$</w:t>
+      </w:r>
+      <w:proofErr w:type="spellStart"/>
+      <w:r>
+        <w:rPr>
+          <w:rFonts w:ascii="Arial" w:hAnsi="Arial" w:cs="Arial"/>
+          <w:sz w:val="24"/>
+          <w:szCs w:val="24"/>
+        </w:rPr>
+        <w:t>gestao</w:t>
+      </w:r>
+      <w:proofErr w:type="spellEnd"/>
+      <w:r>
+        <w:rPr>
+          <w:rFonts w:ascii="Arial" w:hAnsi="Arial" w:cs="Arial"/>
+          <w:sz w:val="24"/>
+          <w:szCs w:val="24"/>
+        </w:rPr>
+        <w:t xml:space="preserve"> = ['perfis' =&gt; ['</w:t>
+      </w:r>
+      <w:proofErr w:type="spellStart"/>
+      <w:r>
+        <w:rPr>
+          <w:rFonts w:ascii="Arial" w:hAnsi="Arial" w:cs="Arial"/>
+          <w:sz w:val="24"/>
+          <w:szCs w:val="24"/>
+        </w:rPr>
+        <w:t>farmaceutico</w:t>
+      </w:r>
+      <w:proofErr w:type="spellEnd"/>
+      <w:r>
+        <w:rPr>
+          <w:rFonts w:ascii="Arial" w:hAnsi="Arial" w:cs="Arial"/>
+          <w:sz w:val="24"/>
+          <w:szCs w:val="24"/>
+        </w:rPr>
+        <w:t>']];</w:t>
       </w:r>
       <w:r>
         <w:rPr>
@@ -10988,7 +13408,25 @@
           <w:szCs w:val="24"/>
         </w:rPr>
         <w:br/>
-        <w:t>$admin  = ['perfis' =&gt; ['administrador']];</w:t>
+        <w:t>$</w:t>
+      </w:r>
+      <w:proofErr w:type="spellStart"/>
+      <w:r>
+        <w:rPr>
+          <w:rFonts w:ascii="Arial" w:hAnsi="Arial" w:cs="Arial"/>
+          <w:sz w:val="24"/>
+          <w:szCs w:val="24"/>
+        </w:rPr>
+        <w:t>admin</w:t>
+      </w:r>
+      <w:proofErr w:type="spellEnd"/>
+      <w:r>
+        <w:rPr>
+          <w:rFonts w:ascii="Arial" w:hAnsi="Arial" w:cs="Arial"/>
+          <w:sz w:val="24"/>
+          <w:szCs w:val="24"/>
+        </w:rPr>
+        <w:t xml:space="preserve">  = ['perfis' =&gt; ['administrador']];</w:t>
       </w:r>
       <w:r>
         <w:rPr>
@@ -11005,7 +13443,79 @@
           <w:szCs w:val="24"/>
         </w:rPr>
         <w:br/>
-        <w:t>$router-&gt;get ('/medicamentos',            [MedicamentoController::class, 'indice']);</w:t>
+        <w:t>$router-&gt;</w:t>
+      </w:r>
+      <w:proofErr w:type="spellStart"/>
+      <w:r>
+        <w:rPr>
+          <w:rFonts w:ascii="Arial" w:hAnsi="Arial" w:cs="Arial"/>
+          <w:sz w:val="24"/>
+          <w:szCs w:val="24"/>
+        </w:rPr>
+        <w:t>get</w:t>
+      </w:r>
+      <w:proofErr w:type="spellEnd"/>
+      <w:r>
+        <w:rPr>
+          <w:rFonts w:ascii="Arial" w:hAnsi="Arial" w:cs="Arial"/>
+          <w:sz w:val="24"/>
+          <w:szCs w:val="24"/>
+        </w:rPr>
+        <w:t xml:space="preserve"> ('/medicamentos',            [</w:t>
+      </w:r>
+      <w:proofErr w:type="spellStart"/>
+      <w:r>
+        <w:rPr>
+          <w:rFonts w:ascii="Arial" w:hAnsi="Arial" w:cs="Arial"/>
+          <w:sz w:val="24"/>
+          <w:szCs w:val="24"/>
+        </w:rPr>
+        <w:t>MedicamentoController</w:t>
+      </w:r>
+      <w:proofErr w:type="spellEnd"/>
+      <w:r>
+        <w:rPr>
+          <w:rFonts w:ascii="Arial" w:hAnsi="Arial" w:cs="Arial"/>
+          <w:sz w:val="24"/>
+          <w:szCs w:val="24"/>
+        </w:rPr>
+        <w:t>::</w:t>
+      </w:r>
+      <w:proofErr w:type="spellStart"/>
+      <w:r>
+        <w:rPr>
+          <w:rFonts w:ascii="Arial" w:hAnsi="Arial" w:cs="Arial"/>
+          <w:sz w:val="24"/>
+          <w:szCs w:val="24"/>
+        </w:rPr>
+        <w:t>class</w:t>
+      </w:r>
+      <w:proofErr w:type="spellEnd"/>
+      <w:r>
+        <w:rPr>
+          <w:rFonts w:ascii="Arial" w:hAnsi="Arial" w:cs="Arial"/>
+          <w:sz w:val="24"/>
+          <w:szCs w:val="24"/>
+        </w:rPr>
+        <w:t>, '</w:t>
+      </w:r>
+      <w:proofErr w:type="spellStart"/>
+      <w:r>
+        <w:rPr>
+          <w:rFonts w:ascii="Arial" w:hAnsi="Arial" w:cs="Arial"/>
+          <w:sz w:val="24"/>
+          <w:szCs w:val="24"/>
+        </w:rPr>
+        <w:t>indice</w:t>
+      </w:r>
+      <w:proofErr w:type="spellEnd"/>
+      <w:r>
+        <w:rPr>
+          <w:rFonts w:ascii="Arial" w:hAnsi="Arial" w:cs="Arial"/>
+          <w:sz w:val="24"/>
+          <w:szCs w:val="24"/>
+        </w:rPr>
+        <w:t>']);</w:t>
       </w:r>
       <w:r>
         <w:rPr>
@@ -11014,7 +13524,79 @@
           <w:szCs w:val="24"/>
         </w:rPr>
         <w:br/>
-        <w:t>$router-&gt;post('/medicamentos',            [MedicamentoController::class, 'guardar'], $gestao);</w:t>
+        <w:t>$router-&gt;</w:t>
+      </w:r>
+      <w:proofErr w:type="spellStart"/>
+      <w:r>
+        <w:rPr>
+          <w:rFonts w:ascii="Arial" w:hAnsi="Arial" w:cs="Arial"/>
+          <w:sz w:val="24"/>
+          <w:szCs w:val="24"/>
+        </w:rPr>
+        <w:t>post</w:t>
+      </w:r>
+      <w:proofErr w:type="spellEnd"/>
+      <w:r>
+        <w:rPr>
+          <w:rFonts w:ascii="Arial" w:hAnsi="Arial" w:cs="Arial"/>
+          <w:sz w:val="24"/>
+          <w:szCs w:val="24"/>
+        </w:rPr>
+        <w:t>('/medicamentos',            [</w:t>
+      </w:r>
+      <w:proofErr w:type="spellStart"/>
+      <w:r>
+        <w:rPr>
+          <w:rFonts w:ascii="Arial" w:hAnsi="Arial" w:cs="Arial"/>
+          <w:sz w:val="24"/>
+          <w:szCs w:val="24"/>
+        </w:rPr>
+        <w:t>MedicamentoController</w:t>
+      </w:r>
+      <w:proofErr w:type="spellEnd"/>
+      <w:r>
+        <w:rPr>
+          <w:rFonts w:ascii="Arial" w:hAnsi="Arial" w:cs="Arial"/>
+          <w:sz w:val="24"/>
+          <w:szCs w:val="24"/>
+        </w:rPr>
+        <w:t>::</w:t>
+      </w:r>
+      <w:proofErr w:type="spellStart"/>
+      <w:r>
+        <w:rPr>
+          <w:rFonts w:ascii="Arial" w:hAnsi="Arial" w:cs="Arial"/>
+          <w:sz w:val="24"/>
+          <w:szCs w:val="24"/>
+        </w:rPr>
+        <w:t>class</w:t>
+      </w:r>
+      <w:proofErr w:type="spellEnd"/>
+      <w:r>
+        <w:rPr>
+          <w:rFonts w:ascii="Arial" w:hAnsi="Arial" w:cs="Arial"/>
+          <w:sz w:val="24"/>
+          <w:szCs w:val="24"/>
+        </w:rPr>
+        <w:t>, 'guardar'], $</w:t>
+      </w:r>
+      <w:proofErr w:type="spellStart"/>
+      <w:r>
+        <w:rPr>
+          <w:rFonts w:ascii="Arial" w:hAnsi="Arial" w:cs="Arial"/>
+          <w:sz w:val="24"/>
+          <w:szCs w:val="24"/>
+        </w:rPr>
+        <w:t>gestao</w:t>
+      </w:r>
+      <w:proofErr w:type="spellEnd"/>
+      <w:r>
+        <w:rPr>
+          <w:rFonts w:ascii="Arial" w:hAnsi="Arial" w:cs="Arial"/>
+          <w:sz w:val="24"/>
+          <w:szCs w:val="24"/>
+        </w:rPr>
+        <w:t>);</w:t>
       </w:r>
       <w:r>
         <w:rPr>
@@ -11023,7 +13605,79 @@
           <w:szCs w:val="24"/>
         </w:rPr>
         <w:br/>
-        <w:t>$router-&gt;post('/vendas/{id}/anular',      [VendaController::class, 'anular'],        $gestao);</w:t>
+        <w:t>$router-&gt;</w:t>
+      </w:r>
+      <w:proofErr w:type="spellStart"/>
+      <w:r>
+        <w:rPr>
+          <w:rFonts w:ascii="Arial" w:hAnsi="Arial" w:cs="Arial"/>
+          <w:sz w:val="24"/>
+          <w:szCs w:val="24"/>
+        </w:rPr>
+        <w:t>post</w:t>
+      </w:r>
+      <w:proofErr w:type="spellEnd"/>
+      <w:r>
+        <w:rPr>
+          <w:rFonts w:ascii="Arial" w:hAnsi="Arial" w:cs="Arial"/>
+          <w:sz w:val="24"/>
+          <w:szCs w:val="24"/>
+        </w:rPr>
+        <w:t>('/vendas/{id}/anular',      [</w:t>
+      </w:r>
+      <w:proofErr w:type="spellStart"/>
+      <w:r>
+        <w:rPr>
+          <w:rFonts w:ascii="Arial" w:hAnsi="Arial" w:cs="Arial"/>
+          <w:sz w:val="24"/>
+          <w:szCs w:val="24"/>
+        </w:rPr>
+        <w:t>VendaController</w:t>
+      </w:r>
+      <w:proofErr w:type="spellEnd"/>
+      <w:r>
+        <w:rPr>
+          <w:rFonts w:ascii="Arial" w:hAnsi="Arial" w:cs="Arial"/>
+          <w:sz w:val="24"/>
+          <w:szCs w:val="24"/>
+        </w:rPr>
+        <w:t>::</w:t>
+      </w:r>
+      <w:proofErr w:type="spellStart"/>
+      <w:r>
+        <w:rPr>
+          <w:rFonts w:ascii="Arial" w:hAnsi="Arial" w:cs="Arial"/>
+          <w:sz w:val="24"/>
+          <w:szCs w:val="24"/>
+        </w:rPr>
+        <w:t>class</w:t>
+      </w:r>
+      <w:proofErr w:type="spellEnd"/>
+      <w:r>
+        <w:rPr>
+          <w:rFonts w:ascii="Arial" w:hAnsi="Arial" w:cs="Arial"/>
+          <w:sz w:val="24"/>
+          <w:szCs w:val="24"/>
+        </w:rPr>
+        <w:t>, 'anular'],        $</w:t>
+      </w:r>
+      <w:proofErr w:type="spellStart"/>
+      <w:r>
+        <w:rPr>
+          <w:rFonts w:ascii="Arial" w:hAnsi="Arial" w:cs="Arial"/>
+          <w:sz w:val="24"/>
+          <w:szCs w:val="24"/>
+        </w:rPr>
+        <w:t>gestao</w:t>
+      </w:r>
+      <w:proofErr w:type="spellEnd"/>
+      <w:r>
+        <w:rPr>
+          <w:rFonts w:ascii="Arial" w:hAnsi="Arial" w:cs="Arial"/>
+          <w:sz w:val="24"/>
+          <w:szCs w:val="24"/>
+        </w:rPr>
+        <w:t>);</w:t>
       </w:r>
       <w:r>
         <w:rPr>
@@ -11032,7 +13686,97 @@
           <w:szCs w:val="24"/>
         </w:rPr>
         <w:br/>
-        <w:t>$router-&gt;get ('/utilizadores',            [UtilizadorController::class, 'indice'],   $admin);</w:t>
+        <w:t>$router-&gt;</w:t>
+      </w:r>
+      <w:proofErr w:type="spellStart"/>
+      <w:r>
+        <w:rPr>
+          <w:rFonts w:ascii="Arial" w:hAnsi="Arial" w:cs="Arial"/>
+          <w:sz w:val="24"/>
+          <w:szCs w:val="24"/>
+        </w:rPr>
+        <w:t>get</w:t>
+      </w:r>
+      <w:proofErr w:type="spellEnd"/>
+      <w:r>
+        <w:rPr>
+          <w:rFonts w:ascii="Arial" w:hAnsi="Arial" w:cs="Arial"/>
+          <w:sz w:val="24"/>
+          <w:szCs w:val="24"/>
+        </w:rPr>
+        <w:t xml:space="preserve"> ('/utilizadores',            [</w:t>
+      </w:r>
+      <w:proofErr w:type="spellStart"/>
+      <w:r>
+        <w:rPr>
+          <w:rFonts w:ascii="Arial" w:hAnsi="Arial" w:cs="Arial"/>
+          <w:sz w:val="24"/>
+          <w:szCs w:val="24"/>
+        </w:rPr>
+        <w:t>UtilizadorController</w:t>
+      </w:r>
+      <w:proofErr w:type="spellEnd"/>
+      <w:r>
+        <w:rPr>
+          <w:rFonts w:ascii="Arial" w:hAnsi="Arial" w:cs="Arial"/>
+          <w:sz w:val="24"/>
+          <w:szCs w:val="24"/>
+        </w:rPr>
+        <w:t>::</w:t>
+      </w:r>
+      <w:proofErr w:type="spellStart"/>
+      <w:r>
+        <w:rPr>
+          <w:rFonts w:ascii="Arial" w:hAnsi="Arial" w:cs="Arial"/>
+          <w:sz w:val="24"/>
+          <w:szCs w:val="24"/>
+        </w:rPr>
+        <w:t>class</w:t>
+      </w:r>
+      <w:proofErr w:type="spellEnd"/>
+      <w:r>
+        <w:rPr>
+          <w:rFonts w:ascii="Arial" w:hAnsi="Arial" w:cs="Arial"/>
+          <w:sz w:val="24"/>
+          <w:szCs w:val="24"/>
+        </w:rPr>
+        <w:t>, '</w:t>
+      </w:r>
+      <w:proofErr w:type="spellStart"/>
+      <w:r>
+        <w:rPr>
+          <w:rFonts w:ascii="Arial" w:hAnsi="Arial" w:cs="Arial"/>
+          <w:sz w:val="24"/>
+          <w:szCs w:val="24"/>
+        </w:rPr>
+        <w:t>indice</w:t>
+      </w:r>
+      <w:proofErr w:type="spellEnd"/>
+      <w:r>
+        <w:rPr>
+          <w:rFonts w:ascii="Arial" w:hAnsi="Arial" w:cs="Arial"/>
+          <w:sz w:val="24"/>
+          <w:szCs w:val="24"/>
+        </w:rPr>
+        <w:t>'],   $</w:t>
+      </w:r>
+      <w:proofErr w:type="spellStart"/>
+      <w:r>
+        <w:rPr>
+          <w:rFonts w:ascii="Arial" w:hAnsi="Arial" w:cs="Arial"/>
+          <w:sz w:val="24"/>
+          <w:szCs w:val="24"/>
+        </w:rPr>
+        <w:t>admin</w:t>
+      </w:r>
+      <w:proofErr w:type="spellEnd"/>
+      <w:r>
+        <w:rPr>
+          <w:rFonts w:ascii="Arial" w:hAnsi="Arial" w:cs="Arial"/>
+          <w:sz w:val="24"/>
+          <w:szCs w:val="24"/>
+        </w:rPr>
+        <w:t>);</w:t>
       </w:r>
     </w:p>
     <w:p>
@@ -11050,7 +13794,43 @@
           <w:sz w:val="24"/>
           <w:szCs w:val="24"/>
         </w:rPr>
-        <w:t>A verificação de perfil é feita pelo método temPerfil da classe Auth. O perfil de administrador é aceite implicitamente em qualquer verificação, evitando ter de o enumerar em todas as rotas:</w:t>
+        <w:t xml:space="preserve">A verificação de perfil é feita pelo método </w:t>
+      </w:r>
+      <w:proofErr w:type="spellStart"/>
+      <w:r>
+        <w:rPr>
+          <w:rFonts w:ascii="Arial" w:hAnsi="Arial" w:cs="Arial"/>
+          <w:sz w:val="24"/>
+          <w:szCs w:val="24"/>
+        </w:rPr>
+        <w:t>temPerfil</w:t>
+      </w:r>
+      <w:proofErr w:type="spellEnd"/>
+      <w:r>
+        <w:rPr>
+          <w:rFonts w:ascii="Arial" w:hAnsi="Arial" w:cs="Arial"/>
+          <w:sz w:val="24"/>
+          <w:szCs w:val="24"/>
+        </w:rPr>
+        <w:t xml:space="preserve"> da classe </w:t>
+      </w:r>
+      <w:proofErr w:type="spellStart"/>
+      <w:r>
+        <w:rPr>
+          <w:rFonts w:ascii="Arial" w:hAnsi="Arial" w:cs="Arial"/>
+          <w:sz w:val="24"/>
+          <w:szCs w:val="24"/>
+        </w:rPr>
+        <w:t>Auth</w:t>
+      </w:r>
+      <w:proofErr w:type="spellEnd"/>
+      <w:r>
+        <w:rPr>
+          <w:rFonts w:ascii="Arial" w:hAnsi="Arial" w:cs="Arial"/>
+          <w:sz w:val="24"/>
+          <w:szCs w:val="24"/>
+        </w:rPr>
+        <w:t>. O perfil de administrador é aceite implicitamente em qualquer verificação, evitando ter de o enumerar em todas as rotas:</w:t>
       </w:r>
     </w:p>
     <w:p>
@@ -11079,7 +13859,58 @@
           <w:szCs w:val="24"/>
           <w:lang w:val="en-US"/>
         </w:rPr>
-        <w:t>public static function temPerfil(string ...$perfis): bool</w:t>
+        <w:t xml:space="preserve">public static function </w:t>
+      </w:r>
+      <w:proofErr w:type="spellStart"/>
+      <w:proofErr w:type="gramStart"/>
+      <w:r>
+        <w:rPr>
+          <w:rFonts w:ascii="Arial" w:hAnsi="Arial" w:cs="Arial"/>
+          <w:sz w:val="24"/>
+          <w:szCs w:val="24"/>
+          <w:lang w:val="en-US"/>
+        </w:rPr>
+        <w:t>temPerfil</w:t>
+      </w:r>
+      <w:proofErr w:type="spellEnd"/>
+      <w:r>
+        <w:rPr>
+          <w:rFonts w:ascii="Arial" w:hAnsi="Arial" w:cs="Arial"/>
+          <w:sz w:val="24"/>
+          <w:szCs w:val="24"/>
+          <w:lang w:val="en-US"/>
+        </w:rPr>
+        <w:t>(</w:t>
+      </w:r>
+      <w:proofErr w:type="gramEnd"/>
+      <w:r>
+        <w:rPr>
+          <w:rFonts w:ascii="Arial" w:hAnsi="Arial" w:cs="Arial"/>
+          <w:sz w:val="24"/>
+          <w:szCs w:val="24"/>
+          <w:lang w:val="en-US"/>
+        </w:rPr>
+        <w:t>string ...$</w:t>
+      </w:r>
+      <w:proofErr w:type="spellStart"/>
+      <w:r>
+        <w:rPr>
+          <w:rFonts w:ascii="Arial" w:hAnsi="Arial" w:cs="Arial"/>
+          <w:sz w:val="24"/>
+          <w:szCs w:val="24"/>
+          <w:lang w:val="en-US"/>
+        </w:rPr>
+        <w:t>perfis</w:t>
+      </w:r>
+      <w:proofErr w:type="spellEnd"/>
+      <w:r>
+        <w:rPr>
+          <w:rFonts w:ascii="Arial" w:hAnsi="Arial" w:cs="Arial"/>
+          <w:sz w:val="24"/>
+          <w:szCs w:val="24"/>
+          <w:lang w:val="en-US"/>
+        </w:rPr>
+        <w:t>): bool</w:t>
       </w:r>
       <w:r>
         <w:rPr>
@@ -11099,8 +13930,9 @@
           <w:lang w:val="en-US"/>
         </w:rPr>
         <w:br/>
-        <w:t xml:space="preserve">    $perfil = self::perfil();</w:t>
-      </w:r>
+        <w:t xml:space="preserve">    $</w:t>
+      </w:r>
+      <w:proofErr w:type="spellStart"/>
       <w:r>
         <w:rPr>
           <w:rFonts w:ascii="Arial" w:hAnsi="Arial" w:cs="Arial"/>
@@ -11108,9 +13940,70 @@
           <w:szCs w:val="24"/>
           <w:lang w:val="en-US"/>
         </w:rPr>
+        <w:t>perfil</w:t>
+      </w:r>
+      <w:proofErr w:type="spellEnd"/>
+      <w:r>
+        <w:rPr>
+          <w:rFonts w:ascii="Arial" w:hAnsi="Arial" w:cs="Arial"/>
+          <w:sz w:val="24"/>
+          <w:szCs w:val="24"/>
+          <w:lang w:val="en-US"/>
+        </w:rPr>
+        <w:t xml:space="preserve"> = </w:t>
+      </w:r>
+      <w:proofErr w:type="gramStart"/>
+      <w:r>
+        <w:rPr>
+          <w:rFonts w:ascii="Arial" w:hAnsi="Arial" w:cs="Arial"/>
+          <w:sz w:val="24"/>
+          <w:szCs w:val="24"/>
+          <w:lang w:val="en-US"/>
+        </w:rPr>
+        <w:t>self::</w:t>
+      </w:r>
+      <w:proofErr w:type="spellStart"/>
+      <w:r>
+        <w:rPr>
+          <w:rFonts w:ascii="Arial" w:hAnsi="Arial" w:cs="Arial"/>
+          <w:sz w:val="24"/>
+          <w:szCs w:val="24"/>
+          <w:lang w:val="en-US"/>
+        </w:rPr>
+        <w:t>perfil</w:t>
+      </w:r>
+      <w:proofErr w:type="spellEnd"/>
+      <w:r>
+        <w:rPr>
+          <w:rFonts w:ascii="Arial" w:hAnsi="Arial" w:cs="Arial"/>
+          <w:sz w:val="24"/>
+          <w:szCs w:val="24"/>
+          <w:lang w:val="en-US"/>
+        </w:rPr>
+        <w:t>(</w:t>
+      </w:r>
+      <w:proofErr w:type="gramEnd"/>
+      <w:r>
+        <w:rPr>
+          <w:rFonts w:ascii="Arial" w:hAnsi="Arial" w:cs="Arial"/>
+          <w:sz w:val="24"/>
+          <w:szCs w:val="24"/>
+          <w:lang w:val="en-US"/>
+        </w:rPr>
+        <w:t>);</w:t>
+      </w:r>
+      <w:r>
+        <w:rPr>
+          <w:rFonts w:ascii="Arial" w:hAnsi="Arial" w:cs="Arial"/>
+          <w:sz w:val="24"/>
+          <w:szCs w:val="24"/>
+          <w:lang w:val="en-US"/>
+        </w:rPr>
         <w:br/>
-        <w:t xml:space="preserve">    return $perfil !== null</w:t>
-      </w:r>
+        <w:t xml:space="preserve">    return $</w:t>
+      </w:r>
+      <w:proofErr w:type="spellStart"/>
+      <w:proofErr w:type="gramStart"/>
       <w:r>
         <w:rPr>
           <w:rFonts w:ascii="Arial" w:hAnsi="Arial" w:cs="Arial"/>
@@ -11118,8 +14011,157 @@
           <w:szCs w:val="24"/>
           <w:lang w:val="en-US"/>
         </w:rPr>
+        <w:t>perfil</w:t>
+      </w:r>
+      <w:proofErr w:type="spellEnd"/>
+      <w:r>
+        <w:rPr>
+          <w:rFonts w:ascii="Arial" w:hAnsi="Arial" w:cs="Arial"/>
+          <w:sz w:val="24"/>
+          <w:szCs w:val="24"/>
+          <w:lang w:val="en-US"/>
+        </w:rPr>
+        <w:t xml:space="preserve"> !</w:t>
+      </w:r>
+      <w:proofErr w:type="gramEnd"/>
+      <w:r>
+        <w:rPr>
+          <w:rFonts w:ascii="Arial" w:hAnsi="Arial" w:cs="Arial"/>
+          <w:sz w:val="24"/>
+          <w:szCs w:val="24"/>
+          <w:lang w:val="en-US"/>
+        </w:rPr>
+        <w:t>== null</w:t>
+      </w:r>
+      <w:r>
+        <w:rPr>
+          <w:rFonts w:ascii="Arial" w:hAnsi="Arial" w:cs="Arial"/>
+          <w:sz w:val="24"/>
+          <w:szCs w:val="24"/>
+          <w:lang w:val="en-US"/>
+        </w:rPr>
         <w:br/>
-        <w:t xml:space="preserve">        &amp;&amp; ($perfil === 'administrador' || in_array($perfil, $perfis, true));</w:t>
+        <w:t xml:space="preserve">        &amp;&amp; ($</w:t>
+      </w:r>
+      <w:proofErr w:type="spellStart"/>
+      <w:r>
+        <w:rPr>
+          <w:rFonts w:ascii="Arial" w:hAnsi="Arial" w:cs="Arial"/>
+          <w:sz w:val="24"/>
+          <w:szCs w:val="24"/>
+          <w:lang w:val="en-US"/>
+        </w:rPr>
+        <w:t>perfil</w:t>
+      </w:r>
+      <w:proofErr w:type="spellEnd"/>
+      <w:r>
+        <w:rPr>
+          <w:rFonts w:ascii="Arial" w:hAnsi="Arial" w:cs="Arial"/>
+          <w:sz w:val="24"/>
+          <w:szCs w:val="24"/>
+          <w:lang w:val="en-US"/>
+        </w:rPr>
+        <w:t xml:space="preserve"> === '</w:t>
+      </w:r>
+      <w:proofErr w:type="spellStart"/>
+      <w:r>
+        <w:rPr>
+          <w:rFonts w:ascii="Arial" w:hAnsi="Arial" w:cs="Arial"/>
+          <w:sz w:val="24"/>
+          <w:szCs w:val="24"/>
+          <w:lang w:val="en-US"/>
+        </w:rPr>
+        <w:t>administrador</w:t>
+      </w:r>
+      <w:proofErr w:type="spellEnd"/>
+      <w:r>
+        <w:rPr>
+          <w:rFonts w:ascii="Arial" w:hAnsi="Arial" w:cs="Arial"/>
+          <w:sz w:val="24"/>
+          <w:szCs w:val="24"/>
+          <w:lang w:val="en-US"/>
+        </w:rPr>
+        <w:t xml:space="preserve">' || </w:t>
+      </w:r>
+      <w:proofErr w:type="spellStart"/>
+      <w:r>
+        <w:rPr>
+          <w:rFonts w:ascii="Arial" w:hAnsi="Arial" w:cs="Arial"/>
+          <w:sz w:val="24"/>
+          <w:szCs w:val="24"/>
+          <w:lang w:val="en-US"/>
+        </w:rPr>
+        <w:t>in_</w:t>
+      </w:r>
+      <w:proofErr w:type="gramStart"/>
+      <w:r>
+        <w:rPr>
+          <w:rFonts w:ascii="Arial" w:hAnsi="Arial" w:cs="Arial"/>
+          <w:sz w:val="24"/>
+          <w:szCs w:val="24"/>
+          <w:lang w:val="en-US"/>
+        </w:rPr>
+        <w:t>array</w:t>
+      </w:r>
+      <w:proofErr w:type="spellEnd"/>
+      <w:r>
+        <w:rPr>
+          <w:rFonts w:ascii="Arial" w:hAnsi="Arial" w:cs="Arial"/>
+          <w:sz w:val="24"/>
+          <w:szCs w:val="24"/>
+          <w:lang w:val="en-US"/>
+        </w:rPr>
+        <w:t>(</w:t>
+      </w:r>
+      <w:proofErr w:type="gramEnd"/>
+      <w:r>
+        <w:rPr>
+          <w:rFonts w:ascii="Arial" w:hAnsi="Arial" w:cs="Arial"/>
+          <w:sz w:val="24"/>
+          <w:szCs w:val="24"/>
+          <w:lang w:val="en-US"/>
+        </w:rPr>
+        <w:t>$</w:t>
+      </w:r>
+      <w:proofErr w:type="spellStart"/>
+      <w:r>
+        <w:rPr>
+          <w:rFonts w:ascii="Arial" w:hAnsi="Arial" w:cs="Arial"/>
+          <w:sz w:val="24"/>
+          <w:szCs w:val="24"/>
+          <w:lang w:val="en-US"/>
+        </w:rPr>
+        <w:t>perfil</w:t>
+      </w:r>
+      <w:proofErr w:type="spellEnd"/>
+      <w:r>
+        <w:rPr>
+          <w:rFonts w:ascii="Arial" w:hAnsi="Arial" w:cs="Arial"/>
+          <w:sz w:val="24"/>
+          <w:szCs w:val="24"/>
+          <w:lang w:val="en-US"/>
+        </w:rPr>
+        <w:t>, $</w:t>
+      </w:r>
+      <w:proofErr w:type="spellStart"/>
+      <w:r>
+        <w:rPr>
+          <w:rFonts w:ascii="Arial" w:hAnsi="Arial" w:cs="Arial"/>
+          <w:sz w:val="24"/>
+          <w:szCs w:val="24"/>
+          <w:lang w:val="en-US"/>
+        </w:rPr>
+        <w:t>perfis</w:t>
+      </w:r>
+      <w:proofErr w:type="spellEnd"/>
+      <w:r>
+        <w:rPr>
+          <w:rFonts w:ascii="Arial" w:hAnsi="Arial" w:cs="Arial"/>
+          <w:sz w:val="24"/>
+          <w:szCs w:val="24"/>
+          <w:lang w:val="en-US"/>
+        </w:rPr>
+        <w:t>, true));</w:t>
       </w:r>
       <w:r>
         <w:rPr>
@@ -11171,7 +14213,61 @@
           <w:sz w:val="24"/>
           <w:szCs w:val="24"/>
         </w:rPr>
-        <w:t>A classe abstracta Model concentra as operações comuns a todos os modelos. A ligação é estabelecida em PDO com a emulação de consultas preparadas desactivada, o que assegura que a preparação é feita pelo servidor de base de dados e que os valores nunca são interpolados na cadeia SQL:</w:t>
+        <w:t xml:space="preserve">A classe </w:t>
+      </w:r>
+      <w:proofErr w:type="spellStart"/>
+      <w:r>
+        <w:rPr>
+          <w:rFonts w:ascii="Arial" w:hAnsi="Arial" w:cs="Arial"/>
+          <w:sz w:val="24"/>
+          <w:szCs w:val="24"/>
+        </w:rPr>
+        <w:t>abstracta</w:t>
+      </w:r>
+      <w:proofErr w:type="spellEnd"/>
+      <w:r>
+        <w:rPr>
+          <w:rFonts w:ascii="Arial" w:hAnsi="Arial" w:cs="Arial"/>
+          <w:sz w:val="24"/>
+          <w:szCs w:val="24"/>
+        </w:rPr>
+        <w:t xml:space="preserve"> </w:t>
+      </w:r>
+      <w:proofErr w:type="spellStart"/>
+      <w:r>
+        <w:rPr>
+          <w:rFonts w:ascii="Arial" w:hAnsi="Arial" w:cs="Arial"/>
+          <w:sz w:val="24"/>
+          <w:szCs w:val="24"/>
+        </w:rPr>
+        <w:t>Model</w:t>
+      </w:r>
+      <w:proofErr w:type="spellEnd"/>
+      <w:r>
+        <w:rPr>
+          <w:rFonts w:ascii="Arial" w:hAnsi="Arial" w:cs="Arial"/>
+          <w:sz w:val="24"/>
+          <w:szCs w:val="24"/>
+        </w:rPr>
+        <w:t xml:space="preserve"> concentra as operações comuns a todos os modelos. A ligação é estabelecida em PDO com a emulação de consultas preparadas </w:t>
+      </w:r>
+      <w:proofErr w:type="spellStart"/>
+      <w:r>
+        <w:rPr>
+          <w:rFonts w:ascii="Arial" w:hAnsi="Arial" w:cs="Arial"/>
+          <w:sz w:val="24"/>
+          <w:szCs w:val="24"/>
+        </w:rPr>
+        <w:t>desactivada</w:t>
+      </w:r>
+      <w:proofErr w:type="spellEnd"/>
+      <w:r>
+        <w:rPr>
+          <w:rFonts w:ascii="Arial" w:hAnsi="Arial" w:cs="Arial"/>
+          <w:sz w:val="24"/>
+          <w:szCs w:val="24"/>
+        </w:rPr>
+        <w:t>, o que assegura que a preparação é feita pelo servidor de base de dados e que os valores nunca são interpolados na cadeia SQL:</w:t>
       </w:r>
     </w:p>
     <w:p>
@@ -11192,13 +14288,41 @@
           <w:szCs w:val="24"/>
         </w:rPr>
       </w:pPr>
-      <w:r>
-        <w:rPr>
-          <w:rFonts w:ascii="Arial" w:hAnsi="Arial" w:cs="Arial"/>
-          <w:sz w:val="24"/>
-          <w:szCs w:val="24"/>
-        </w:rPr>
-        <w:t>PDO::ATTR_ERRMODE            =&gt; PDO::ERRMODE_EXCEPTION,</w:t>
+      <w:proofErr w:type="gramStart"/>
+      <w:r>
+        <w:rPr>
+          <w:rFonts w:ascii="Arial" w:hAnsi="Arial" w:cs="Arial"/>
+          <w:sz w:val="24"/>
+          <w:szCs w:val="24"/>
+        </w:rPr>
+        <w:t>PDO::</w:t>
+      </w:r>
+      <w:proofErr w:type="gramEnd"/>
+      <w:r>
+        <w:rPr>
+          <w:rFonts w:ascii="Arial" w:hAnsi="Arial" w:cs="Arial"/>
+          <w:sz w:val="24"/>
+          <w:szCs w:val="24"/>
+        </w:rPr>
+        <w:t xml:space="preserve">ATTR_ERRMODE            =&gt; </w:t>
+      </w:r>
+      <w:proofErr w:type="gramStart"/>
+      <w:r>
+        <w:rPr>
+          <w:rFonts w:ascii="Arial" w:hAnsi="Arial" w:cs="Arial"/>
+          <w:sz w:val="24"/>
+          <w:szCs w:val="24"/>
+        </w:rPr>
+        <w:t>PDO::</w:t>
+      </w:r>
+      <w:proofErr w:type="gramEnd"/>
+      <w:r>
+        <w:rPr>
+          <w:rFonts w:ascii="Arial" w:hAnsi="Arial" w:cs="Arial"/>
+          <w:sz w:val="24"/>
+          <w:szCs w:val="24"/>
+        </w:rPr>
+        <w:t>ERRMODE_EXCEPTION,</w:t>
       </w:r>
       <w:r>
         <w:rPr>
@@ -11207,7 +14331,42 @@
           <w:szCs w:val="24"/>
         </w:rPr>
         <w:br/>
-        <w:t>PDO::ATTR_DEFAULT_FETCH_MODE =&gt; PDO::FETCH_ASSOC,</w:t>
+      </w:r>
+      <w:proofErr w:type="gramStart"/>
+      <w:r>
+        <w:rPr>
+          <w:rFonts w:ascii="Arial" w:hAnsi="Arial" w:cs="Arial"/>
+          <w:sz w:val="24"/>
+          <w:szCs w:val="24"/>
+        </w:rPr>
+        <w:t>PDO::</w:t>
+      </w:r>
+      <w:proofErr w:type="gramEnd"/>
+      <w:r>
+        <w:rPr>
+          <w:rFonts w:ascii="Arial" w:hAnsi="Arial" w:cs="Arial"/>
+          <w:sz w:val="24"/>
+          <w:szCs w:val="24"/>
+        </w:rPr>
+        <w:t xml:space="preserve">ATTR_DEFAULT_FETCH_MODE =&gt; </w:t>
+      </w:r>
+      <w:proofErr w:type="gramStart"/>
+      <w:r>
+        <w:rPr>
+          <w:rFonts w:ascii="Arial" w:hAnsi="Arial" w:cs="Arial"/>
+          <w:sz w:val="24"/>
+          <w:szCs w:val="24"/>
+        </w:rPr>
+        <w:t>PDO::</w:t>
+      </w:r>
+      <w:proofErr w:type="gramEnd"/>
+      <w:r>
+        <w:rPr>
+          <w:rFonts w:ascii="Arial" w:hAnsi="Arial" w:cs="Arial"/>
+          <w:sz w:val="24"/>
+          <w:szCs w:val="24"/>
+        </w:rPr>
+        <w:t>FETCH_ASSOC,</w:t>
       </w:r>
       <w:r>
         <w:rPr>
@@ -11216,7 +14375,24 @@
           <w:szCs w:val="24"/>
         </w:rPr>
         <w:br/>
-        <w:t>PDO::ATTR_EMULATE_PREPARES   =&gt; false,</w:t>
+      </w:r>
+      <w:proofErr w:type="gramStart"/>
+      <w:r>
+        <w:rPr>
+          <w:rFonts w:ascii="Arial" w:hAnsi="Arial" w:cs="Arial"/>
+          <w:sz w:val="24"/>
+          <w:szCs w:val="24"/>
+        </w:rPr>
+        <w:t>PDO::</w:t>
+      </w:r>
+      <w:proofErr w:type="gramEnd"/>
+      <w:r>
+        <w:rPr>
+          <w:rFonts w:ascii="Arial" w:hAnsi="Arial" w:cs="Arial"/>
+          <w:sz w:val="24"/>
+          <w:szCs w:val="24"/>
+        </w:rPr>
+        <w:t>ATTR_EMULATE_PREPARES   =&gt; false,</w:t>
       </w:r>
     </w:p>
     <w:p>
@@ -11275,7 +14451,25 @@
           <w:sz w:val="24"/>
           <w:szCs w:val="24"/>
         </w:rPr>
-        <w:t>O método registar da classe Venda abre uma transacção, cria o cabeçalho da venda, delega o abate de cada item e só confirma no final. Qualquer excepção lançada em qualquer ponto do processo provoca a reversão de tudo o que já tinha sido escrito:</w:t>
+        <w:t xml:space="preserve">O método registar da classe Venda abre uma </w:t>
+      </w:r>
+      <w:proofErr w:type="spellStart"/>
+      <w:r>
+        <w:rPr>
+          <w:rFonts w:ascii="Arial" w:hAnsi="Arial" w:cs="Arial"/>
+          <w:sz w:val="24"/>
+          <w:szCs w:val="24"/>
+        </w:rPr>
+        <w:t>transacção</w:t>
+      </w:r>
+      <w:proofErr w:type="spellEnd"/>
+      <w:r>
+        <w:rPr>
+          <w:rFonts w:ascii="Arial" w:hAnsi="Arial" w:cs="Arial"/>
+          <w:sz w:val="24"/>
+          <w:szCs w:val="24"/>
+        </w:rPr>
+        <w:t>, cria o cabeçalho da venda, delega o abate de cada item e só confirma no final. Qualquer excepção lançada em qualquer ponto do processo provoca a reversão de tudo o que já tinha sido escrito:</w:t>
       </w:r>
     </w:p>
     <w:p>
@@ -11303,7 +14497,43 @@
           <w:sz w:val="24"/>
           <w:szCs w:val="24"/>
         </w:rPr>
-        <w:t>$bd-&gt;beginTransaction();</w:t>
+        <w:t>$</w:t>
+      </w:r>
+      <w:proofErr w:type="spellStart"/>
+      <w:r>
+        <w:rPr>
+          <w:rFonts w:ascii="Arial" w:hAnsi="Arial" w:cs="Arial"/>
+          <w:sz w:val="24"/>
+          <w:szCs w:val="24"/>
+        </w:rPr>
+        <w:t>bd</w:t>
+      </w:r>
+      <w:proofErr w:type="spellEnd"/>
+      <w:r>
+        <w:rPr>
+          <w:rFonts w:ascii="Arial" w:hAnsi="Arial" w:cs="Arial"/>
+          <w:sz w:val="24"/>
+          <w:szCs w:val="24"/>
+        </w:rPr>
+        <w:t>-&gt;</w:t>
+      </w:r>
+      <w:proofErr w:type="spellStart"/>
+      <w:r>
+        <w:rPr>
+          <w:rFonts w:ascii="Arial" w:hAnsi="Arial" w:cs="Arial"/>
+          <w:sz w:val="24"/>
+          <w:szCs w:val="24"/>
+        </w:rPr>
+        <w:t>beginTransaction</w:t>
+      </w:r>
+      <w:proofErr w:type="spellEnd"/>
+      <w:r>
+        <w:rPr>
+          <w:rFonts w:ascii="Arial" w:hAnsi="Arial" w:cs="Arial"/>
+          <w:sz w:val="24"/>
+          <w:szCs w:val="24"/>
+        </w:rPr>
+        <w:t>();</w:t>
       </w:r>
       <w:r>
         <w:rPr>
@@ -11312,7 +14542,24 @@
           <w:szCs w:val="24"/>
         </w:rPr>
         <w:br/>
-        <w:t>try {</w:t>
+      </w:r>
+      <w:proofErr w:type="spellStart"/>
+      <w:r>
+        <w:rPr>
+          <w:rFonts w:ascii="Arial" w:hAnsi="Arial" w:cs="Arial"/>
+          <w:sz w:val="24"/>
+          <w:szCs w:val="24"/>
+        </w:rPr>
+        <w:t>try</w:t>
+      </w:r>
+      <w:proofErr w:type="spellEnd"/>
+      <w:r>
+        <w:rPr>
+          <w:rFonts w:ascii="Arial" w:hAnsi="Arial" w:cs="Arial"/>
+          <w:sz w:val="24"/>
+          <w:szCs w:val="24"/>
+        </w:rPr>
+        <w:t xml:space="preserve"> {</w:t>
       </w:r>
       <w:r>
         <w:rPr>
@@ -11321,7 +14568,43 @@
           <w:szCs w:val="24"/>
         </w:rPr>
         <w:br/>
-        <w:t xml:space="preserve">    $numero  = $this-&gt;gerarNumero();</w:t>
+        <w:t xml:space="preserve">    $numero  = $</w:t>
+      </w:r>
+      <w:proofErr w:type="spellStart"/>
+      <w:r>
+        <w:rPr>
+          <w:rFonts w:ascii="Arial" w:hAnsi="Arial" w:cs="Arial"/>
+          <w:sz w:val="24"/>
+          <w:szCs w:val="24"/>
+        </w:rPr>
+        <w:t>this</w:t>
+      </w:r>
+      <w:proofErr w:type="spellEnd"/>
+      <w:r>
+        <w:rPr>
+          <w:rFonts w:ascii="Arial" w:hAnsi="Arial" w:cs="Arial"/>
+          <w:sz w:val="24"/>
+          <w:szCs w:val="24"/>
+        </w:rPr>
+        <w:t>-&gt;</w:t>
+      </w:r>
+      <w:proofErr w:type="spellStart"/>
+      <w:r>
+        <w:rPr>
+          <w:rFonts w:ascii="Arial" w:hAnsi="Arial" w:cs="Arial"/>
+          <w:sz w:val="24"/>
+          <w:szCs w:val="24"/>
+        </w:rPr>
+        <w:t>gerarNumero</w:t>
+      </w:r>
+      <w:proofErr w:type="spellEnd"/>
+      <w:r>
+        <w:rPr>
+          <w:rFonts w:ascii="Arial" w:hAnsi="Arial" w:cs="Arial"/>
+          <w:sz w:val="24"/>
+          <w:szCs w:val="24"/>
+        </w:rPr>
+        <w:t>();</w:t>
       </w:r>
       <w:r>
         <w:rPr>
@@ -11330,7 +14613,43 @@
           <w:szCs w:val="24"/>
         </w:rPr>
         <w:br/>
-        <w:t xml:space="preserve">    $vendaId = $this-&gt;criar([...]);</w:t>
+        <w:t xml:space="preserve">    $</w:t>
+      </w:r>
+      <w:proofErr w:type="spellStart"/>
+      <w:r>
+        <w:rPr>
+          <w:rFonts w:ascii="Arial" w:hAnsi="Arial" w:cs="Arial"/>
+          <w:sz w:val="24"/>
+          <w:szCs w:val="24"/>
+        </w:rPr>
+        <w:t>vendaId</w:t>
+      </w:r>
+      <w:proofErr w:type="spellEnd"/>
+      <w:r>
+        <w:rPr>
+          <w:rFonts w:ascii="Arial" w:hAnsi="Arial" w:cs="Arial"/>
+          <w:sz w:val="24"/>
+          <w:szCs w:val="24"/>
+        </w:rPr>
+        <w:t xml:space="preserve"> = $</w:t>
+      </w:r>
+      <w:proofErr w:type="spellStart"/>
+      <w:r>
+        <w:rPr>
+          <w:rFonts w:ascii="Arial" w:hAnsi="Arial" w:cs="Arial"/>
+          <w:sz w:val="24"/>
+          <w:szCs w:val="24"/>
+        </w:rPr>
+        <w:t>this</w:t>
+      </w:r>
+      <w:proofErr w:type="spellEnd"/>
+      <w:r>
+        <w:rPr>
+          <w:rFonts w:ascii="Arial" w:hAnsi="Arial" w:cs="Arial"/>
+          <w:sz w:val="24"/>
+          <w:szCs w:val="24"/>
+        </w:rPr>
+        <w:t>-&gt;criar([...]);</w:t>
       </w:r>
       <w:r>
         <w:rPr>
@@ -11356,7 +14675,25 @@
           <w:szCs w:val="24"/>
         </w:rPr>
         <w:br/>
-        <w:t xml:space="preserve">    foreach ($itens as $item) {</w:t>
+        <w:t xml:space="preserve">    </w:t>
+      </w:r>
+      <w:proofErr w:type="spellStart"/>
+      <w:r>
+        <w:rPr>
+          <w:rFonts w:ascii="Arial" w:hAnsi="Arial" w:cs="Arial"/>
+          <w:sz w:val="24"/>
+          <w:szCs w:val="24"/>
+        </w:rPr>
+        <w:t>foreach</w:t>
+      </w:r>
+      <w:proofErr w:type="spellEnd"/>
+      <w:r>
+        <w:rPr>
+          <w:rFonts w:ascii="Arial" w:hAnsi="Arial" w:cs="Arial"/>
+          <w:sz w:val="24"/>
+          <w:szCs w:val="24"/>
+        </w:rPr>
+        <w:t xml:space="preserve"> ($itens as $item) {</w:t>
       </w:r>
       <w:r>
         <w:rPr>
@@ -11365,7 +14702,79 @@
           <w:szCs w:val="24"/>
         </w:rPr>
         <w:br/>
-        <w:t xml:space="preserve">        $subtotal += $this-&gt;abaterStock($vendaId, $numero, $item, $utilizadorId);</w:t>
+        <w:t xml:space="preserve">        $subtotal += $</w:t>
+      </w:r>
+      <w:proofErr w:type="spellStart"/>
+      <w:r>
+        <w:rPr>
+          <w:rFonts w:ascii="Arial" w:hAnsi="Arial" w:cs="Arial"/>
+          <w:sz w:val="24"/>
+          <w:szCs w:val="24"/>
+        </w:rPr>
+        <w:t>this</w:t>
+      </w:r>
+      <w:proofErr w:type="spellEnd"/>
+      <w:r>
+        <w:rPr>
+          <w:rFonts w:ascii="Arial" w:hAnsi="Arial" w:cs="Arial"/>
+          <w:sz w:val="24"/>
+          <w:szCs w:val="24"/>
+        </w:rPr>
+        <w:t>-&gt;</w:t>
+      </w:r>
+      <w:proofErr w:type="spellStart"/>
+      <w:r>
+        <w:rPr>
+          <w:rFonts w:ascii="Arial" w:hAnsi="Arial" w:cs="Arial"/>
+          <w:sz w:val="24"/>
+          <w:szCs w:val="24"/>
+        </w:rPr>
+        <w:t>abaterStock</w:t>
+      </w:r>
+      <w:proofErr w:type="spellEnd"/>
+      <w:r>
+        <w:rPr>
+          <w:rFonts w:ascii="Arial" w:hAnsi="Arial" w:cs="Arial"/>
+          <w:sz w:val="24"/>
+          <w:szCs w:val="24"/>
+        </w:rPr>
+        <w:t>($</w:t>
+      </w:r>
+      <w:proofErr w:type="spellStart"/>
+      <w:r>
+        <w:rPr>
+          <w:rFonts w:ascii="Arial" w:hAnsi="Arial" w:cs="Arial"/>
+          <w:sz w:val="24"/>
+          <w:szCs w:val="24"/>
+        </w:rPr>
+        <w:t>vendaId</w:t>
+      </w:r>
+      <w:proofErr w:type="spellEnd"/>
+      <w:r>
+        <w:rPr>
+          <w:rFonts w:ascii="Arial" w:hAnsi="Arial" w:cs="Arial"/>
+          <w:sz w:val="24"/>
+          <w:szCs w:val="24"/>
+        </w:rPr>
+        <w:t>, $numero, $item, $</w:t>
+      </w:r>
+      <w:proofErr w:type="spellStart"/>
+      <w:r>
+        <w:rPr>
+          <w:rFonts w:ascii="Arial" w:hAnsi="Arial" w:cs="Arial"/>
+          <w:sz w:val="24"/>
+          <w:szCs w:val="24"/>
+        </w:rPr>
+        <w:t>utilizadorId</w:t>
+      </w:r>
+      <w:proofErr w:type="spellEnd"/>
+      <w:r>
+        <w:rPr>
+          <w:rFonts w:ascii="Arial" w:hAnsi="Arial" w:cs="Arial"/>
+          <w:sz w:val="24"/>
+          <w:szCs w:val="24"/>
+        </w:rPr>
+        <w:t>);</w:t>
       </w:r>
       <w:r>
         <w:rPr>
@@ -11383,7 +14792,43 @@
           <w:szCs w:val="24"/>
         </w:rPr>
         <w:br/>
-        <w:t xml:space="preserve">    // validacao do desconto e actualizacao dos totais ...</w:t>
+        <w:t xml:space="preserve">    // </w:t>
+      </w:r>
+      <w:proofErr w:type="spellStart"/>
+      <w:r>
+        <w:rPr>
+          <w:rFonts w:ascii="Arial" w:hAnsi="Arial" w:cs="Arial"/>
+          <w:sz w:val="24"/>
+          <w:szCs w:val="24"/>
+        </w:rPr>
+        <w:t>validacao</w:t>
+      </w:r>
+      <w:proofErr w:type="spellEnd"/>
+      <w:r>
+        <w:rPr>
+          <w:rFonts w:ascii="Arial" w:hAnsi="Arial" w:cs="Arial"/>
+          <w:sz w:val="24"/>
+          <w:szCs w:val="24"/>
+        </w:rPr>
+        <w:t xml:space="preserve"> do desconto e </w:t>
+      </w:r>
+      <w:proofErr w:type="spellStart"/>
+      <w:r>
+        <w:rPr>
+          <w:rFonts w:ascii="Arial" w:hAnsi="Arial" w:cs="Arial"/>
+          <w:sz w:val="24"/>
+          <w:szCs w:val="24"/>
+        </w:rPr>
+        <w:t>actualizacao</w:t>
+      </w:r>
+      <w:proofErr w:type="spellEnd"/>
+      <w:r>
+        <w:rPr>
+          <w:rFonts w:ascii="Arial" w:hAnsi="Arial" w:cs="Arial"/>
+          <w:sz w:val="24"/>
+          <w:szCs w:val="24"/>
+        </w:rPr>
+        <w:t xml:space="preserve"> dos totais ...</w:t>
       </w:r>
       <w:r>
         <w:rPr>
@@ -11419,7 +14864,27 @@
           <w:lang w:val="en-US"/>
         </w:rPr>
         <w:br/>
-        <w:t xml:space="preserve">    return $vendaId;</w:t>
+        <w:t xml:space="preserve">    return $</w:t>
+      </w:r>
+      <w:proofErr w:type="spellStart"/>
+      <w:r>
+        <w:rPr>
+          <w:rFonts w:ascii="Arial" w:hAnsi="Arial" w:cs="Arial"/>
+          <w:sz w:val="24"/>
+          <w:szCs w:val="24"/>
+          <w:lang w:val="en-US"/>
+        </w:rPr>
+        <w:t>vendaId</w:t>
+      </w:r>
+      <w:proofErr w:type="spellEnd"/>
+      <w:r>
+        <w:rPr>
+          <w:rFonts w:ascii="Arial" w:hAnsi="Arial" w:cs="Arial"/>
+          <w:sz w:val="24"/>
+          <w:szCs w:val="24"/>
+          <w:lang w:val="en-US"/>
+        </w:rPr>
+        <w:t>;</w:t>
       </w:r>
       <w:r>
         <w:rPr>
@@ -11439,7 +14904,27 @@
           <w:lang w:val="en-US"/>
         </w:rPr>
         <w:br/>
-        <w:t xml:space="preserve">    $bd-&gt;rollBack();</w:t>
+        <w:t xml:space="preserve">    $bd-&gt;</w:t>
+      </w:r>
+      <w:proofErr w:type="spellStart"/>
+      <w:r>
+        <w:rPr>
+          <w:rFonts w:ascii="Arial" w:hAnsi="Arial" w:cs="Arial"/>
+          <w:sz w:val="24"/>
+          <w:szCs w:val="24"/>
+          <w:lang w:val="en-US"/>
+        </w:rPr>
+        <w:t>rollBack</w:t>
+      </w:r>
+      <w:proofErr w:type="spellEnd"/>
+      <w:r>
+        <w:rPr>
+          <w:rFonts w:ascii="Arial" w:hAnsi="Arial" w:cs="Arial"/>
+          <w:sz w:val="24"/>
+          <w:szCs w:val="24"/>
+          <w:lang w:val="en-US"/>
+        </w:rPr>
+        <w:t>();</w:t>
       </w:r>
       <w:r>
         <w:rPr>
@@ -11477,7 +14962,61 @@
           <w:sz w:val="24"/>
           <w:szCs w:val="24"/>
         </w:rPr>
-        <w:t>O coração do sistema é a selecção dos lotes. A consulta filtra os lotes com quantidade positiva e validade não expirada, ordena-os por data de validade crescente - é aqui que o critério FEFO se materializa - e bloqueia as linhas seleccionadas até ao fim da transacção:</w:t>
+        <w:t xml:space="preserve">O coração do sistema é a </w:t>
+      </w:r>
+      <w:proofErr w:type="spellStart"/>
+      <w:r>
+        <w:rPr>
+          <w:rFonts w:ascii="Arial" w:hAnsi="Arial" w:cs="Arial"/>
+          <w:sz w:val="24"/>
+          <w:szCs w:val="24"/>
+        </w:rPr>
+        <w:t>selecção</w:t>
+      </w:r>
+      <w:proofErr w:type="spellEnd"/>
+      <w:r>
+        <w:rPr>
+          <w:rFonts w:ascii="Arial" w:hAnsi="Arial" w:cs="Arial"/>
+          <w:sz w:val="24"/>
+          <w:szCs w:val="24"/>
+        </w:rPr>
+        <w:t xml:space="preserve"> dos lotes. A consulta filtra os lotes com quantidade positiva e validade não expirada, ordena-os por data de validade crescente - é aqui que o critério FEFO se materializa - e bloqueia as linhas </w:t>
+      </w:r>
+      <w:proofErr w:type="spellStart"/>
+      <w:r>
+        <w:rPr>
+          <w:rFonts w:ascii="Arial" w:hAnsi="Arial" w:cs="Arial"/>
+          <w:sz w:val="24"/>
+          <w:szCs w:val="24"/>
+        </w:rPr>
+        <w:t>seleccionadas</w:t>
+      </w:r>
+      <w:proofErr w:type="spellEnd"/>
+      <w:r>
+        <w:rPr>
+          <w:rFonts w:ascii="Arial" w:hAnsi="Arial" w:cs="Arial"/>
+          <w:sz w:val="24"/>
+          <w:szCs w:val="24"/>
+        </w:rPr>
+        <w:t xml:space="preserve"> até ao fim da </w:t>
+      </w:r>
+      <w:proofErr w:type="spellStart"/>
+      <w:r>
+        <w:rPr>
+          <w:rFonts w:ascii="Arial" w:hAnsi="Arial" w:cs="Arial"/>
+          <w:sz w:val="24"/>
+          <w:szCs w:val="24"/>
+        </w:rPr>
+        <w:t>transacção</w:t>
+      </w:r>
+      <w:proofErr w:type="spellEnd"/>
+      <w:r>
+        <w:rPr>
+          <w:rFonts w:ascii="Arial" w:hAnsi="Arial" w:cs="Arial"/>
+          <w:sz w:val="24"/>
+          <w:szCs w:val="24"/>
+        </w:rPr>
+        <w:t>:</w:t>
       </w:r>
     </w:p>
     <w:p>
@@ -11504,8 +15043,46 @@
           <w:sz w:val="24"/>
           <w:szCs w:val="24"/>
         </w:rPr>
-        <w:t>SELECT id, numero_lote, quantidade_atual</w:t>
-      </w:r>
+        <w:t xml:space="preserve">SELECT id, </w:t>
+      </w:r>
+      <w:proofErr w:type="spellStart"/>
+      <w:proofErr w:type="gramStart"/>
+      <w:r>
+        <w:rPr>
+          <w:rFonts w:ascii="Arial" w:hAnsi="Arial" w:cs="Arial"/>
+          <w:sz w:val="24"/>
+          <w:szCs w:val="24"/>
+        </w:rPr>
+        <w:t>numero</w:t>
+      </w:r>
+      <w:proofErr w:type="gramEnd"/>
+      <w:r>
+        <w:rPr>
+          <w:rFonts w:ascii="Arial" w:hAnsi="Arial" w:cs="Arial"/>
+          <w:sz w:val="24"/>
+          <w:szCs w:val="24"/>
+        </w:rPr>
+        <w:t>_lote</w:t>
+      </w:r>
+      <w:proofErr w:type="spellEnd"/>
+      <w:r>
+        <w:rPr>
+          <w:rFonts w:ascii="Arial" w:hAnsi="Arial" w:cs="Arial"/>
+          <w:sz w:val="24"/>
+          <w:szCs w:val="24"/>
+        </w:rPr>
+        <w:t xml:space="preserve">, </w:t>
+      </w:r>
+      <w:proofErr w:type="spellStart"/>
+      <w:r>
+        <w:rPr>
+          <w:rFonts w:ascii="Arial" w:hAnsi="Arial" w:cs="Arial"/>
+          <w:sz w:val="24"/>
+          <w:szCs w:val="24"/>
+        </w:rPr>
+        <w:t>quantidade_atual</w:t>
+      </w:r>
+      <w:proofErr w:type="spellEnd"/>
       <w:r>
         <w:rPr>
           <w:rFonts w:ascii="Arial" w:hAnsi="Arial" w:cs="Arial"/>
@@ -11522,8 +15099,36 @@
           <w:szCs w:val="24"/>
         </w:rPr>
         <w:br/>
-        <w:t xml:space="preserve"> WHERE medicamento_id = :id</w:t>
-      </w:r>
+        <w:t xml:space="preserve"> WHERE </w:t>
+      </w:r>
+      <w:proofErr w:type="spellStart"/>
+      <w:r>
+        <w:rPr>
+          <w:rFonts w:ascii="Arial" w:hAnsi="Arial" w:cs="Arial"/>
+          <w:sz w:val="24"/>
+          <w:szCs w:val="24"/>
+        </w:rPr>
+        <w:t>medicamento_id</w:t>
+      </w:r>
+      <w:proofErr w:type="spellEnd"/>
+      <w:r>
+        <w:rPr>
+          <w:rFonts w:ascii="Arial" w:hAnsi="Arial" w:cs="Arial"/>
+          <w:sz w:val="24"/>
+          <w:szCs w:val="24"/>
+        </w:rPr>
+        <w:t xml:space="preserve"> </w:t>
+      </w:r>
+      <w:proofErr w:type="gramStart"/>
+      <w:r>
+        <w:rPr>
+          <w:rFonts w:ascii="Arial" w:hAnsi="Arial" w:cs="Arial"/>
+          <w:sz w:val="24"/>
+          <w:szCs w:val="24"/>
+        </w:rPr>
+        <w:t>= :id</w:t>
+      </w:r>
+      <w:proofErr w:type="gramEnd"/>
       <w:r>
         <w:rPr>
           <w:rFonts w:ascii="Arial" w:hAnsi="Arial" w:cs="Arial"/>
@@ -11531,7 +15136,25 @@
           <w:szCs w:val="24"/>
         </w:rPr>
         <w:br/>
-        <w:t xml:space="preserve">   AND quantidade_atual &gt; 0</w:t>
+        <w:t xml:space="preserve">   AND </w:t>
+      </w:r>
+      <w:proofErr w:type="spellStart"/>
+      <w:r>
+        <w:rPr>
+          <w:rFonts w:ascii="Arial" w:hAnsi="Arial" w:cs="Arial"/>
+          <w:sz w:val="24"/>
+          <w:szCs w:val="24"/>
+        </w:rPr>
+        <w:t>quantidade_atual</w:t>
+      </w:r>
+      <w:proofErr w:type="spellEnd"/>
+      <w:r>
+        <w:rPr>
+          <w:rFonts w:ascii="Arial" w:hAnsi="Arial" w:cs="Arial"/>
+          <w:sz w:val="24"/>
+          <w:szCs w:val="24"/>
+        </w:rPr>
+        <w:t xml:space="preserve"> &gt; 0</w:t>
       </w:r>
       <w:r>
         <w:rPr>
@@ -11540,7 +15163,43 @@
           <w:szCs w:val="24"/>
         </w:rPr>
         <w:br/>
-        <w:t xml:space="preserve">   AND data_validade &gt;= CURDATE()</w:t>
+        <w:t xml:space="preserve">   AND </w:t>
+      </w:r>
+      <w:proofErr w:type="spellStart"/>
+      <w:r>
+        <w:rPr>
+          <w:rFonts w:ascii="Arial" w:hAnsi="Arial" w:cs="Arial"/>
+          <w:sz w:val="24"/>
+          <w:szCs w:val="24"/>
+        </w:rPr>
+        <w:t>data_validade</w:t>
+      </w:r>
+      <w:proofErr w:type="spellEnd"/>
+      <w:r>
+        <w:rPr>
+          <w:rFonts w:ascii="Arial" w:hAnsi="Arial" w:cs="Arial"/>
+          <w:sz w:val="24"/>
+          <w:szCs w:val="24"/>
+        </w:rPr>
+        <w:t xml:space="preserve"> &gt;= </w:t>
+      </w:r>
+      <w:proofErr w:type="gramStart"/>
+      <w:r>
+        <w:rPr>
+          <w:rFonts w:ascii="Arial" w:hAnsi="Arial" w:cs="Arial"/>
+          <w:sz w:val="24"/>
+          <w:szCs w:val="24"/>
+        </w:rPr>
+        <w:t>CURDATE(</w:t>
+      </w:r>
+      <w:proofErr w:type="gramEnd"/>
+      <w:r>
+        <w:rPr>
+          <w:rFonts w:ascii="Arial" w:hAnsi="Arial" w:cs="Arial"/>
+          <w:sz w:val="24"/>
+          <w:szCs w:val="24"/>
+        </w:rPr>
+        <w:t>)</w:t>
       </w:r>
       <w:r>
         <w:rPr>
@@ -11549,7 +15208,25 @@
           <w:szCs w:val="24"/>
         </w:rPr>
         <w:br/>
-        <w:t xml:space="preserve"> ORDER BY data_validade ASC, id ASC</w:t>
+        <w:t xml:space="preserve"> ORDER BY </w:t>
+      </w:r>
+      <w:proofErr w:type="spellStart"/>
+      <w:r>
+        <w:rPr>
+          <w:rFonts w:ascii="Arial" w:hAnsi="Arial" w:cs="Arial"/>
+          <w:sz w:val="24"/>
+          <w:szCs w:val="24"/>
+        </w:rPr>
+        <w:t>data_validade</w:t>
+      </w:r>
+      <w:proofErr w:type="spellEnd"/>
+      <w:r>
+        <w:rPr>
+          <w:rFonts w:ascii="Arial" w:hAnsi="Arial" w:cs="Arial"/>
+          <w:sz w:val="24"/>
+          <w:szCs w:val="24"/>
+        </w:rPr>
+        <w:t xml:space="preserve"> ASC, id ASC</w:t>
       </w:r>
       <w:r>
         <w:rPr>
@@ -11576,7 +15253,43 @@
           <w:sz w:val="24"/>
           <w:szCs w:val="24"/>
         </w:rPr>
-        <w:t>A cláusula FOR UPDATE é indispensável e responde directamente ao requisito RNF03. Sem ela, duas vendas simultâneas do mesmo medicamento leriam ambas o mesmo lote com a mesma quantidade disponível e ambas concluiriam, com sucesso aparente, que havia stock suficiente - resultando em stock negativo. Com ela, a segunda transacção fica em espera até que a primeira confirme ou reverta, lendo então o valor já actualizado.</w:t>
+        <w:t xml:space="preserve">A cláusula FOR UPDATE é indispensável e responde directamente ao requisito RNF03. Sem ela, duas vendas simultâneas do mesmo medicamento leriam ambas o mesmo lote com a mesma quantidade disponível e ambas concluiriam, com sucesso aparente, que havia stock suficiente - resultando em stock negativo. Com ela, a segunda </w:t>
+      </w:r>
+      <w:proofErr w:type="spellStart"/>
+      <w:r>
+        <w:rPr>
+          <w:rFonts w:ascii="Arial" w:hAnsi="Arial" w:cs="Arial"/>
+          <w:sz w:val="24"/>
+          <w:szCs w:val="24"/>
+        </w:rPr>
+        <w:t>transacção</w:t>
+      </w:r>
+      <w:proofErr w:type="spellEnd"/>
+      <w:r>
+        <w:rPr>
+          <w:rFonts w:ascii="Arial" w:hAnsi="Arial" w:cs="Arial"/>
+          <w:sz w:val="24"/>
+          <w:szCs w:val="24"/>
+        </w:rPr>
+        <w:t xml:space="preserve"> fica em espera até que a primeira confirme ou reverta, lendo então o valor já </w:t>
+      </w:r>
+      <w:proofErr w:type="spellStart"/>
+      <w:r>
+        <w:rPr>
+          <w:rFonts w:ascii="Arial" w:hAnsi="Arial" w:cs="Arial"/>
+          <w:sz w:val="24"/>
+          <w:szCs w:val="24"/>
+        </w:rPr>
+        <w:t>actualizado</w:t>
+      </w:r>
+      <w:proofErr w:type="spellEnd"/>
+      <w:r>
+        <w:rPr>
+          <w:rFonts w:ascii="Arial" w:hAnsi="Arial" w:cs="Arial"/>
+          <w:sz w:val="24"/>
+          <w:szCs w:val="24"/>
+        </w:rPr>
+        <w:t>.</w:t>
       </w:r>
     </w:p>
     <w:p>
@@ -11594,7 +15307,25 @@
           <w:sz w:val="24"/>
           <w:szCs w:val="24"/>
         </w:rPr>
-        <w:t xml:space="preserve">Apurada a lista de lotes, a soma das quantidades é comparada com a quantidade pedida. Se for insuficiente, é lançada uma excepção de regra de negócio com uma mensagem explícita, e nada é gravado. Caso contrário, percorrem-se os lotes por ordem, retirando de cada um o mínimo entre o que falta atribuir e o que esse lote tem disponível. Uma consequência importante deste desenho é que a venda de uma única quantidade pode originar várias linhas em itens_venda, uma por cada lote consumido - o que preserva a rastreabilidade completa: para </w:t>
+        <w:t xml:space="preserve">Apurada a lista de lotes, a soma das quantidades é comparada com a quantidade pedida. Se for insuficiente, é lançada uma excepção de regra de negócio com uma mensagem explícita, e nada é gravado. Caso contrário, percorrem-se os lotes por ordem, retirando de cada um o mínimo entre o que falta atribuir e o que esse lote tem disponível. Uma consequência importante deste desenho é que a venda de uma única quantidade pode originar várias linhas em </w:t>
+      </w:r>
+      <w:proofErr w:type="spellStart"/>
+      <w:r>
+        <w:rPr>
+          <w:rFonts w:ascii="Arial" w:hAnsi="Arial" w:cs="Arial"/>
+          <w:sz w:val="24"/>
+          <w:szCs w:val="24"/>
+        </w:rPr>
+        <w:t>itens_venda</w:t>
+      </w:r>
+      <w:proofErr w:type="spellEnd"/>
+      <w:r>
+        <w:rPr>
+          <w:rFonts w:ascii="Arial" w:hAnsi="Arial" w:cs="Arial"/>
+          <w:sz w:val="24"/>
+          <w:szCs w:val="24"/>
+        </w:rPr>
+        <w:t xml:space="preserve">, uma por cada lote consumido - o que preserva a rastreabilidade completa: para </w:t>
       </w:r>
       <w:r>
         <w:rPr>
@@ -11662,7 +15393,25 @@
           <w:sz w:val="24"/>
           <w:szCs w:val="24"/>
         </w:rPr>
-        <w:t>A anulação obedece ao mesmo princípio de atomicidade. A venda não é eliminada: o seu estado passa a «anulada», é registado o motivo, e o stock é reposto lote a lote, gerando movimentos de entrada correspondentes. Uma venda já anulada não pode ser anulada de novo, e as vendas anuladas deixam de contar para a receita apresentada nos relatórios, mantendo-se contudo visíveis para efeitos de auditoria.</w:t>
+        <w:t xml:space="preserve">A anulação obedece ao mesmo princípio de atomicidade. A venda não é eliminada: o seu estado passa a «anulada», é registado o motivo, e o stock é reposto lote a lote, gerando movimentos de entrada correspondentes. Uma venda já anulada não pode ser anulada de novo, e as vendas anuladas deixam de contar para a receita apresentada nos relatórios, </w:t>
+      </w:r>
+      <w:proofErr w:type="gramStart"/>
+      <w:r>
+        <w:rPr>
+          <w:rFonts w:ascii="Arial" w:hAnsi="Arial" w:cs="Arial"/>
+          <w:sz w:val="24"/>
+          <w:szCs w:val="24"/>
+        </w:rPr>
+        <w:t>mantendo-se contudo</w:t>
+      </w:r>
+      <w:proofErr w:type="gramEnd"/>
+      <w:r>
+        <w:rPr>
+          <w:rFonts w:ascii="Arial" w:hAnsi="Arial" w:cs="Arial"/>
+          <w:sz w:val="24"/>
+          <w:szCs w:val="24"/>
+        </w:rPr>
+        <w:t xml:space="preserve"> visíveis para efeitos de auditoria.</w:t>
       </w:r>
     </w:p>
     <w:p>
@@ -11720,6 +15469,7 @@
           <w:szCs w:val="24"/>
         </w:rPr>
       </w:pPr>
+      <w:proofErr w:type="spellStart"/>
       <w:r>
         <w:rPr>
           <w:rFonts w:ascii="Arial" w:hAnsi="Arial" w:cs="Arial"/>
@@ -11727,15 +15477,43 @@
           <w:sz w:val="24"/>
           <w:szCs w:val="24"/>
         </w:rPr>
-        <w:t xml:space="preserve">Injecção de SQL - </w:t>
-      </w:r>
-      <w:r>
-        <w:rPr>
-          <w:rFonts w:ascii="Arial" w:hAnsi="Arial" w:cs="Arial"/>
-          <w:sz w:val="24"/>
-          <w:szCs w:val="24"/>
-        </w:rPr>
-        <w:t>todas as consultas usam parâmetros ligados, com a emulação de preparação desactivada. Os identificadores que não podem ser parametrizados (nomes de tabela e de coluna na validação, cláusulas de ordenação) são validados contra listas ou expressões regulares restritivas.</w:t>
+        <w:t>Injecção</w:t>
+      </w:r>
+      <w:proofErr w:type="spellEnd"/>
+      <w:r>
+        <w:rPr>
+          <w:rFonts w:ascii="Arial" w:hAnsi="Arial" w:cs="Arial"/>
+          <w:b/>
+          <w:sz w:val="24"/>
+          <w:szCs w:val="24"/>
+        </w:rPr>
+        <w:t xml:space="preserve"> de SQL - </w:t>
+      </w:r>
+      <w:r>
+        <w:rPr>
+          <w:rFonts w:ascii="Arial" w:hAnsi="Arial" w:cs="Arial"/>
+          <w:sz w:val="24"/>
+          <w:szCs w:val="24"/>
+        </w:rPr>
+        <w:t xml:space="preserve">todas as consultas usam parâmetros ligados, com a emulação de preparação </w:t>
+      </w:r>
+      <w:proofErr w:type="spellStart"/>
+      <w:r>
+        <w:rPr>
+          <w:rFonts w:ascii="Arial" w:hAnsi="Arial" w:cs="Arial"/>
+          <w:sz w:val="24"/>
+          <w:szCs w:val="24"/>
+        </w:rPr>
+        <w:t>desactivada</w:t>
+      </w:r>
+      <w:proofErr w:type="spellEnd"/>
+      <w:r>
+        <w:rPr>
+          <w:rFonts w:ascii="Arial" w:hAnsi="Arial" w:cs="Arial"/>
+          <w:sz w:val="24"/>
+          <w:szCs w:val="24"/>
+        </w:rPr>
+        <w:t>. Os identificadores que não podem ser parametrizados (nomes de tabela e de coluna na validação, cláusulas de ordenação) são validados contra listas ou expressões regulares restritivas.</w:t>
       </w:r>
     </w:p>
     <w:p>
@@ -11759,15 +15537,53 @@
           <w:sz w:val="24"/>
           <w:szCs w:val="24"/>
         </w:rPr>
-        <w:t xml:space="preserve">Cross-Site Scripting - </w:t>
-      </w:r>
-      <w:r>
-        <w:rPr>
-          <w:rFonts w:ascii="Arial" w:hAnsi="Arial" w:cs="Arial"/>
-          <w:sz w:val="24"/>
-          <w:szCs w:val="24"/>
-        </w:rPr>
-        <w:t>toda a saída é escapada por uma função auxiliar que aplica htmlspecialchars com a codificação e as marcas explícitas.</w:t>
+        <w:t xml:space="preserve">Cross-Site </w:t>
+      </w:r>
+      <w:proofErr w:type="spellStart"/>
+      <w:r>
+        <w:rPr>
+          <w:rFonts w:ascii="Arial" w:hAnsi="Arial" w:cs="Arial"/>
+          <w:b/>
+          <w:sz w:val="24"/>
+          <w:szCs w:val="24"/>
+        </w:rPr>
+        <w:t>Scripting</w:t>
+      </w:r>
+      <w:proofErr w:type="spellEnd"/>
+      <w:r>
+        <w:rPr>
+          <w:rFonts w:ascii="Arial" w:hAnsi="Arial" w:cs="Arial"/>
+          <w:b/>
+          <w:sz w:val="24"/>
+          <w:szCs w:val="24"/>
+        </w:rPr>
+        <w:t xml:space="preserve"> - </w:t>
+      </w:r>
+      <w:r>
+        <w:rPr>
+          <w:rFonts w:ascii="Arial" w:hAnsi="Arial" w:cs="Arial"/>
+          <w:sz w:val="24"/>
+          <w:szCs w:val="24"/>
+        </w:rPr>
+        <w:t xml:space="preserve">toda a saída é escapada por uma função auxiliar que aplica </w:t>
+      </w:r>
+      <w:proofErr w:type="spellStart"/>
+      <w:r>
+        <w:rPr>
+          <w:rFonts w:ascii="Arial" w:hAnsi="Arial" w:cs="Arial"/>
+          <w:sz w:val="24"/>
+          <w:szCs w:val="24"/>
+        </w:rPr>
+        <w:t>htmlspecialchars</w:t>
+      </w:r>
+      <w:proofErr w:type="spellEnd"/>
+      <w:r>
+        <w:rPr>
+          <w:rFonts w:ascii="Arial" w:hAnsi="Arial" w:cs="Arial"/>
+          <w:sz w:val="24"/>
+          <w:szCs w:val="24"/>
+        </w:rPr>
+        <w:t xml:space="preserve"> com a codificação e as marcas explícitas.</w:t>
       </w:r>
     </w:p>
     <w:p>
@@ -11791,15 +15607,73 @@
           <w:sz w:val="24"/>
           <w:szCs w:val="24"/>
         </w:rPr>
-        <w:t xml:space="preserve">Cross-Site Request Forgery - </w:t>
-      </w:r>
-      <w:r>
-        <w:rPr>
-          <w:rFonts w:ascii="Arial" w:hAnsi="Arial" w:cs="Arial"/>
-          <w:sz w:val="24"/>
-          <w:szCs w:val="24"/>
-        </w:rPr>
-        <w:t>é gerado um token por sessão, incluído em todos os formulários e verificado com comparação em tempo constante em todos os pedidos que não sejam GET.</w:t>
+        <w:t xml:space="preserve">Cross-Site </w:t>
+      </w:r>
+      <w:proofErr w:type="spellStart"/>
+      <w:r>
+        <w:rPr>
+          <w:rFonts w:ascii="Arial" w:hAnsi="Arial" w:cs="Arial"/>
+          <w:b/>
+          <w:sz w:val="24"/>
+          <w:szCs w:val="24"/>
+        </w:rPr>
+        <w:t>Request</w:t>
+      </w:r>
+      <w:proofErr w:type="spellEnd"/>
+      <w:r>
+        <w:rPr>
+          <w:rFonts w:ascii="Arial" w:hAnsi="Arial" w:cs="Arial"/>
+          <w:b/>
+          <w:sz w:val="24"/>
+          <w:szCs w:val="24"/>
+        </w:rPr>
+        <w:t xml:space="preserve"> </w:t>
+      </w:r>
+      <w:proofErr w:type="spellStart"/>
+      <w:r>
+        <w:rPr>
+          <w:rFonts w:ascii="Arial" w:hAnsi="Arial" w:cs="Arial"/>
+          <w:b/>
+          <w:sz w:val="24"/>
+          <w:szCs w:val="24"/>
+        </w:rPr>
+        <w:t>Forgery</w:t>
+      </w:r>
+      <w:proofErr w:type="spellEnd"/>
+      <w:r>
+        <w:rPr>
+          <w:rFonts w:ascii="Arial" w:hAnsi="Arial" w:cs="Arial"/>
+          <w:b/>
+          <w:sz w:val="24"/>
+          <w:szCs w:val="24"/>
+        </w:rPr>
+        <w:t xml:space="preserve"> - </w:t>
+      </w:r>
+      <w:r>
+        <w:rPr>
+          <w:rFonts w:ascii="Arial" w:hAnsi="Arial" w:cs="Arial"/>
+          <w:sz w:val="24"/>
+          <w:szCs w:val="24"/>
+        </w:rPr>
+        <w:t xml:space="preserve">é gerado um </w:t>
+      </w:r>
+      <w:proofErr w:type="spellStart"/>
+      <w:r>
+        <w:rPr>
+          <w:rFonts w:ascii="Arial" w:hAnsi="Arial" w:cs="Arial"/>
+          <w:sz w:val="24"/>
+          <w:szCs w:val="24"/>
+        </w:rPr>
+        <w:t>token</w:t>
+      </w:r>
+      <w:proofErr w:type="spellEnd"/>
+      <w:r>
+        <w:rPr>
+          <w:rFonts w:ascii="Arial" w:hAnsi="Arial" w:cs="Arial"/>
+          <w:sz w:val="24"/>
+          <w:szCs w:val="24"/>
+        </w:rPr>
+        <w:t xml:space="preserve"> por sessão, incluído em todos os formulários e verificado com comparação em tempo constante em todos os pedidos que não sejam GET.</w:t>
       </w:r>
     </w:p>
     <w:p>
@@ -11831,7 +15705,61 @@
           <w:sz w:val="24"/>
           <w:szCs w:val="24"/>
         </w:rPr>
-        <w:t>cifradas com bcrypt através de password_hash, e verificadas com password_verify. A palavra-passe em claro nunca é armazenada nem registada.</w:t>
+        <w:t xml:space="preserve">cifradas com </w:t>
+      </w:r>
+      <w:proofErr w:type="spellStart"/>
+      <w:r>
+        <w:rPr>
+          <w:rFonts w:ascii="Arial" w:hAnsi="Arial" w:cs="Arial"/>
+          <w:sz w:val="24"/>
+          <w:szCs w:val="24"/>
+        </w:rPr>
+        <w:t>bcrypt</w:t>
+      </w:r>
+      <w:proofErr w:type="spellEnd"/>
+      <w:r>
+        <w:rPr>
+          <w:rFonts w:ascii="Arial" w:hAnsi="Arial" w:cs="Arial"/>
+          <w:sz w:val="24"/>
+          <w:szCs w:val="24"/>
+        </w:rPr>
+        <w:t xml:space="preserve"> através de </w:t>
+      </w:r>
+      <w:proofErr w:type="spellStart"/>
+      <w:r>
+        <w:rPr>
+          <w:rFonts w:ascii="Arial" w:hAnsi="Arial" w:cs="Arial"/>
+          <w:sz w:val="24"/>
+          <w:szCs w:val="24"/>
+        </w:rPr>
+        <w:t>password_hash</w:t>
+      </w:r>
+      <w:proofErr w:type="spellEnd"/>
+      <w:r>
+        <w:rPr>
+          <w:rFonts w:ascii="Arial" w:hAnsi="Arial" w:cs="Arial"/>
+          <w:sz w:val="24"/>
+          <w:szCs w:val="24"/>
+        </w:rPr>
+        <w:t xml:space="preserve">, e verificadas com </w:t>
+      </w:r>
+      <w:proofErr w:type="spellStart"/>
+      <w:r>
+        <w:rPr>
+          <w:rFonts w:ascii="Arial" w:hAnsi="Arial" w:cs="Arial"/>
+          <w:sz w:val="24"/>
+          <w:szCs w:val="24"/>
+        </w:rPr>
+        <w:t>password_verify</w:t>
+      </w:r>
+      <w:proofErr w:type="spellEnd"/>
+      <w:r>
+        <w:rPr>
+          <w:rFonts w:ascii="Arial" w:hAnsi="Arial" w:cs="Arial"/>
+          <w:sz w:val="24"/>
+          <w:szCs w:val="24"/>
+        </w:rPr>
+        <w:t>. A palavra-passe em claro nunca é armazenada nem registada.</w:t>
       </w:r>
     </w:p>
     <w:p>
@@ -11895,7 +15823,61 @@
           <w:sz w:val="24"/>
           <w:szCs w:val="24"/>
         </w:rPr>
-        <w:t>o identificador de sessão é regenerado no momento da autenticação; os cookies são marcados HttpOnly e SameSite=Lax.</w:t>
+        <w:t xml:space="preserve">o identificador de sessão é regenerado no momento da autenticação; os cookies são marcados </w:t>
+      </w:r>
+      <w:proofErr w:type="spellStart"/>
+      <w:r>
+        <w:rPr>
+          <w:rFonts w:ascii="Arial" w:hAnsi="Arial" w:cs="Arial"/>
+          <w:sz w:val="24"/>
+          <w:szCs w:val="24"/>
+        </w:rPr>
+        <w:t>HttpOnly</w:t>
+      </w:r>
+      <w:proofErr w:type="spellEnd"/>
+      <w:r>
+        <w:rPr>
+          <w:rFonts w:ascii="Arial" w:hAnsi="Arial" w:cs="Arial"/>
+          <w:sz w:val="24"/>
+          <w:szCs w:val="24"/>
+        </w:rPr>
+        <w:t xml:space="preserve"> e </w:t>
+      </w:r>
+      <w:proofErr w:type="spellStart"/>
+      <w:r>
+        <w:rPr>
+          <w:rFonts w:ascii="Arial" w:hAnsi="Arial" w:cs="Arial"/>
+          <w:sz w:val="24"/>
+          <w:szCs w:val="24"/>
+        </w:rPr>
+        <w:t>SameSite</w:t>
+      </w:r>
+      <w:proofErr w:type="spellEnd"/>
+      <w:r>
+        <w:rPr>
+          <w:rFonts w:ascii="Arial" w:hAnsi="Arial" w:cs="Arial"/>
+          <w:sz w:val="24"/>
+          <w:szCs w:val="24"/>
+        </w:rPr>
+        <w:t>=</w:t>
+      </w:r>
+      <w:proofErr w:type="spellStart"/>
+      <w:r>
+        <w:rPr>
+          <w:rFonts w:ascii="Arial" w:hAnsi="Arial" w:cs="Arial"/>
+          <w:sz w:val="24"/>
+          <w:szCs w:val="24"/>
+        </w:rPr>
+        <w:t>Lax</w:t>
+      </w:r>
+      <w:proofErr w:type="spellEnd"/>
+      <w:r>
+        <w:rPr>
+          <w:rFonts w:ascii="Arial" w:hAnsi="Arial" w:cs="Arial"/>
+          <w:sz w:val="24"/>
+          <w:szCs w:val="24"/>
+        </w:rPr>
+        <w:t>.</w:t>
       </w:r>
     </w:p>
     <w:p>
@@ -11928,7 +15910,27 @@
           <w:sz w:val="24"/>
           <w:szCs w:val="24"/>
         </w:rPr>
-        <w:t>a cada pedido é reconfirmado que a conta continua activa; se tiver sido desactivada entretanto, a sessão é terminada de imediato.</w:t>
+        <w:t xml:space="preserve">a cada pedido é reconfirmado que a conta continua activa; se tiver sido </w:t>
+      </w:r>
+      <w:proofErr w:type="spellStart"/>
+      <w:proofErr w:type="gramStart"/>
+      <w:r>
+        <w:rPr>
+          <w:rFonts w:ascii="Arial" w:hAnsi="Arial" w:cs="Arial"/>
+          <w:sz w:val="24"/>
+          <w:szCs w:val="24"/>
+        </w:rPr>
+        <w:t>desactivada</w:t>
+      </w:r>
+      <w:proofErr w:type="spellEnd"/>
+      <w:proofErr w:type="gramEnd"/>
+      <w:r>
+        <w:rPr>
+          <w:rFonts w:ascii="Arial" w:hAnsi="Arial" w:cs="Arial"/>
+          <w:sz w:val="24"/>
+          <w:szCs w:val="24"/>
+        </w:rPr>
+        <w:t xml:space="preserve"> entretanto, a sessão é terminada de imediato.</w:t>
       </w:r>
     </w:p>
     <w:p>
@@ -12001,7 +16003,25 @@
           <w:sz w:val="24"/>
           <w:szCs w:val="24"/>
         </w:rPr>
-        <w:t>A interface foi construída sobre Bootstrap 5, com uma folha de estilo própria que define a identidade visual verde do sistema. O esquema é composto por uma barra superior com a identificação do utilizador e uma barra lateral de navegação que colapsa em ecrãs estreitos. As mensagens de sucesso e de erro circulam através da sessão, sendo apresentadas uma única vez após o redireccionamento.</w:t>
+        <w:t xml:space="preserve">A interface foi construída sobre </w:t>
+      </w:r>
+      <w:proofErr w:type="spellStart"/>
+      <w:r>
+        <w:rPr>
+          <w:rFonts w:ascii="Arial" w:hAnsi="Arial" w:cs="Arial"/>
+          <w:sz w:val="24"/>
+          <w:szCs w:val="24"/>
+        </w:rPr>
+        <w:t>Bootstrap</w:t>
+      </w:r>
+      <w:proofErr w:type="spellEnd"/>
+      <w:r>
+        <w:rPr>
+          <w:rFonts w:ascii="Arial" w:hAnsi="Arial" w:cs="Arial"/>
+          <w:sz w:val="24"/>
+          <w:szCs w:val="24"/>
+        </w:rPr>
+        <w:t xml:space="preserve"> 5, com uma folha de estilo própria que define a identidade visual verde do sistema. O esquema é composto por uma barra superior com a identificação do utilizador e uma barra lateral de navegação que colapsa em ecrãs estreitos. As mensagens de sucesso e de erro circulam através da sessão, sendo apresentadas uma única vez após o redireccionamento.</w:t>
       </w:r>
     </w:p>
     <w:p>
@@ -12083,7 +16103,43 @@
           <w:sz w:val="24"/>
           <w:szCs w:val="24"/>
         </w:rPr>
-        <w:t>Foi desenvolvido um pequeno arnês de testes que executa asserções directamente contra a base de dados, verificando o comportamento efectivo do sistema e não apenas o das funções isoladas. O conjunto é auto-limpante: as vendas e os movimentos criados durante os testes são removidos no final, e o estado inicial da base de dados é reposto e verificado.</w:t>
+        <w:t xml:space="preserve">Foi desenvolvido um pequeno arnês de testes que executa asserções directamente contra a base de dados, verificando o comportamento </w:t>
+      </w:r>
+      <w:proofErr w:type="spellStart"/>
+      <w:r>
+        <w:rPr>
+          <w:rFonts w:ascii="Arial" w:hAnsi="Arial" w:cs="Arial"/>
+          <w:sz w:val="24"/>
+          <w:szCs w:val="24"/>
+        </w:rPr>
+        <w:t>efectivo</w:t>
+      </w:r>
+      <w:proofErr w:type="spellEnd"/>
+      <w:r>
+        <w:rPr>
+          <w:rFonts w:ascii="Arial" w:hAnsi="Arial" w:cs="Arial"/>
+          <w:sz w:val="24"/>
+          <w:szCs w:val="24"/>
+        </w:rPr>
+        <w:t xml:space="preserve"> do sistema e não apenas o das funções isoladas. O conjunto é </w:t>
+      </w:r>
+      <w:proofErr w:type="spellStart"/>
+      <w:r>
+        <w:rPr>
+          <w:rFonts w:ascii="Arial" w:hAnsi="Arial" w:cs="Arial"/>
+          <w:sz w:val="24"/>
+          <w:szCs w:val="24"/>
+        </w:rPr>
+        <w:t>auto-limpante</w:t>
+      </w:r>
+      <w:proofErr w:type="spellEnd"/>
+      <w:r>
+        <w:rPr>
+          <w:rFonts w:ascii="Arial" w:hAnsi="Arial" w:cs="Arial"/>
+          <w:sz w:val="24"/>
+          <w:szCs w:val="24"/>
+        </w:rPr>
+        <w:t>: as vendas e os movimentos criados durante os testes são removidos no final, e o estado inicial da base de dados é reposto e verificado.</w:t>
       </w:r>
     </w:p>
     <w:p>
@@ -12329,7 +16385,25 @@
                 <w:sz w:val="24"/>
                 <w:szCs w:val="24"/>
               </w:rPr>
-              <w:t xml:space="preserve">Credenciais válidas e inválidas, conta inactiva, matriz de permissões, bloqueio por </w:t>
+              <w:t xml:space="preserve">Credenciais válidas e inválidas, conta </w:t>
+            </w:r>
+            <w:proofErr w:type="spellStart"/>
+            <w:r>
+              <w:rPr>
+                <w:rFonts w:ascii="Arial" w:hAnsi="Arial" w:cs="Arial"/>
+                <w:sz w:val="24"/>
+                <w:szCs w:val="24"/>
+              </w:rPr>
+              <w:t>inactiva</w:t>
+            </w:r>
+            <w:proofErr w:type="spellEnd"/>
+            <w:r>
+              <w:rPr>
+                <w:rFonts w:ascii="Arial" w:hAnsi="Arial" w:cs="Arial"/>
+                <w:sz w:val="24"/>
+                <w:szCs w:val="24"/>
+              </w:rPr>
+              <w:t xml:space="preserve">, matriz de permissões, bloqueio por </w:t>
             </w:r>
             <w:r>
               <w:rPr>
@@ -12577,7 +16651,25 @@
                 <w:sz w:val="24"/>
                 <w:szCs w:val="24"/>
               </w:rPr>
-              <w:t>Ordem de consumo dos lotes, consumo através de vários lotes, recusa por stock insuficiente e por medicamento inactivo, cálculo dos totais.</w:t>
+              <w:t xml:space="preserve">Ordem de consumo dos lotes, consumo através de vários lotes, recusa por stock insuficiente e por medicamento </w:t>
+            </w:r>
+            <w:proofErr w:type="spellStart"/>
+            <w:r>
+              <w:rPr>
+                <w:rFonts w:ascii="Arial" w:hAnsi="Arial" w:cs="Arial"/>
+                <w:sz w:val="24"/>
+                <w:szCs w:val="24"/>
+              </w:rPr>
+              <w:t>inactivo</w:t>
+            </w:r>
+            <w:proofErr w:type="spellEnd"/>
+            <w:r>
+              <w:rPr>
+                <w:rFonts w:ascii="Arial" w:hAnsi="Arial" w:cs="Arial"/>
+                <w:sz w:val="24"/>
+                <w:szCs w:val="24"/>
+              </w:rPr>
+              <w:t>, cálculo dos totais.</w:t>
             </w:r>
           </w:p>
         </w:tc>
@@ -12827,8 +16919,18 @@
           <w:szCs w:val="24"/>
         </w:rPr>
         <w:br/>
-        <w:t xml:space="preserve">  [OK]    o lote consumido foi o de validade mais proxima</w:t>
-      </w:r>
+        <w:t xml:space="preserve">  [OK]    o lote consumido foi o de validade mais </w:t>
+      </w:r>
+      <w:proofErr w:type="spellStart"/>
+      <w:r>
+        <w:rPr>
+          <w:rFonts w:ascii="Arial" w:hAnsi="Arial" w:cs="Arial"/>
+          <w:sz w:val="24"/>
+          <w:szCs w:val="24"/>
+        </w:rPr>
+        <w:t>proxima</w:t>
+      </w:r>
+      <w:proofErr w:type="spellEnd"/>
       <w:r>
         <w:rPr>
           <w:rFonts w:ascii="Arial" w:hAnsi="Arial" w:cs="Arial"/>
@@ -12836,8 +16938,36 @@
           <w:szCs w:val="24"/>
         </w:rPr>
         <w:br/>
-        <w:t xml:space="preserve">  [OK]    a venda atravessa varios lotes quando necessario</w:t>
-      </w:r>
+        <w:t xml:space="preserve">  [OK]    a venda atravessa </w:t>
+      </w:r>
+      <w:proofErr w:type="spellStart"/>
+      <w:r>
+        <w:rPr>
+          <w:rFonts w:ascii="Arial" w:hAnsi="Arial" w:cs="Arial"/>
+          <w:sz w:val="24"/>
+          <w:szCs w:val="24"/>
+        </w:rPr>
+        <w:t>varios</w:t>
+      </w:r>
+      <w:proofErr w:type="spellEnd"/>
+      <w:r>
+        <w:rPr>
+          <w:rFonts w:ascii="Arial" w:hAnsi="Arial" w:cs="Arial"/>
+          <w:sz w:val="24"/>
+          <w:szCs w:val="24"/>
+        </w:rPr>
+        <w:t xml:space="preserve"> lotes quando </w:t>
+      </w:r>
+      <w:proofErr w:type="spellStart"/>
+      <w:r>
+        <w:rPr>
+          <w:rFonts w:ascii="Arial" w:hAnsi="Arial" w:cs="Arial"/>
+          <w:sz w:val="24"/>
+          <w:szCs w:val="24"/>
+        </w:rPr>
+        <w:t>necessario</w:t>
+      </w:r>
+      <w:proofErr w:type="spellEnd"/>
       <w:r>
         <w:rPr>
           <w:rFonts w:ascii="Arial" w:hAnsi="Arial" w:cs="Arial"/>
@@ -12854,7 +16984,25 @@
           <w:szCs w:val="24"/>
         </w:rPr>
         <w:br/>
-        <w:t xml:space="preserve">  [OK]    medicamento inativo nao pode ser vendido</w:t>
+        <w:t xml:space="preserve">  [OK]    medicamento inativo </w:t>
+      </w:r>
+      <w:proofErr w:type="spellStart"/>
+      <w:r>
+        <w:rPr>
+          <w:rFonts w:ascii="Arial" w:hAnsi="Arial" w:cs="Arial"/>
+          <w:sz w:val="24"/>
+          <w:szCs w:val="24"/>
+        </w:rPr>
+        <w:t>nao</w:t>
+      </w:r>
+      <w:proofErr w:type="spellEnd"/>
+      <w:r>
+        <w:rPr>
+          <w:rFonts w:ascii="Arial" w:hAnsi="Arial" w:cs="Arial"/>
+          <w:sz w:val="24"/>
+          <w:szCs w:val="24"/>
+        </w:rPr>
+        <w:t xml:space="preserve"> pode ser vendido</w:t>
       </w:r>
       <w:r>
         <w:rPr>
@@ -12872,7 +17020,25 @@
           <w:szCs w:val="24"/>
         </w:rPr>
         <w:br/>
-        <w:t xml:space="preserve">  [OK]    foi registado um movimento de saida por cada lote consumido</w:t>
+        <w:t xml:space="preserve">  [OK]    foi registado um movimento de </w:t>
+      </w:r>
+      <w:proofErr w:type="spellStart"/>
+      <w:r>
+        <w:rPr>
+          <w:rFonts w:ascii="Arial" w:hAnsi="Arial" w:cs="Arial"/>
+          <w:sz w:val="24"/>
+          <w:szCs w:val="24"/>
+        </w:rPr>
+        <w:t>saida</w:t>
+      </w:r>
+      <w:proofErr w:type="spellEnd"/>
+      <w:r>
+        <w:rPr>
+          <w:rFonts w:ascii="Arial" w:hAnsi="Arial" w:cs="Arial"/>
+          <w:sz w:val="24"/>
+          <w:szCs w:val="24"/>
+        </w:rPr>
+        <w:t xml:space="preserve"> por cada lote consumido</w:t>
       </w:r>
       <w:r>
         <w:rPr>
@@ -12940,7 +17106,25 @@
           <w:sz w:val="24"/>
           <w:szCs w:val="24"/>
         </w:rPr>
-        <w:t>Complementarmente, foi construído um teste que percorre por HTTP as cinquenta rotas de leitura da aplicação, com sessão previamente autenticada, e verifica não apenas o código de estado devolvido mas também a ausência, no corpo da resposta, de qualquer vestígio de erro do PHP. O resultado foi de cinquenta rotas testadas sem qualquer falha.</w:t>
+        <w:t xml:space="preserve">Complementarmente, foi construído um teste que percorre por HTTP as cinquenta rotas de leitura da aplicação, com sessão previamente autenticada, e verifica não apenas o código de estado </w:t>
+      </w:r>
+      <w:proofErr w:type="gramStart"/>
+      <w:r>
+        <w:rPr>
+          <w:rFonts w:ascii="Arial" w:hAnsi="Arial" w:cs="Arial"/>
+          <w:sz w:val="24"/>
+          <w:szCs w:val="24"/>
+        </w:rPr>
+        <w:t>devolvido</w:t>
+      </w:r>
+      <w:proofErr w:type="gramEnd"/>
+      <w:r>
+        <w:rPr>
+          <w:rFonts w:ascii="Arial" w:hAnsi="Arial" w:cs="Arial"/>
+          <w:sz w:val="24"/>
+          <w:szCs w:val="24"/>
+        </w:rPr>
+        <w:t xml:space="preserve"> mas também a ausência, no corpo da resposta, de qualquer vestígio de erro do PHP. O resultado foi de cinquenta rotas testadas sem qualquer falha.</w:t>
       </w:r>
     </w:p>
     <w:p>
@@ -12967,7 +17151,43 @@
           <w:sz w:val="24"/>
           <w:szCs w:val="24"/>
         </w:rPr>
-        <w:t xml:space="preserve">  [OK]    /relatorios/vendas</w:t>
+        <w:t xml:space="preserve">  [</w:t>
+      </w:r>
+      <w:proofErr w:type="gramStart"/>
+      <w:r>
+        <w:rPr>
+          <w:rFonts w:ascii="Arial" w:hAnsi="Arial" w:cs="Arial"/>
+          <w:sz w:val="24"/>
+          <w:szCs w:val="24"/>
+        </w:rPr>
+        <w:t xml:space="preserve">OK]   </w:t>
+      </w:r>
+      <w:proofErr w:type="gramEnd"/>
+      <w:r>
+        <w:rPr>
+          <w:rFonts w:ascii="Arial" w:hAnsi="Arial" w:cs="Arial"/>
+          <w:sz w:val="24"/>
+          <w:szCs w:val="24"/>
+        </w:rPr>
+        <w:t xml:space="preserve"> /</w:t>
+      </w:r>
+      <w:proofErr w:type="spellStart"/>
+      <w:r>
+        <w:rPr>
+          <w:rFonts w:ascii="Arial" w:hAnsi="Arial" w:cs="Arial"/>
+          <w:sz w:val="24"/>
+          <w:szCs w:val="24"/>
+        </w:rPr>
+        <w:t>relatorios</w:t>
+      </w:r>
+      <w:proofErr w:type="spellEnd"/>
+      <w:r>
+        <w:rPr>
+          <w:rFonts w:ascii="Arial" w:hAnsi="Arial" w:cs="Arial"/>
+          <w:sz w:val="24"/>
+          <w:szCs w:val="24"/>
+        </w:rPr>
+        <w:t>/vendas</w:t>
       </w:r>
       <w:r>
         <w:rPr>
@@ -12976,7 +17196,43 @@
           <w:szCs w:val="24"/>
         </w:rPr>
         <w:br/>
-        <w:t xml:space="preserve">  [OK]    /relatorios/stock</w:t>
+        <w:t xml:space="preserve">  [</w:t>
+      </w:r>
+      <w:proofErr w:type="gramStart"/>
+      <w:r>
+        <w:rPr>
+          <w:rFonts w:ascii="Arial" w:hAnsi="Arial" w:cs="Arial"/>
+          <w:sz w:val="24"/>
+          <w:szCs w:val="24"/>
+        </w:rPr>
+        <w:t xml:space="preserve">OK]   </w:t>
+      </w:r>
+      <w:proofErr w:type="gramEnd"/>
+      <w:r>
+        <w:rPr>
+          <w:rFonts w:ascii="Arial" w:hAnsi="Arial" w:cs="Arial"/>
+          <w:sz w:val="24"/>
+          <w:szCs w:val="24"/>
+        </w:rPr>
+        <w:t xml:space="preserve"> /</w:t>
+      </w:r>
+      <w:proofErr w:type="spellStart"/>
+      <w:r>
+        <w:rPr>
+          <w:rFonts w:ascii="Arial" w:hAnsi="Arial" w:cs="Arial"/>
+          <w:sz w:val="24"/>
+          <w:szCs w:val="24"/>
+        </w:rPr>
+        <w:t>relatorios</w:t>
+      </w:r>
+      <w:proofErr w:type="spellEnd"/>
+      <w:r>
+        <w:rPr>
+          <w:rFonts w:ascii="Arial" w:hAnsi="Arial" w:cs="Arial"/>
+          <w:sz w:val="24"/>
+          <w:szCs w:val="24"/>
+        </w:rPr>
+        <w:t>/stock</w:t>
       </w:r>
       <w:r>
         <w:rPr>
@@ -12985,7 +17241,43 @@
           <w:szCs w:val="24"/>
         </w:rPr>
         <w:br/>
-        <w:t xml:space="preserve">  [OK]    /relatorios/movimentos</w:t>
+        <w:t xml:space="preserve">  [</w:t>
+      </w:r>
+      <w:proofErr w:type="gramStart"/>
+      <w:r>
+        <w:rPr>
+          <w:rFonts w:ascii="Arial" w:hAnsi="Arial" w:cs="Arial"/>
+          <w:sz w:val="24"/>
+          <w:szCs w:val="24"/>
+        </w:rPr>
+        <w:t xml:space="preserve">OK]   </w:t>
+      </w:r>
+      <w:proofErr w:type="gramEnd"/>
+      <w:r>
+        <w:rPr>
+          <w:rFonts w:ascii="Arial" w:hAnsi="Arial" w:cs="Arial"/>
+          <w:sz w:val="24"/>
+          <w:szCs w:val="24"/>
+        </w:rPr>
+        <w:t xml:space="preserve"> /</w:t>
+      </w:r>
+      <w:proofErr w:type="spellStart"/>
+      <w:r>
+        <w:rPr>
+          <w:rFonts w:ascii="Arial" w:hAnsi="Arial" w:cs="Arial"/>
+          <w:sz w:val="24"/>
+          <w:szCs w:val="24"/>
+        </w:rPr>
+        <w:t>relatorios</w:t>
+      </w:r>
+      <w:proofErr w:type="spellEnd"/>
+      <w:r>
+        <w:rPr>
+          <w:rFonts w:ascii="Arial" w:hAnsi="Arial" w:cs="Arial"/>
+          <w:sz w:val="24"/>
+          <w:szCs w:val="24"/>
+        </w:rPr>
+        <w:t>/movimentos</w:t>
       </w:r>
       <w:r>
         <w:rPr>
@@ -13057,7 +17349,15 @@
         </w:rPr>
       </w:pPr>
       <w:r>
-        <w:t xml:space="preserve">Para além das figuras, foi produzido um vídeo de demonstração com a duração de 88 segundos, que percorre o sistema em funcionamento e explica a regra FEFO. Encontra-se no ficheiro docs/FarmaGest-demonstracao.mp4 da entrega e no repositório indicado no Anexo D: </w:t>
+        <w:t xml:space="preserve">Para além das figuras, foi produzido um vídeo de demonstração com a duração de 88 segundos, que percorre o sistema em funcionamento e explica a regra FEFO. Encontra-se no ficheiro </w:t>
+      </w:r>
+      <w:proofErr w:type="spellStart"/>
+      <w:r>
+        <w:t>docs</w:t>
+      </w:r>
+      <w:proofErr w:type="spellEnd"/>
+      <w:r>
+        <w:t xml:space="preserve">/FarmaGest-demonstracao.mp4 da entrega e no repositório indicado no Anexo D: </w:t>
       </w:r>
       <w:hyperlink r:id="rId12" w:history="1">
         <w:r>
@@ -13717,7 +18017,25 @@
           <w:sz w:val="24"/>
           <w:szCs w:val="24"/>
         </w:rPr>
-        <w:t>O objectivo geral proposto foi alcançado: o FarmaGest é uma aplicação Web funcional e completa, que cobre o ciclo de gestão de uma farmácia desde a entrada de mercadoria até à emissão do recibo e à produção de relatórios. Todos os objectivos específicos foram cumpridos, e os requisitos funcionais e não funcionais enunciados no capítulo 3 encontram-se implementados e verificados.</w:t>
+        <w:t xml:space="preserve">O objectivo geral proposto foi alcançado: o </w:t>
+      </w:r>
+      <w:proofErr w:type="spellStart"/>
+      <w:r>
+        <w:rPr>
+          <w:rFonts w:ascii="Arial" w:hAnsi="Arial" w:cs="Arial"/>
+          <w:sz w:val="24"/>
+          <w:szCs w:val="24"/>
+        </w:rPr>
+        <w:t>FarmaGest</w:t>
+      </w:r>
+      <w:proofErr w:type="spellEnd"/>
+      <w:r>
+        <w:rPr>
+          <w:rFonts w:ascii="Arial" w:hAnsi="Arial" w:cs="Arial"/>
+          <w:sz w:val="24"/>
+          <w:szCs w:val="24"/>
+        </w:rPr>
+        <w:t xml:space="preserve"> é uma aplicação Web funcional e completa, que cobre o ciclo de gestão de uma farmácia desde a entrada de mercadoria até à emissão do recibo e à produção de relatórios. Todos os objectivos específicos foram cumpridos, e os requisitos funcionais e não funcionais enunciados no capítulo 3 encontram-se implementados e verificados.</w:t>
       </w:r>
     </w:p>
     <w:p>
@@ -13735,7 +18053,25 @@
           <w:sz w:val="24"/>
           <w:szCs w:val="24"/>
         </w:rPr>
-        <w:t>Do trabalho realizado, três conclusões merecem destaque. A primeira é que a correcção do abate de stock não é uma questão de algoritmo, mas de garantias transaccionais. Ordenar os lotes por validade é trivial; o que é difícil, e o que distingue um sistema fiável de um sistema aparentemente correcto, é assegurar que essa leitura permanece válida até ao momento da escrita. A combinação de transacção com bloqueio explícito de linhas é o que torna o sistema seguro em utilização concorrente.</w:t>
+        <w:t xml:space="preserve">Do trabalho realizado, três conclusões merecem destaque. A primeira é que a correcção do abate de stock não é uma questão de algoritmo, mas de garantias transaccionais. Ordenar os lotes por validade é trivial; o que é difícil, e o que distingue um sistema fiável de um sistema aparentemente correcto, é assegurar que essa leitura permanece válida até ao momento da escrita. A combinação de </w:t>
+      </w:r>
+      <w:proofErr w:type="spellStart"/>
+      <w:r>
+        <w:rPr>
+          <w:rFonts w:ascii="Arial" w:hAnsi="Arial" w:cs="Arial"/>
+          <w:sz w:val="24"/>
+          <w:szCs w:val="24"/>
+        </w:rPr>
+        <w:t>transacção</w:t>
+      </w:r>
+      <w:proofErr w:type="spellEnd"/>
+      <w:r>
+        <w:rPr>
+          <w:rFonts w:ascii="Arial" w:hAnsi="Arial" w:cs="Arial"/>
+          <w:sz w:val="24"/>
+          <w:szCs w:val="24"/>
+        </w:rPr>
+        <w:t xml:space="preserve"> com bloqueio explícito de linhas é o que torna o sistema seguro em utilização concorrente.</w:t>
       </w:r>
     </w:p>
     <w:p>
@@ -13771,7 +18107,25 @@
           <w:sz w:val="24"/>
           <w:szCs w:val="24"/>
         </w:rPr>
-        <w:t>A terceira é que a decisão de implementar a arquitectura MVC de raiz, ainda que mais trabalhosa, revelou-se pedagogicamente compensadora: obrigou a resolver explicitamente problemas que uma framework resolveria de forma opaca, entre eles o encaminhamento, a protecção contra atribuição em massa e a gestão do ciclo de vida da sessão.</w:t>
+        <w:t xml:space="preserve">A terceira é que a decisão de implementar a arquitectura MVC de raiz, ainda que mais trabalhosa, revelou-se pedagogicamente compensadora: obrigou a resolver explicitamente problemas que uma </w:t>
+      </w:r>
+      <w:proofErr w:type="spellStart"/>
+      <w:r>
+        <w:rPr>
+          <w:rFonts w:ascii="Arial" w:hAnsi="Arial" w:cs="Arial"/>
+          <w:sz w:val="24"/>
+          <w:szCs w:val="24"/>
+        </w:rPr>
+        <w:t>framework</w:t>
+      </w:r>
+      <w:proofErr w:type="spellEnd"/>
+      <w:r>
+        <w:rPr>
+          <w:rFonts w:ascii="Arial" w:hAnsi="Arial" w:cs="Arial"/>
+          <w:sz w:val="24"/>
+          <w:szCs w:val="24"/>
+        </w:rPr>
+        <w:t xml:space="preserve"> resolveria de forma opaca, entre eles o encaminhamento, a protecção contra atribuição em massa e a gestão do ciclo de vida da sessão.</w:t>
       </w:r>
     </w:p>
     <w:p>
@@ -13863,7 +18217,25 @@
           <w:sz w:val="24"/>
           <w:szCs w:val="24"/>
         </w:rPr>
-        <w:t>O registo de auditoria cobre os movimentos de stock, mas não as alterações efectuadas ao catálogo;</w:t>
+        <w:t xml:space="preserve">O registo de auditoria cobre os movimentos de stock, mas não as alterações </w:t>
+      </w:r>
+      <w:proofErr w:type="spellStart"/>
+      <w:r>
+        <w:rPr>
+          <w:rFonts w:ascii="Arial" w:hAnsi="Arial" w:cs="Arial"/>
+          <w:sz w:val="24"/>
+          <w:szCs w:val="24"/>
+        </w:rPr>
+        <w:t>efectuadas</w:t>
+      </w:r>
+      <w:proofErr w:type="spellEnd"/>
+      <w:r>
+        <w:rPr>
+          <w:rFonts w:ascii="Arial" w:hAnsi="Arial" w:cs="Arial"/>
+          <w:sz w:val="24"/>
+          <w:szCs w:val="24"/>
+        </w:rPr>
+        <w:t xml:space="preserve"> ao catálogo;</w:t>
       </w:r>
     </w:p>
     <w:p>
@@ -13933,7 +18305,25 @@
           <w:sz w:val="24"/>
           <w:szCs w:val="24"/>
         </w:rPr>
-        <w:t>Leitura de código de barras no registo de venda e na recepção de mercadoria, reduzindo o tempo de atendimento e os erros de digitação;</w:t>
+        <w:t xml:space="preserve">Leitura de código de barras no registo de venda e na </w:t>
+      </w:r>
+      <w:proofErr w:type="spellStart"/>
+      <w:r>
+        <w:rPr>
+          <w:rFonts w:ascii="Arial" w:hAnsi="Arial" w:cs="Arial"/>
+          <w:sz w:val="24"/>
+          <w:szCs w:val="24"/>
+        </w:rPr>
+        <w:t>recepção</w:t>
+      </w:r>
+      <w:proofErr w:type="spellEnd"/>
+      <w:r>
+        <w:rPr>
+          <w:rFonts w:ascii="Arial" w:hAnsi="Arial" w:cs="Arial"/>
+          <w:sz w:val="24"/>
+          <w:szCs w:val="24"/>
+        </w:rPr>
+        <w:t xml:space="preserve"> de mercadoria, reduzindo o tempo de atendimento e os erros de digitação;</w:t>
       </w:r>
     </w:p>
     <w:p>
@@ -14110,7 +18500,43 @@
           <w:sz w:val="24"/>
           <w:szCs w:val="24"/>
         </w:rPr>
-        <w:t xml:space="preserve">BOOTSTRAP TEAM. Bootstrap 5.3 Documentation. Disponível em: </w:t>
+        <w:t xml:space="preserve">BOOTSTRAP TEAM. </w:t>
+      </w:r>
+      <w:proofErr w:type="spellStart"/>
+      <w:r>
+        <w:rPr>
+          <w:rFonts w:ascii="Arial" w:hAnsi="Arial" w:cs="Arial"/>
+          <w:sz w:val="24"/>
+          <w:szCs w:val="24"/>
+        </w:rPr>
+        <w:t>Bootstrap</w:t>
+      </w:r>
+      <w:proofErr w:type="spellEnd"/>
+      <w:r>
+        <w:rPr>
+          <w:rFonts w:ascii="Arial" w:hAnsi="Arial" w:cs="Arial"/>
+          <w:sz w:val="24"/>
+          <w:szCs w:val="24"/>
+        </w:rPr>
+        <w:t xml:space="preserve"> 5.3 </w:t>
+      </w:r>
+      <w:proofErr w:type="spellStart"/>
+      <w:r>
+        <w:rPr>
+          <w:rFonts w:ascii="Arial" w:hAnsi="Arial" w:cs="Arial"/>
+          <w:sz w:val="24"/>
+          <w:szCs w:val="24"/>
+        </w:rPr>
+        <w:t>Documentation</w:t>
+      </w:r>
+      <w:proofErr w:type="spellEnd"/>
+      <w:r>
+        <w:rPr>
+          <w:rFonts w:ascii="Arial" w:hAnsi="Arial" w:cs="Arial"/>
+          <w:sz w:val="24"/>
+          <w:szCs w:val="24"/>
+        </w:rPr>
+        <w:t xml:space="preserve">. Disponível em: </w:t>
       </w:r>
     </w:p>
     <w:p>
@@ -14325,7 +18751,27 @@
           <w:szCs w:val="24"/>
           <w:lang w:val="en-US"/>
         </w:rPr>
-        <w:t xml:space="preserve">ORACLE CORPORATION. MySQL 8.0 Reference Manual: InnoDB Locking and </w:t>
+        <w:t xml:space="preserve">ORACLE CORPORATION. MySQL 8.0 Reference Manual: </w:t>
+      </w:r>
+      <w:proofErr w:type="spellStart"/>
+      <w:r>
+        <w:rPr>
+          <w:rFonts w:ascii="Arial" w:hAnsi="Arial" w:cs="Arial"/>
+          <w:sz w:val="24"/>
+          <w:szCs w:val="24"/>
+          <w:lang w:val="en-US"/>
+        </w:rPr>
+        <w:t>InnoDB</w:t>
+      </w:r>
+      <w:proofErr w:type="spellEnd"/>
+      <w:r>
+        <w:rPr>
+          <w:rFonts w:ascii="Arial" w:hAnsi="Arial" w:cs="Arial"/>
+          <w:sz w:val="24"/>
+          <w:szCs w:val="24"/>
+          <w:lang w:val="en-US"/>
+        </w:rPr>
+        <w:t xml:space="preserve"> Locking and </w:t>
       </w:r>
     </w:p>
     <w:p>
@@ -14338,6 +18784,7 @@
           <w:szCs w:val="24"/>
         </w:rPr>
       </w:pPr>
+      <w:proofErr w:type="spellStart"/>
       <w:r>
         <w:rPr>
           <w:rFonts w:ascii="Arial" w:hAnsi="Arial" w:cs="Arial"/>
@@ -14345,7 +18792,17 @@
           <w:szCs w:val="24"/>
           <w:lang w:val="pt-BR"/>
         </w:rPr>
-        <w:t xml:space="preserve">Transaction Model. </w:t>
+        <w:t>Transaction</w:t>
+      </w:r>
+      <w:proofErr w:type="spellEnd"/>
+      <w:r>
+        <w:rPr>
+          <w:rFonts w:ascii="Arial" w:hAnsi="Arial" w:cs="Arial"/>
+          <w:sz w:val="24"/>
+          <w:szCs w:val="24"/>
+          <w:lang w:val="pt-BR"/>
+        </w:rPr>
+        <w:t xml:space="preserve"> Model. </w:t>
       </w:r>
       <w:r>
         <w:rPr>
@@ -14395,7 +18852,27 @@
           <w:szCs w:val="24"/>
           <w:lang w:val="en-US"/>
         </w:rPr>
-        <w:t>Medicines and Other Health Commodities. Genebra: OMS, 2003.</w:t>
+        <w:t xml:space="preserve">Medicines and Other Health Commodities. </w:t>
+      </w:r>
+      <w:proofErr w:type="spellStart"/>
+      <w:r>
+        <w:rPr>
+          <w:rFonts w:ascii="Arial" w:hAnsi="Arial" w:cs="Arial"/>
+          <w:sz w:val="24"/>
+          <w:szCs w:val="24"/>
+          <w:lang w:val="en-US"/>
+        </w:rPr>
+        <w:t>Genebra</w:t>
+      </w:r>
+      <w:proofErr w:type="spellEnd"/>
+      <w:r>
+        <w:rPr>
+          <w:rFonts w:ascii="Arial" w:hAnsi="Arial" w:cs="Arial"/>
+          <w:sz w:val="24"/>
+          <w:szCs w:val="24"/>
+          <w:lang w:val="en-US"/>
+        </w:rPr>
+        <w:t>: OMS, 2003.</w:t>
       </w:r>
     </w:p>
     <w:p>
@@ -14647,7 +19124,97 @@
           <w:sz w:val="24"/>
           <w:szCs w:val="24"/>
         </w:rPr>
-        <w:t>Requisitos: PHP 8.1 ou superior com as extensões pdo_mysql e mbstring activas, e MySQL 5.7 ou MariaDB 10.3 ou superior. A instalação de referência foi feita sobre XAMPP.</w:t>
+        <w:t xml:space="preserve">Requisitos: PHP 8.1 ou superior com as extensões </w:t>
+      </w:r>
+      <w:proofErr w:type="spellStart"/>
+      <w:r>
+        <w:rPr>
+          <w:rFonts w:ascii="Arial" w:hAnsi="Arial" w:cs="Arial"/>
+          <w:sz w:val="24"/>
+          <w:szCs w:val="24"/>
+        </w:rPr>
+        <w:t>pdo_mysql</w:t>
+      </w:r>
+      <w:proofErr w:type="spellEnd"/>
+      <w:r>
+        <w:rPr>
+          <w:rFonts w:ascii="Arial" w:hAnsi="Arial" w:cs="Arial"/>
+          <w:sz w:val="24"/>
+          <w:szCs w:val="24"/>
+        </w:rPr>
+        <w:t xml:space="preserve"> e </w:t>
+      </w:r>
+      <w:proofErr w:type="spellStart"/>
+      <w:r>
+        <w:rPr>
+          <w:rFonts w:ascii="Arial" w:hAnsi="Arial" w:cs="Arial"/>
+          <w:sz w:val="24"/>
+          <w:szCs w:val="24"/>
+        </w:rPr>
+        <w:t>mbstring</w:t>
+      </w:r>
+      <w:proofErr w:type="spellEnd"/>
+      <w:r>
+        <w:rPr>
+          <w:rFonts w:ascii="Arial" w:hAnsi="Arial" w:cs="Arial"/>
+          <w:sz w:val="24"/>
+          <w:szCs w:val="24"/>
+        </w:rPr>
+        <w:t xml:space="preserve"> </w:t>
+      </w:r>
+      <w:proofErr w:type="spellStart"/>
+      <w:r>
+        <w:rPr>
+          <w:rFonts w:ascii="Arial" w:hAnsi="Arial" w:cs="Arial"/>
+          <w:sz w:val="24"/>
+          <w:szCs w:val="24"/>
+        </w:rPr>
+        <w:t>activas</w:t>
+      </w:r>
+      <w:proofErr w:type="spellEnd"/>
+      <w:r>
+        <w:rPr>
+          <w:rFonts w:ascii="Arial" w:hAnsi="Arial" w:cs="Arial"/>
+          <w:sz w:val="24"/>
+          <w:szCs w:val="24"/>
+        </w:rPr>
+        <w:t xml:space="preserve">, e </w:t>
+      </w:r>
+      <w:proofErr w:type="spellStart"/>
+      <w:r>
+        <w:rPr>
+          <w:rFonts w:ascii="Arial" w:hAnsi="Arial" w:cs="Arial"/>
+          <w:sz w:val="24"/>
+          <w:szCs w:val="24"/>
+        </w:rPr>
+        <w:t>MySQL</w:t>
+      </w:r>
+      <w:proofErr w:type="spellEnd"/>
+      <w:r>
+        <w:rPr>
+          <w:rFonts w:ascii="Arial" w:hAnsi="Arial" w:cs="Arial"/>
+          <w:sz w:val="24"/>
+          <w:szCs w:val="24"/>
+        </w:rPr>
+        <w:t xml:space="preserve"> 5.7 ou </w:t>
+      </w:r>
+      <w:proofErr w:type="spellStart"/>
+      <w:r>
+        <w:rPr>
+          <w:rFonts w:ascii="Arial" w:hAnsi="Arial" w:cs="Arial"/>
+          <w:sz w:val="24"/>
+          <w:szCs w:val="24"/>
+        </w:rPr>
+        <w:t>MariaDB</w:t>
+      </w:r>
+      <w:proofErr w:type="spellEnd"/>
+      <w:r>
+        <w:rPr>
+          <w:rFonts w:ascii="Arial" w:hAnsi="Arial" w:cs="Arial"/>
+          <w:sz w:val="24"/>
+          <w:szCs w:val="24"/>
+        </w:rPr>
+        <w:t xml:space="preserve"> 10.3 ou superior. A instalação de referência foi feita sobre XAMPP.</w:t>
       </w:r>
     </w:p>
     <w:p>
@@ -14683,8 +19250,72 @@
           <w:szCs w:val="24"/>
         </w:rPr>
         <w:br/>
-        <w:t xml:space="preserve">   mysql -u root &lt; database/schema.sql</w:t>
-      </w:r>
+        <w:t xml:space="preserve">   </w:t>
+      </w:r>
+      <w:proofErr w:type="spellStart"/>
+      <w:r>
+        <w:rPr>
+          <w:rFonts w:ascii="Arial" w:hAnsi="Arial" w:cs="Arial"/>
+          <w:sz w:val="24"/>
+          <w:szCs w:val="24"/>
+        </w:rPr>
+        <w:t>mysql</w:t>
+      </w:r>
+      <w:proofErr w:type="spellEnd"/>
+      <w:r>
+        <w:rPr>
+          <w:rFonts w:ascii="Arial" w:hAnsi="Arial" w:cs="Arial"/>
+          <w:sz w:val="24"/>
+          <w:szCs w:val="24"/>
+        </w:rPr>
+        <w:t xml:space="preserve"> -u </w:t>
+      </w:r>
+      <w:proofErr w:type="spellStart"/>
+      <w:r>
+        <w:rPr>
+          <w:rFonts w:ascii="Arial" w:hAnsi="Arial" w:cs="Arial"/>
+          <w:sz w:val="24"/>
+          <w:szCs w:val="24"/>
+        </w:rPr>
+        <w:t>root</w:t>
+      </w:r>
+      <w:proofErr w:type="spellEnd"/>
+      <w:r>
+        <w:rPr>
+          <w:rFonts w:ascii="Arial" w:hAnsi="Arial" w:cs="Arial"/>
+          <w:sz w:val="24"/>
+          <w:szCs w:val="24"/>
+        </w:rPr>
+        <w:t xml:space="preserve"> &lt; </w:t>
+      </w:r>
+      <w:proofErr w:type="spellStart"/>
+      <w:r>
+        <w:rPr>
+          <w:rFonts w:ascii="Arial" w:hAnsi="Arial" w:cs="Arial"/>
+          <w:sz w:val="24"/>
+          <w:szCs w:val="24"/>
+        </w:rPr>
+        <w:t>database</w:t>
+      </w:r>
+      <w:proofErr w:type="spellEnd"/>
+      <w:r>
+        <w:rPr>
+          <w:rFonts w:ascii="Arial" w:hAnsi="Arial" w:cs="Arial"/>
+          <w:sz w:val="24"/>
+          <w:szCs w:val="24"/>
+        </w:rPr>
+        <w:t>/</w:t>
+      </w:r>
+      <w:proofErr w:type="spellStart"/>
+      <w:r>
+        <w:rPr>
+          <w:rFonts w:ascii="Arial" w:hAnsi="Arial" w:cs="Arial"/>
+          <w:sz w:val="24"/>
+          <w:szCs w:val="24"/>
+        </w:rPr>
+        <w:t>schema.sql</w:t>
+      </w:r>
+      <w:proofErr w:type="spellEnd"/>
       <w:r>
         <w:rPr>
           <w:rFonts w:ascii="Arial" w:hAnsi="Arial" w:cs="Arial"/>
@@ -14700,7 +19331,25 @@
           <w:szCs w:val="24"/>
         </w:rPr>
         <w:br/>
-        <w:t>2. Carregar os dados iniciais (utilizadores, catalogo, lotes)</w:t>
+        <w:t xml:space="preserve">2. Carregar os dados iniciais (utilizadores, </w:t>
+      </w:r>
+      <w:proofErr w:type="gramStart"/>
+      <w:r>
+        <w:rPr>
+          <w:rFonts w:ascii="Arial" w:hAnsi="Arial" w:cs="Arial"/>
+          <w:sz w:val="24"/>
+          <w:szCs w:val="24"/>
+        </w:rPr>
+        <w:t>catalogo</w:t>
+      </w:r>
+      <w:proofErr w:type="gramEnd"/>
+      <w:r>
+        <w:rPr>
+          <w:rFonts w:ascii="Arial" w:hAnsi="Arial" w:cs="Arial"/>
+          <w:sz w:val="24"/>
+          <w:szCs w:val="24"/>
+        </w:rPr>
+        <w:t>, lotes)</w:t>
       </w:r>
       <w:r>
         <w:rPr>
@@ -14709,8 +19358,90 @@
           <w:szCs w:val="24"/>
         </w:rPr>
         <w:br/>
-        <w:t xml:space="preserve">   mysql -u root farmagest &lt; database/seed.sql</w:t>
-      </w:r>
+        <w:t xml:space="preserve">   </w:t>
+      </w:r>
+      <w:proofErr w:type="spellStart"/>
+      <w:r>
+        <w:rPr>
+          <w:rFonts w:ascii="Arial" w:hAnsi="Arial" w:cs="Arial"/>
+          <w:sz w:val="24"/>
+          <w:szCs w:val="24"/>
+        </w:rPr>
+        <w:t>mysql</w:t>
+      </w:r>
+      <w:proofErr w:type="spellEnd"/>
+      <w:r>
+        <w:rPr>
+          <w:rFonts w:ascii="Arial" w:hAnsi="Arial" w:cs="Arial"/>
+          <w:sz w:val="24"/>
+          <w:szCs w:val="24"/>
+        </w:rPr>
+        <w:t xml:space="preserve"> -u </w:t>
+      </w:r>
+      <w:proofErr w:type="spellStart"/>
+      <w:r>
+        <w:rPr>
+          <w:rFonts w:ascii="Arial" w:hAnsi="Arial" w:cs="Arial"/>
+          <w:sz w:val="24"/>
+          <w:szCs w:val="24"/>
+        </w:rPr>
+        <w:t>root</w:t>
+      </w:r>
+      <w:proofErr w:type="spellEnd"/>
+      <w:r>
+        <w:rPr>
+          <w:rFonts w:ascii="Arial" w:hAnsi="Arial" w:cs="Arial"/>
+          <w:sz w:val="24"/>
+          <w:szCs w:val="24"/>
+        </w:rPr>
+        <w:t xml:space="preserve"> </w:t>
+      </w:r>
+      <w:proofErr w:type="spellStart"/>
+      <w:r>
+        <w:rPr>
+          <w:rFonts w:ascii="Arial" w:hAnsi="Arial" w:cs="Arial"/>
+          <w:sz w:val="24"/>
+          <w:szCs w:val="24"/>
+        </w:rPr>
+        <w:t>farmagest</w:t>
+      </w:r>
+      <w:proofErr w:type="spellEnd"/>
+      <w:r>
+        <w:rPr>
+          <w:rFonts w:ascii="Arial" w:hAnsi="Arial" w:cs="Arial"/>
+          <w:sz w:val="24"/>
+          <w:szCs w:val="24"/>
+        </w:rPr>
+        <w:t xml:space="preserve"> &lt; </w:t>
+      </w:r>
+      <w:proofErr w:type="spellStart"/>
+      <w:r>
+        <w:rPr>
+          <w:rFonts w:ascii="Arial" w:hAnsi="Arial" w:cs="Arial"/>
+          <w:sz w:val="24"/>
+          <w:szCs w:val="24"/>
+        </w:rPr>
+        <w:t>database</w:t>
+      </w:r>
+      <w:proofErr w:type="spellEnd"/>
+      <w:r>
+        <w:rPr>
+          <w:rFonts w:ascii="Arial" w:hAnsi="Arial" w:cs="Arial"/>
+          <w:sz w:val="24"/>
+          <w:szCs w:val="24"/>
+        </w:rPr>
+        <w:t>/</w:t>
+      </w:r>
+      <w:proofErr w:type="spellStart"/>
+      <w:r>
+        <w:rPr>
+          <w:rFonts w:ascii="Arial" w:hAnsi="Arial" w:cs="Arial"/>
+          <w:sz w:val="24"/>
+          <w:szCs w:val="24"/>
+        </w:rPr>
+        <w:t>seed.sql</w:t>
+      </w:r>
+      <w:proofErr w:type="spellEnd"/>
       <w:r>
         <w:rPr>
           <w:rFonts w:ascii="Arial" w:hAnsi="Arial" w:cs="Arial"/>
@@ -14726,8 +19457,36 @@
           <w:szCs w:val="24"/>
         </w:rPr>
         <w:br/>
-        <w:t>3. (Opcional) Gerar historico de vendas de demonstracao</w:t>
-      </w:r>
+        <w:t xml:space="preserve">3. (Opcional) Gerar </w:t>
+      </w:r>
+      <w:proofErr w:type="spellStart"/>
+      <w:r>
+        <w:rPr>
+          <w:rFonts w:ascii="Arial" w:hAnsi="Arial" w:cs="Arial"/>
+          <w:sz w:val="24"/>
+          <w:szCs w:val="24"/>
+        </w:rPr>
+        <w:t>historico</w:t>
+      </w:r>
+      <w:proofErr w:type="spellEnd"/>
+      <w:r>
+        <w:rPr>
+          <w:rFonts w:ascii="Arial" w:hAnsi="Arial" w:cs="Arial"/>
+          <w:sz w:val="24"/>
+          <w:szCs w:val="24"/>
+        </w:rPr>
+        <w:t xml:space="preserve"> de vendas de </w:t>
+      </w:r>
+      <w:proofErr w:type="spellStart"/>
+      <w:r>
+        <w:rPr>
+          <w:rFonts w:ascii="Arial" w:hAnsi="Arial" w:cs="Arial"/>
+          <w:sz w:val="24"/>
+          <w:szCs w:val="24"/>
+        </w:rPr>
+        <w:t>demonstracao</w:t>
+      </w:r>
+      <w:proofErr w:type="spellEnd"/>
       <w:r>
         <w:rPr>
           <w:rFonts w:ascii="Arial" w:hAnsi="Arial" w:cs="Arial"/>
@@ -14735,8 +19494,54 @@
           <w:szCs w:val="24"/>
         </w:rPr>
         <w:br/>
-        <w:t xml:space="preserve">   php database/seed_vendas.php</w:t>
-      </w:r>
+        <w:t xml:space="preserve">   </w:t>
+      </w:r>
+      <w:proofErr w:type="spellStart"/>
+      <w:r>
+        <w:rPr>
+          <w:rFonts w:ascii="Arial" w:hAnsi="Arial" w:cs="Arial"/>
+          <w:sz w:val="24"/>
+          <w:szCs w:val="24"/>
+        </w:rPr>
+        <w:t>php</w:t>
+      </w:r>
+      <w:proofErr w:type="spellEnd"/>
+      <w:r>
+        <w:rPr>
+          <w:rFonts w:ascii="Arial" w:hAnsi="Arial" w:cs="Arial"/>
+          <w:sz w:val="24"/>
+          <w:szCs w:val="24"/>
+        </w:rPr>
+        <w:t xml:space="preserve"> </w:t>
+      </w:r>
+      <w:proofErr w:type="spellStart"/>
+      <w:r>
+        <w:rPr>
+          <w:rFonts w:ascii="Arial" w:hAnsi="Arial" w:cs="Arial"/>
+          <w:sz w:val="24"/>
+          <w:szCs w:val="24"/>
+        </w:rPr>
+        <w:t>database</w:t>
+      </w:r>
+      <w:proofErr w:type="spellEnd"/>
+      <w:r>
+        <w:rPr>
+          <w:rFonts w:ascii="Arial" w:hAnsi="Arial" w:cs="Arial"/>
+          <w:sz w:val="24"/>
+          <w:szCs w:val="24"/>
+        </w:rPr>
+        <w:t>/</w:t>
+      </w:r>
+      <w:proofErr w:type="spellStart"/>
+      <w:r>
+        <w:rPr>
+          <w:rFonts w:ascii="Arial" w:hAnsi="Arial" w:cs="Arial"/>
+          <w:sz w:val="24"/>
+          <w:szCs w:val="24"/>
+        </w:rPr>
+        <w:t>seed_vendas.php</w:t>
+      </w:r>
+      <w:proofErr w:type="spellEnd"/>
       <w:r>
         <w:rPr>
           <w:rFonts w:ascii="Arial" w:hAnsi="Arial" w:cs="Arial"/>
@@ -14761,7 +19566,71 @@
           <w:szCs w:val="24"/>
         </w:rPr>
         <w:br/>
-        <w:t xml:space="preserve">   copiar .env.example para .env e ajustar DB_HOST, DB_PORT,</w:t>
+        <w:t xml:space="preserve">   </w:t>
+      </w:r>
+      <w:proofErr w:type="gramStart"/>
+      <w:r>
+        <w:rPr>
+          <w:rFonts w:ascii="Arial" w:hAnsi="Arial" w:cs="Arial"/>
+          <w:sz w:val="24"/>
+          <w:szCs w:val="24"/>
+        </w:rPr>
+        <w:t>copiar .</w:t>
+      </w:r>
+      <w:proofErr w:type="spellStart"/>
+      <w:r>
+        <w:rPr>
+          <w:rFonts w:ascii="Arial" w:hAnsi="Arial" w:cs="Arial"/>
+          <w:sz w:val="24"/>
+          <w:szCs w:val="24"/>
+        </w:rPr>
+        <w:t>env</w:t>
+      </w:r>
+      <w:proofErr w:type="gramEnd"/>
+      <w:r>
+        <w:rPr>
+          <w:rFonts w:ascii="Arial" w:hAnsi="Arial" w:cs="Arial"/>
+          <w:sz w:val="24"/>
+          <w:szCs w:val="24"/>
+        </w:rPr>
+        <w:t>.example</w:t>
+      </w:r>
+      <w:proofErr w:type="spellEnd"/>
+      <w:r>
+        <w:rPr>
+          <w:rFonts w:ascii="Arial" w:hAnsi="Arial" w:cs="Arial"/>
+          <w:sz w:val="24"/>
+          <w:szCs w:val="24"/>
+        </w:rPr>
+        <w:t xml:space="preserve"> </w:t>
+      </w:r>
+      <w:proofErr w:type="gramStart"/>
+      <w:r>
+        <w:rPr>
+          <w:rFonts w:ascii="Arial" w:hAnsi="Arial" w:cs="Arial"/>
+          <w:sz w:val="24"/>
+          <w:szCs w:val="24"/>
+        </w:rPr>
+        <w:t>para .</w:t>
+      </w:r>
+      <w:proofErr w:type="spellStart"/>
+      <w:r>
+        <w:rPr>
+          <w:rFonts w:ascii="Arial" w:hAnsi="Arial" w:cs="Arial"/>
+          <w:sz w:val="24"/>
+          <w:szCs w:val="24"/>
+        </w:rPr>
+        <w:t>env</w:t>
+      </w:r>
+      <w:proofErr w:type="spellEnd"/>
+      <w:proofErr w:type="gramEnd"/>
+      <w:r>
+        <w:rPr>
+          <w:rFonts w:ascii="Arial" w:hAnsi="Arial" w:cs="Arial"/>
+          <w:sz w:val="24"/>
+          <w:szCs w:val="24"/>
+        </w:rPr>
+        <w:t xml:space="preserve"> e ajustar DB_HOST, DB_PORT,</w:t>
       </w:r>
       <w:r>
         <w:rPr>
@@ -14787,8 +19656,18 @@
           <w:szCs w:val="24"/>
         </w:rPr>
         <w:br/>
-        <w:t>5. Arrancar a aplicacao</w:t>
-      </w:r>
+        <w:t xml:space="preserve">5. Arrancar a </w:t>
+      </w:r>
+      <w:proofErr w:type="spellStart"/>
+      <w:r>
+        <w:rPr>
+          <w:rFonts w:ascii="Arial" w:hAnsi="Arial" w:cs="Arial"/>
+          <w:sz w:val="24"/>
+          <w:szCs w:val="24"/>
+        </w:rPr>
+        <w:t>aplicacao</w:t>
+      </w:r>
+      <w:proofErr w:type="spellEnd"/>
       <w:r>
         <w:rPr>
           <w:rFonts w:ascii="Arial" w:hAnsi="Arial" w:cs="Arial"/>
@@ -14796,8 +19675,72 @@
           <w:szCs w:val="24"/>
         </w:rPr>
         <w:br/>
-        <w:t xml:space="preserve">   php -S localhost:8000 -t public public/router.php</w:t>
-      </w:r>
+        <w:t xml:space="preserve">   </w:t>
+      </w:r>
+      <w:proofErr w:type="spellStart"/>
+      <w:r>
+        <w:rPr>
+          <w:rFonts w:ascii="Arial" w:hAnsi="Arial" w:cs="Arial"/>
+          <w:sz w:val="24"/>
+          <w:szCs w:val="24"/>
+        </w:rPr>
+        <w:t>php</w:t>
+      </w:r>
+      <w:proofErr w:type="spellEnd"/>
+      <w:r>
+        <w:rPr>
+          <w:rFonts w:ascii="Arial" w:hAnsi="Arial" w:cs="Arial"/>
+          <w:sz w:val="24"/>
+          <w:szCs w:val="24"/>
+        </w:rPr>
+        <w:t xml:space="preserve"> -S localhost:8000 -t </w:t>
+      </w:r>
+      <w:proofErr w:type="spellStart"/>
+      <w:r>
+        <w:rPr>
+          <w:rFonts w:ascii="Arial" w:hAnsi="Arial" w:cs="Arial"/>
+          <w:sz w:val="24"/>
+          <w:szCs w:val="24"/>
+        </w:rPr>
+        <w:t>public</w:t>
+      </w:r>
+      <w:proofErr w:type="spellEnd"/>
+      <w:r>
+        <w:rPr>
+          <w:rFonts w:ascii="Arial" w:hAnsi="Arial" w:cs="Arial"/>
+          <w:sz w:val="24"/>
+          <w:szCs w:val="24"/>
+        </w:rPr>
+        <w:t xml:space="preserve"> </w:t>
+      </w:r>
+      <w:proofErr w:type="spellStart"/>
+      <w:r>
+        <w:rPr>
+          <w:rFonts w:ascii="Arial" w:hAnsi="Arial" w:cs="Arial"/>
+          <w:sz w:val="24"/>
+          <w:szCs w:val="24"/>
+        </w:rPr>
+        <w:t>public</w:t>
+      </w:r>
+      <w:proofErr w:type="spellEnd"/>
+      <w:r>
+        <w:rPr>
+          <w:rFonts w:ascii="Arial" w:hAnsi="Arial" w:cs="Arial"/>
+          <w:sz w:val="24"/>
+          <w:szCs w:val="24"/>
+        </w:rPr>
+        <w:t>/</w:t>
+      </w:r>
+      <w:proofErr w:type="spellStart"/>
+      <w:r>
+        <w:rPr>
+          <w:rFonts w:ascii="Arial" w:hAnsi="Arial" w:cs="Arial"/>
+          <w:sz w:val="24"/>
+          <w:szCs w:val="24"/>
+        </w:rPr>
+        <w:t>router.php</w:t>
+      </w:r>
+      <w:proofErr w:type="spellEnd"/>
       <w:r>
         <w:rPr>
           <w:rFonts w:ascii="Arial" w:hAnsi="Arial" w:cs="Arial"/>
@@ -14823,7 +19766,79 @@
           <w:sz w:val="24"/>
           <w:szCs w:val="24"/>
         </w:rPr>
-        <w:t>Em alternativa, com o Apache do XAMPP, basta colocar a pasta do projecto dentro de htdocs e abrir o endereço correspondente. O ficheiro .htaccess existente na raiz do projecto encaminha automaticamente os pedidos para a pasta public, pelo que não é necessário incluir /public no endereço:</w:t>
+        <w:t xml:space="preserve">Em alternativa, com o Apache do XAMPP, basta colocar a pasta do projecto dentro de </w:t>
+      </w:r>
+      <w:proofErr w:type="spellStart"/>
+      <w:r>
+        <w:rPr>
+          <w:rFonts w:ascii="Arial" w:hAnsi="Arial" w:cs="Arial"/>
+          <w:sz w:val="24"/>
+          <w:szCs w:val="24"/>
+        </w:rPr>
+        <w:t>htdocs</w:t>
+      </w:r>
+      <w:proofErr w:type="spellEnd"/>
+      <w:r>
+        <w:rPr>
+          <w:rFonts w:ascii="Arial" w:hAnsi="Arial" w:cs="Arial"/>
+          <w:sz w:val="24"/>
+          <w:szCs w:val="24"/>
+        </w:rPr>
+        <w:t xml:space="preserve"> e abrir o endereço correspondente. O ficheiro .</w:t>
+      </w:r>
+      <w:proofErr w:type="spellStart"/>
+      <w:r>
+        <w:rPr>
+          <w:rFonts w:ascii="Arial" w:hAnsi="Arial" w:cs="Arial"/>
+          <w:sz w:val="24"/>
+          <w:szCs w:val="24"/>
+        </w:rPr>
+        <w:t>htaccess</w:t>
+      </w:r>
+      <w:proofErr w:type="spellEnd"/>
+      <w:r>
+        <w:rPr>
+          <w:rFonts w:ascii="Arial" w:hAnsi="Arial" w:cs="Arial"/>
+          <w:sz w:val="24"/>
+          <w:szCs w:val="24"/>
+        </w:rPr>
+        <w:t xml:space="preserve"> existente na raiz do projecto encaminha automaticamente os pedidos para a pasta </w:t>
+      </w:r>
+      <w:proofErr w:type="spellStart"/>
+      <w:r>
+        <w:rPr>
+          <w:rFonts w:ascii="Arial" w:hAnsi="Arial" w:cs="Arial"/>
+          <w:sz w:val="24"/>
+          <w:szCs w:val="24"/>
+        </w:rPr>
+        <w:t>public</w:t>
+      </w:r>
+      <w:proofErr w:type="spellEnd"/>
+      <w:r>
+        <w:rPr>
+          <w:rFonts w:ascii="Arial" w:hAnsi="Arial" w:cs="Arial"/>
+          <w:sz w:val="24"/>
+          <w:szCs w:val="24"/>
+        </w:rPr>
+        <w:t>, pelo que não é necessário incluir /</w:t>
+      </w:r>
+      <w:proofErr w:type="spellStart"/>
+      <w:r>
+        <w:rPr>
+          <w:rFonts w:ascii="Arial" w:hAnsi="Arial" w:cs="Arial"/>
+          <w:sz w:val="24"/>
+          <w:szCs w:val="24"/>
+        </w:rPr>
+        <w:t>public</w:t>
+      </w:r>
+      <w:proofErr w:type="spellEnd"/>
+      <w:r>
+        <w:rPr>
+          <w:rFonts w:ascii="Arial" w:hAnsi="Arial" w:cs="Arial"/>
+          <w:sz w:val="24"/>
+          <w:szCs w:val="24"/>
+        </w:rPr>
+        <w:t xml:space="preserve"> no endereço:</w:t>
       </w:r>
     </w:p>
     <w:p>
@@ -14850,8 +19865,18 @@
           <w:sz w:val="24"/>
           <w:szCs w:val="24"/>
         </w:rPr>
-        <w:t>C:\xampp\htdocs\farmagest\          -&gt;  http://localhost/farmagest/</w:t>
-      </w:r>
+        <w:t>C:\xampp\htdocs\farmagest\          -</w:t>
+      </w:r>
+      <w:proofErr w:type="gramStart"/>
+      <w:r>
+        <w:rPr>
+          <w:rFonts w:ascii="Arial" w:hAnsi="Arial" w:cs="Arial"/>
+          <w:sz w:val="24"/>
+          <w:szCs w:val="24"/>
+        </w:rPr>
+        <w:t>&gt;  http://localhost/farmagest/</w:t>
+      </w:r>
+      <w:proofErr w:type="gramEnd"/>
       <w:r>
         <w:rPr>
           <w:rFonts w:ascii="Arial" w:hAnsi="Arial" w:cs="Arial"/>
@@ -14867,7 +19892,79 @@
           <w:szCs w:val="24"/>
         </w:rPr>
         <w:br/>
-        <w:t>As tres formas de instalacao sao suportadas em simultaneo:</w:t>
+        <w:t xml:space="preserve">As </w:t>
+      </w:r>
+      <w:proofErr w:type="spellStart"/>
+      <w:r>
+        <w:rPr>
+          <w:rFonts w:ascii="Arial" w:hAnsi="Arial" w:cs="Arial"/>
+          <w:sz w:val="24"/>
+          <w:szCs w:val="24"/>
+        </w:rPr>
+        <w:t>tres</w:t>
+      </w:r>
+      <w:proofErr w:type="spellEnd"/>
+      <w:r>
+        <w:rPr>
+          <w:rFonts w:ascii="Arial" w:hAnsi="Arial" w:cs="Arial"/>
+          <w:sz w:val="24"/>
+          <w:szCs w:val="24"/>
+        </w:rPr>
+        <w:t xml:space="preserve"> formas de </w:t>
+      </w:r>
+      <w:proofErr w:type="spellStart"/>
+      <w:r>
+        <w:rPr>
+          <w:rFonts w:ascii="Arial" w:hAnsi="Arial" w:cs="Arial"/>
+          <w:sz w:val="24"/>
+          <w:szCs w:val="24"/>
+        </w:rPr>
+        <w:t>instalacao</w:t>
+      </w:r>
+      <w:proofErr w:type="spellEnd"/>
+      <w:r>
+        <w:rPr>
+          <w:rFonts w:ascii="Arial" w:hAnsi="Arial" w:cs="Arial"/>
+          <w:sz w:val="24"/>
+          <w:szCs w:val="24"/>
+        </w:rPr>
+        <w:t xml:space="preserve"> </w:t>
+      </w:r>
+      <w:proofErr w:type="spellStart"/>
+      <w:r>
+        <w:rPr>
+          <w:rFonts w:ascii="Arial" w:hAnsi="Arial" w:cs="Arial"/>
+          <w:sz w:val="24"/>
+          <w:szCs w:val="24"/>
+        </w:rPr>
+        <w:t>sao</w:t>
+      </w:r>
+      <w:proofErr w:type="spellEnd"/>
+      <w:r>
+        <w:rPr>
+          <w:rFonts w:ascii="Arial" w:hAnsi="Arial" w:cs="Arial"/>
+          <w:sz w:val="24"/>
+          <w:szCs w:val="24"/>
+        </w:rPr>
+        <w:t xml:space="preserve"> suportadas em </w:t>
+      </w:r>
+      <w:proofErr w:type="spellStart"/>
+      <w:r>
+        <w:rPr>
+          <w:rFonts w:ascii="Arial" w:hAnsi="Arial" w:cs="Arial"/>
+          <w:sz w:val="24"/>
+          <w:szCs w:val="24"/>
+        </w:rPr>
+        <w:t>simultaneo</w:t>
+      </w:r>
+      <w:proofErr w:type="spellEnd"/>
+      <w:r>
+        <w:rPr>
+          <w:rFonts w:ascii="Arial" w:hAnsi="Arial" w:cs="Arial"/>
+          <w:sz w:val="24"/>
+          <w:szCs w:val="24"/>
+        </w:rPr>
+        <w:t>:</w:t>
       </w:r>
       <w:r>
         <w:rPr>
@@ -14893,7 +19990,25 @@
           <w:szCs w:val="24"/>
         </w:rPr>
         <w:lastRenderedPageBreak/>
-        <w:t xml:space="preserve">   http://localhost/farmagest/          XAMPP, enderecos limpos</w:t>
+        <w:t xml:space="preserve">   http://localhost/farmagest/          XAMPP, </w:t>
+      </w:r>
+      <w:proofErr w:type="spellStart"/>
+      <w:r>
+        <w:rPr>
+          <w:rFonts w:ascii="Arial" w:hAnsi="Arial" w:cs="Arial"/>
+          <w:sz w:val="24"/>
+          <w:szCs w:val="24"/>
+        </w:rPr>
+        <w:t>enderecos</w:t>
+      </w:r>
+      <w:proofErr w:type="spellEnd"/>
+      <w:r>
+        <w:rPr>
+          <w:rFonts w:ascii="Arial" w:hAnsi="Arial" w:cs="Arial"/>
+          <w:sz w:val="24"/>
+          <w:szCs w:val="24"/>
+        </w:rPr>
+        <w:t xml:space="preserve"> limpos</w:t>
       </w:r>
       <w:r>
         <w:rPr>
@@ -14902,8 +20017,18 @@
           <w:szCs w:val="24"/>
         </w:rPr>
         <w:br/>
-        <w:t xml:space="preserve">   http://localhost/farmagest/public/   XAMPP, sem reescrita de URLs</w:t>
-      </w:r>
+        <w:t xml:space="preserve">   http://localhost/farmagest/public/   XAMPP, sem reescrita de </w:t>
+      </w:r>
+      <w:proofErr w:type="spellStart"/>
+      <w:r>
+        <w:rPr>
+          <w:rFonts w:ascii="Arial" w:hAnsi="Arial" w:cs="Arial"/>
+          <w:sz w:val="24"/>
+          <w:szCs w:val="24"/>
+        </w:rPr>
+        <w:t>URLs</w:t>
+      </w:r>
+      <w:proofErr w:type="spellEnd"/>
     </w:p>
     <w:p>
       <w:pPr>
@@ -14920,7 +20045,43 @@
           <w:sz w:val="24"/>
           <w:szCs w:val="24"/>
         </w:rPr>
-        <w:t>Em produção, a raiz do servidor Web deve apontar directamente para a pasta public, ficando todo o restante código fora da árvore acessível por HTTP. Deve ainda definir-se APP_ENV=producao e APP_DEBUG=0 no ficheiro de ambiente.</w:t>
+        <w:t xml:space="preserve">Em produção, a raiz do servidor Web deve apontar directamente para a pasta </w:t>
+      </w:r>
+      <w:proofErr w:type="spellStart"/>
+      <w:r>
+        <w:rPr>
+          <w:rFonts w:ascii="Arial" w:hAnsi="Arial" w:cs="Arial"/>
+          <w:sz w:val="24"/>
+          <w:szCs w:val="24"/>
+        </w:rPr>
+        <w:t>public</w:t>
+      </w:r>
+      <w:proofErr w:type="spellEnd"/>
+      <w:r>
+        <w:rPr>
+          <w:rFonts w:ascii="Arial" w:hAnsi="Arial" w:cs="Arial"/>
+          <w:sz w:val="24"/>
+          <w:szCs w:val="24"/>
+        </w:rPr>
+        <w:t>, ficando todo o restante código fora da árvore acessível por HTTP. Deve ainda definir-se APP_ENV=</w:t>
+      </w:r>
+      <w:proofErr w:type="spellStart"/>
+      <w:r>
+        <w:rPr>
+          <w:rFonts w:ascii="Arial" w:hAnsi="Arial" w:cs="Arial"/>
+          <w:sz w:val="24"/>
+          <w:szCs w:val="24"/>
+        </w:rPr>
+        <w:t>producao</w:t>
+      </w:r>
+      <w:proofErr w:type="spellEnd"/>
+      <w:r>
+        <w:rPr>
+          <w:rFonts w:ascii="Arial" w:hAnsi="Arial" w:cs="Arial"/>
+          <w:sz w:val="24"/>
+          <w:szCs w:val="24"/>
+        </w:rPr>
+        <w:t xml:space="preserve"> e APP_DEBUG=0 no ficheiro de ambiente.</w:t>
       </w:r>
     </w:p>
     <w:p>
@@ -15385,14 +20546,52 @@
           <w:szCs w:val="24"/>
         </w:rPr>
       </w:pPr>
-      <w:r>
-        <w:rPr>
-          <w:rFonts w:ascii="Arial" w:hAnsi="Arial" w:cs="Arial"/>
-          <w:sz w:val="24"/>
-          <w:szCs w:val="24"/>
-        </w:rPr>
-        <w:t>php tests\executar.php</w:t>
-      </w:r>
+      <w:proofErr w:type="spellStart"/>
+      <w:r>
+        <w:rPr>
+          <w:rFonts w:ascii="Arial" w:hAnsi="Arial" w:cs="Arial"/>
+          <w:sz w:val="24"/>
+          <w:szCs w:val="24"/>
+        </w:rPr>
+        <w:t>php</w:t>
+      </w:r>
+      <w:proofErr w:type="spellEnd"/>
+      <w:r>
+        <w:rPr>
+          <w:rFonts w:ascii="Arial" w:hAnsi="Arial" w:cs="Arial"/>
+          <w:sz w:val="24"/>
+          <w:szCs w:val="24"/>
+        </w:rPr>
+        <w:t xml:space="preserve"> </w:t>
+      </w:r>
+      <w:proofErr w:type="spellStart"/>
+      <w:r>
+        <w:rPr>
+          <w:rFonts w:ascii="Arial" w:hAnsi="Arial" w:cs="Arial"/>
+          <w:sz w:val="24"/>
+          <w:szCs w:val="24"/>
+        </w:rPr>
+        <w:t>tests</w:t>
+      </w:r>
+      <w:proofErr w:type="spellEnd"/>
+      <w:r>
+        <w:rPr>
+          <w:rFonts w:ascii="Arial" w:hAnsi="Arial" w:cs="Arial"/>
+          <w:sz w:val="24"/>
+          <w:szCs w:val="24"/>
+        </w:rPr>
+        <w:t>\</w:t>
+      </w:r>
+      <w:proofErr w:type="spellStart"/>
+      <w:r>
+        <w:rPr>
+          <w:rFonts w:ascii="Arial" w:hAnsi="Arial" w:cs="Arial"/>
+          <w:sz w:val="24"/>
+          <w:szCs w:val="24"/>
+        </w:rPr>
+        <w:t>executar.php</w:t>
+      </w:r>
+      <w:proofErr w:type="spellEnd"/>
       <w:r>
         <w:rPr>
           <w:rFonts w:ascii="Arial" w:hAnsi="Arial" w:cs="Arial"/>
@@ -15400,8 +20599,54 @@
           <w:szCs w:val="24"/>
         </w:rPr>
         <w:br/>
-        <w:t xml:space="preserve">   48 assercoes sobre a logica de negocio</w:t>
-      </w:r>
+        <w:t xml:space="preserve">   48 </w:t>
+      </w:r>
+      <w:proofErr w:type="spellStart"/>
+      <w:r>
+        <w:rPr>
+          <w:rFonts w:ascii="Arial" w:hAnsi="Arial" w:cs="Arial"/>
+          <w:sz w:val="24"/>
+          <w:szCs w:val="24"/>
+        </w:rPr>
+        <w:t>assercoes</w:t>
+      </w:r>
+      <w:proofErr w:type="spellEnd"/>
+      <w:r>
+        <w:rPr>
+          <w:rFonts w:ascii="Arial" w:hAnsi="Arial" w:cs="Arial"/>
+          <w:sz w:val="24"/>
+          <w:szCs w:val="24"/>
+        </w:rPr>
+        <w:t xml:space="preserve"> sobre a </w:t>
+      </w:r>
+      <w:proofErr w:type="gramStart"/>
+      <w:r>
+        <w:rPr>
+          <w:rFonts w:ascii="Arial" w:hAnsi="Arial" w:cs="Arial"/>
+          <w:sz w:val="24"/>
+          <w:szCs w:val="24"/>
+        </w:rPr>
+        <w:t>logica</w:t>
+      </w:r>
+      <w:proofErr w:type="gramEnd"/>
+      <w:r>
+        <w:rPr>
+          <w:rFonts w:ascii="Arial" w:hAnsi="Arial" w:cs="Arial"/>
+          <w:sz w:val="24"/>
+          <w:szCs w:val="24"/>
+        </w:rPr>
+        <w:t xml:space="preserve"> de </w:t>
+      </w:r>
+      <w:proofErr w:type="gramStart"/>
+      <w:r>
+        <w:rPr>
+          <w:rFonts w:ascii="Arial" w:hAnsi="Arial" w:cs="Arial"/>
+          <w:sz w:val="24"/>
+          <w:szCs w:val="24"/>
+        </w:rPr>
+        <w:t>negocio</w:t>
+      </w:r>
+      <w:proofErr w:type="gramEnd"/>
       <w:r>
         <w:rPr>
           <w:rFonts w:ascii="Arial" w:hAnsi="Arial" w:cs="Arial"/>
@@ -15417,7 +20662,42 @@
           <w:szCs w:val="24"/>
         </w:rPr>
         <w:br/>
-        <w:t>powershell -File tests\crawl.ps1</w:t>
+      </w:r>
+      <w:proofErr w:type="spellStart"/>
+      <w:r>
+        <w:rPr>
+          <w:rFonts w:ascii="Arial" w:hAnsi="Arial" w:cs="Arial"/>
+          <w:sz w:val="24"/>
+          <w:szCs w:val="24"/>
+        </w:rPr>
+        <w:t>powershell</w:t>
+      </w:r>
+      <w:proofErr w:type="spellEnd"/>
+      <w:r>
+        <w:rPr>
+          <w:rFonts w:ascii="Arial" w:hAnsi="Arial" w:cs="Arial"/>
+          <w:sz w:val="24"/>
+          <w:szCs w:val="24"/>
+        </w:rPr>
+        <w:t xml:space="preserve"> -File </w:t>
+      </w:r>
+      <w:proofErr w:type="spellStart"/>
+      <w:r>
+        <w:rPr>
+          <w:rFonts w:ascii="Arial" w:hAnsi="Arial" w:cs="Arial"/>
+          <w:sz w:val="24"/>
+          <w:szCs w:val="24"/>
+        </w:rPr>
+        <w:t>tests</w:t>
+      </w:r>
+      <w:proofErr w:type="spellEnd"/>
+      <w:r>
+        <w:rPr>
+          <w:rFonts w:ascii="Arial" w:hAnsi="Arial" w:cs="Arial"/>
+          <w:sz w:val="24"/>
+          <w:szCs w:val="24"/>
+        </w:rPr>
+        <w:t>\crawl.ps1</w:t>
       </w:r>
       <w:r>
         <w:rPr>
@@ -15443,7 +20723,42 @@
           <w:szCs w:val="24"/>
         </w:rPr>
         <w:br/>
-        <w:t>powershell -File tests\crawl.ps1 -Base http://localhost/farmagest</w:t>
+      </w:r>
+      <w:proofErr w:type="spellStart"/>
+      <w:r>
+        <w:rPr>
+          <w:rFonts w:ascii="Arial" w:hAnsi="Arial" w:cs="Arial"/>
+          <w:sz w:val="24"/>
+          <w:szCs w:val="24"/>
+        </w:rPr>
+        <w:t>powershell</w:t>
+      </w:r>
+      <w:proofErr w:type="spellEnd"/>
+      <w:r>
+        <w:rPr>
+          <w:rFonts w:ascii="Arial" w:hAnsi="Arial" w:cs="Arial"/>
+          <w:sz w:val="24"/>
+          <w:szCs w:val="24"/>
+        </w:rPr>
+        <w:t xml:space="preserve"> -File </w:t>
+      </w:r>
+      <w:proofErr w:type="spellStart"/>
+      <w:r>
+        <w:rPr>
+          <w:rFonts w:ascii="Arial" w:hAnsi="Arial" w:cs="Arial"/>
+          <w:sz w:val="24"/>
+          <w:szCs w:val="24"/>
+        </w:rPr>
+        <w:t>tests</w:t>
+      </w:r>
+      <w:proofErr w:type="spellEnd"/>
+      <w:r>
+        <w:rPr>
+          <w:rFonts w:ascii="Arial" w:hAnsi="Arial" w:cs="Arial"/>
+          <w:sz w:val="24"/>
+          <w:szCs w:val="24"/>
+        </w:rPr>
+        <w:t>\crawl.ps1 -Base http://localhost/farmagest</w:t>
       </w:r>
       <w:r>
         <w:rPr>
@@ -15452,7 +20767,25 @@
           <w:szCs w:val="24"/>
         </w:rPr>
         <w:br/>
-        <w:t xml:space="preserve">   as mesmas 50 rotas verificadas na instalacao do XAMPP</w:t>
+        <w:t xml:space="preserve">   as mesmas 50 rotas verificadas na </w:t>
+      </w:r>
+      <w:proofErr w:type="spellStart"/>
+      <w:r>
+        <w:rPr>
+          <w:rFonts w:ascii="Arial" w:hAnsi="Arial" w:cs="Arial"/>
+          <w:sz w:val="24"/>
+          <w:szCs w:val="24"/>
+        </w:rPr>
+        <w:t>instalacao</w:t>
+      </w:r>
+      <w:proofErr w:type="spellEnd"/>
+      <w:r>
+        <w:rPr>
+          <w:rFonts w:ascii="Arial" w:hAnsi="Arial" w:cs="Arial"/>
+          <w:sz w:val="24"/>
+          <w:szCs w:val="24"/>
+        </w:rPr>
+        <w:t xml:space="preserve"> do XAMPP</w:t>
       </w:r>
     </w:p>
     <w:p>
@@ -15580,7 +20913,21 @@
         <w:rPr>
           <w:lang w:val="pt-BR"/>
         </w:rPr>
-        <w:t>Encontra-se também no ficheiro docs/FarmaGest-demonstracao.mp4 incluído na entrega.</w:t>
+        <w:t xml:space="preserve">Encontra-se também no ficheiro </w:t>
+      </w:r>
+      <w:proofErr w:type="spellStart"/>
+      <w:r>
+        <w:rPr>
+          <w:lang w:val="pt-BR"/>
+        </w:rPr>
+        <w:t>docs</w:t>
+      </w:r>
+      <w:proofErr w:type="spellEnd"/>
+      <w:r>
+        <w:rPr>
+          <w:lang w:val="pt-BR"/>
+        </w:rPr>
+        <w:t>/FarmaGest-demonstracao.mp4 incluído na entrega.</w:t>
       </w:r>
     </w:p>
     <w:sectPr>
